--- a/Moog_Prodigy_Project/moog_prodigy_project/KiCad_Zamena_boljih_komponenti_final.docx
+++ b/Moog_Prodigy_Project/moog_prodigy_project/KiCad_Zamena_boljih_komponenti_final.docx
@@ -1,6 +1,6 @@
 
 <file path=word/document.xml><?xml version="1.0" encoding="utf-8"?>
-<w:document xmlns:wpc="http://schemas.microsoft.com/office/word/2010/wordprocessingCanvas" xmlns:cx="http://schemas.microsoft.com/office/drawing/2014/chartex" xmlns:cx1="http://schemas.microsoft.com/office/drawing/2015/9/8/chartex" xmlns:cx2="http://schemas.microsoft.com/office/drawing/2015/10/21/chartex" xmlns:cx3="http://schemas.microsoft.com/office/drawing/2016/5/9/chartex" xmlns:cx4="http://schemas.microsoft.com/office/drawing/2016/5/10/chartex" xmlns:cx5="http://schemas.microsoft.com/office/drawing/2016/5/11/chartex" xmlns:cx6="http://schemas.microsoft.com/office/drawing/2016/5/12/chartex" xmlns:cx7="http://schemas.microsoft.com/office/drawing/2016/5/13/chartex" xmlns:cx8="http://schemas.microsoft.com/office/drawing/2016/5/14/chartex" xmlns:mc="http://schemas.openxmlformats.org/markup-compatibility/2006" xmlns:aink="http://schemas.microsoft.com/office/drawing/2016/ink" xmlns:am3d="http://schemas.microsoft.com/office/drawing/2017/model3d" xmlns:o="urn:schemas-microsoft-com:office:office" xmlns:oel="http://schemas.microsoft.com/office/2019/extlst" xmlns:r="http://schemas.openxmlformats.org/officeDocument/2006/relationships" xmlns:m="http://schemas.openxmlformats.org/officeDocument/2006/math" xmlns:v="urn:schemas-microsoft-com:vml" xmlns:wp14="http://schemas.microsoft.com/office/word/2010/wordprocessingDrawing" xmlns:wp="http://schemas.openxmlformats.org/drawingml/2006/wordprocessingDrawing" xmlns:w10="urn:schemas-microsoft-com:office:word" xmlns:w="http://schemas.openxmlformats.org/wordprocessingml/2006/main" xmlns:w14="http://schemas.microsoft.com/office/word/2010/wordml" xmlns:w15="http://schemas.microsoft.com/office/word/2012/wordml" xmlns:w16cex="http://schemas.microsoft.com/office/word/2018/wordml/cex" xmlns:w16cid="http://schemas.microsoft.com/office/word/2016/wordml/cid" xmlns:w16="http://schemas.microsoft.com/office/word/2018/wordml" xmlns:w16du="http://schemas.microsoft.com/office/word/2023/wordml/word16du" xmlns:w16sdtdh="http://schemas.microsoft.com/office/word/2020/wordml/sdtdatahash" xmlns:w16sdtfl="http://schemas.microsoft.com/office/word/2024/wordml/sdtformatlock" xmlns:w16se="http://schemas.microsoft.com/office/word/2015/wordml/symex" xmlns:wpg="http://schemas.microsoft.com/office/word/2010/wordprocessingGroup" xmlns:wpi="http://schemas.microsoft.com/office/word/2010/wordprocessingInk" xmlns:wne="http://schemas.microsoft.com/office/word/2006/wordml" xmlns:wps="http://schemas.microsoft.com/office/word/2010/wordprocessingShape" mc:Ignorable="w14 w15 w16se w16cid w16 w16cex w16sdtdh w16sdtfl w16du wp14">
+<w:document xmlns:wpc="http://schemas.microsoft.com/office/word/2010/wordprocessingCanvas" xmlns:cx="http://schemas.microsoft.com/office/drawing/2014/chartex" xmlns:cx1="http://schemas.microsoft.com/office/drawing/2015/9/8/chartex" xmlns:mc="http://schemas.openxmlformats.org/markup-compatibility/2006" xmlns:o="urn:schemas-microsoft-com:office:office" xmlns:r="http://schemas.openxmlformats.org/officeDocument/2006/relationships" xmlns:m="http://schemas.openxmlformats.org/officeDocument/2006/math" xmlns:v="urn:schemas-microsoft-com:vml" xmlns:wp14="http://schemas.microsoft.com/office/word/2010/wordprocessingDrawing" xmlns:wp="http://schemas.openxmlformats.org/drawingml/2006/wordprocessingDrawing" xmlns:w10="urn:schemas-microsoft-com:office:word" xmlns:w="http://schemas.openxmlformats.org/wordprocessingml/2006/main" xmlns:w14="http://schemas.microsoft.com/office/word/2010/wordml" xmlns:w15="http://schemas.microsoft.com/office/word/2012/wordml" xmlns:w16se="http://schemas.microsoft.com/office/word/2015/wordml/symex" xmlns:wpg="http://schemas.microsoft.com/office/word/2010/wordprocessingGroup" xmlns:wpi="http://schemas.microsoft.com/office/word/2010/wordprocessingInk" xmlns:wne="http://schemas.microsoft.com/office/word/2006/wordml" xmlns:wps="http://schemas.microsoft.com/office/word/2010/wordprocessingShape" mc:Ignorable="w14 w15 w16se wp14">
   <w:body>
     <w:p>
       <w:pPr>
@@ -162,6 +162,7 @@
             <w:pPr>
               <w:pStyle w:val="Heading2"/>
               <w:spacing w:before="0" w:after="0"/>
+              <w:outlineLvl w:val="1"/>
               <w:rPr>
                 <w:rFonts w:ascii="Arial" w:hAnsi="Arial" w:cs="Arial"/>
               </w:rPr>
@@ -756,6 +757,9 @@
     </w:p>
     <w:p>
       <w:r>
+        <w:rPr>
+          <w:noProof/>
+        </w:rPr>
         <w:drawing>
           <wp:inline distT="0" distB="0" distL="0" distR="0" wp14:anchorId="074D3931" wp14:editId="425098B7">
             <wp:extent cx="5943600" cy="2342515"/>
@@ -812,6 +816,9 @@
     </w:p>
     <w:p>
       <w:r>
+        <w:rPr>
+          <w:noProof/>
+        </w:rPr>
         <w:drawing>
           <wp:inline distT="0" distB="0" distL="0" distR="0" wp14:anchorId="1223D07F" wp14:editId="690AC939">
             <wp:extent cx="5909094" cy="2414905"/>
@@ -868,6 +875,9 @@
     </w:p>
     <w:p>
       <w:r>
+        <w:rPr>
+          <w:noProof/>
+        </w:rPr>
         <w:drawing>
           <wp:inline distT="0" distB="0" distL="0" distR="0" wp14:anchorId="7F977ACC" wp14:editId="36DB5594">
             <wp:extent cx="5805577" cy="1843405"/>
@@ -926,6 +936,9 @@
     </w:p>
     <w:p>
       <w:r>
+        <w:rPr>
+          <w:noProof/>
+        </w:rPr>
         <w:drawing>
           <wp:inline distT="0" distB="0" distL="0" distR="0" wp14:anchorId="1CB727FC" wp14:editId="5F0827F0">
             <wp:extent cx="5786703" cy="2337759"/>
@@ -982,6 +995,9 @@
     </w:p>
     <w:p>
       <w:r>
+        <w:rPr>
+          <w:noProof/>
+        </w:rPr>
         <w:drawing>
           <wp:inline distT="0" distB="0" distL="0" distR="0" wp14:anchorId="5C966FCB" wp14:editId="5BD30318">
             <wp:extent cx="5943600" cy="2870835"/>
@@ -1019,6 +1035,13 @@
         </w:drawing>
       </w:r>
     </w:p>
+    <w:p/>
+    <w:p/>
+    <w:p/>
+    <w:p/>
+    <w:p/>
+    <w:p/>
+    <w:p/>
     <w:p>
       <w:pPr>
         <w:pStyle w:val="ListParagraph"/>
@@ -1029,20 +1052,26 @@
       </w:pPr>
       <w:proofErr w:type="spellStart"/>
       <w:r>
+        <w:lastRenderedPageBreak/>
         <w:t>Zamena</w:t>
       </w:r>
       <w:proofErr w:type="spellEnd"/>
       <w:r>
-        <w:t xml:space="preserve"> za LM393 je ML393BIPWR</w:t>
-      </w:r>
+        <w:t xml:space="preserve"> za LM393 je </w:t>
+      </w:r>
+      <w:r>
+        <w:t>LT1011CN8</w:t>
+      </w:r>
+      <w:bookmarkStart w:id="0" w:name="_GoBack"/>
+      <w:bookmarkEnd w:id="0"/>
     </w:p>
     <w:p>
       <w:r>
         <w:drawing>
-          <wp:inline distT="0" distB="0" distL="0" distR="0" wp14:anchorId="6095F32D" wp14:editId="7CB3F518">
-            <wp:extent cx="5915780" cy="1483743"/>
-            <wp:effectExtent l="0" t="0" r="0" b="2540"/>
-            <wp:docPr id="286375949" name="Picture 1" descr="A screenshot of a phone&#10;&#10;AI-generated content may be incorrect."/>
+          <wp:inline distT="0" distB="0" distL="0" distR="0" wp14:anchorId="062E40CE" wp14:editId="76D9BFB2">
+            <wp:extent cx="5943600" cy="4025265"/>
+            <wp:effectExtent l="0" t="0" r="0" b="0"/>
+            <wp:docPr id="1" name="Picture 1"/>
             <wp:cNvGraphicFramePr>
               <a:graphicFrameLocks xmlns:a="http://schemas.openxmlformats.org/drawingml/2006/main" noChangeAspect="1"/>
             </wp:cNvGraphicFramePr>
@@ -1050,7 +1079,7 @@
               <a:graphicData uri="http://schemas.openxmlformats.org/drawingml/2006/picture">
                 <pic:pic xmlns:pic="http://schemas.openxmlformats.org/drawingml/2006/picture">
                   <pic:nvPicPr>
-                    <pic:cNvPr id="286375949" name="Picture 1" descr="A screenshot of a phone&#10;&#10;AI-generated content may be incorrect."/>
+                    <pic:cNvPr id="1" name=""/>
                     <pic:cNvPicPr/>
                   </pic:nvPicPr>
                   <pic:blipFill>
@@ -1062,7 +1091,7 @@
                   <pic:spPr>
                     <a:xfrm>
                       <a:off x="0" y="0"/>
-                      <a:ext cx="5929878" cy="1487279"/>
+                      <a:ext cx="5943600" cy="4025265"/>
                     </a:xfrm>
                     <a:prstGeom prst="rect">
                       <a:avLst/>
@@ -1089,7 +1118,7 @@
 </file>
 
 <file path=word/endnotes.xml><?xml version="1.0" encoding="utf-8"?>
-<w:endnotes xmlns:wpc="http://schemas.microsoft.com/office/word/2010/wordprocessingCanvas" xmlns:cx="http://schemas.microsoft.com/office/drawing/2014/chartex" xmlns:cx1="http://schemas.microsoft.com/office/drawing/2015/9/8/chartex" xmlns:cx2="http://schemas.microsoft.com/office/drawing/2015/10/21/chartex" xmlns:cx3="http://schemas.microsoft.com/office/drawing/2016/5/9/chartex" xmlns:cx4="http://schemas.microsoft.com/office/drawing/2016/5/10/chartex" xmlns:cx5="http://schemas.microsoft.com/office/drawing/2016/5/11/chartex" xmlns:cx6="http://schemas.microsoft.com/office/drawing/2016/5/12/chartex" xmlns:cx7="http://schemas.microsoft.com/office/drawing/2016/5/13/chartex" xmlns:cx8="http://schemas.microsoft.com/office/drawing/2016/5/14/chartex" xmlns:mc="http://schemas.openxmlformats.org/markup-compatibility/2006" xmlns:aink="http://schemas.microsoft.com/office/drawing/2016/ink" xmlns:am3d="http://schemas.microsoft.com/office/drawing/2017/model3d" xmlns:o="urn:schemas-microsoft-com:office:office" xmlns:oel="http://schemas.microsoft.com/office/2019/extlst" xmlns:r="http://schemas.openxmlformats.org/officeDocument/2006/relationships" xmlns:m="http://schemas.openxmlformats.org/officeDocument/2006/math" xmlns:v="urn:schemas-microsoft-com:vml" xmlns:wp14="http://schemas.microsoft.com/office/word/2010/wordprocessingDrawing" xmlns:wp="http://schemas.openxmlformats.org/drawingml/2006/wordprocessingDrawing" xmlns:w10="urn:schemas-microsoft-com:office:word" xmlns:w="http://schemas.openxmlformats.org/wordprocessingml/2006/main" xmlns:w14="http://schemas.microsoft.com/office/word/2010/wordml" xmlns:w15="http://schemas.microsoft.com/office/word/2012/wordml" xmlns:w16cex="http://schemas.microsoft.com/office/word/2018/wordml/cex" xmlns:w16cid="http://schemas.microsoft.com/office/word/2016/wordml/cid" xmlns:w16="http://schemas.microsoft.com/office/word/2018/wordml" xmlns:w16du="http://schemas.microsoft.com/office/word/2023/wordml/word16du" xmlns:w16sdtdh="http://schemas.microsoft.com/office/word/2020/wordml/sdtdatahash" xmlns:w16sdtfl="http://schemas.microsoft.com/office/word/2024/wordml/sdtformatlock" xmlns:w16se="http://schemas.microsoft.com/office/word/2015/wordml/symex" xmlns:wpg="http://schemas.microsoft.com/office/word/2010/wordprocessingGroup" xmlns:wpi="http://schemas.microsoft.com/office/word/2010/wordprocessingInk" xmlns:wne="http://schemas.microsoft.com/office/word/2006/wordml" xmlns:wps="http://schemas.microsoft.com/office/word/2010/wordprocessingShape" mc:Ignorable="w14 w15 w16se w16cid w16 w16cex w16sdtdh w16sdtfl w16du wp14">
+<w:endnotes xmlns:wpc="http://schemas.microsoft.com/office/word/2010/wordprocessingCanvas" xmlns:cx="http://schemas.microsoft.com/office/drawing/2014/chartex" xmlns:cx1="http://schemas.microsoft.com/office/drawing/2015/9/8/chartex" xmlns:mc="http://schemas.openxmlformats.org/markup-compatibility/2006" xmlns:o="urn:schemas-microsoft-com:office:office" xmlns:r="http://schemas.openxmlformats.org/officeDocument/2006/relationships" xmlns:m="http://schemas.openxmlformats.org/officeDocument/2006/math" xmlns:v="urn:schemas-microsoft-com:vml" xmlns:wp14="http://schemas.microsoft.com/office/word/2010/wordprocessingDrawing" xmlns:wp="http://schemas.openxmlformats.org/drawingml/2006/wordprocessingDrawing" xmlns:w10="urn:schemas-microsoft-com:office:word" xmlns:w="http://schemas.openxmlformats.org/wordprocessingml/2006/main" xmlns:w14="http://schemas.microsoft.com/office/word/2010/wordml" xmlns:w15="http://schemas.microsoft.com/office/word/2012/wordml" xmlns:w16se="http://schemas.microsoft.com/office/word/2015/wordml/symex" xmlns:wpg="http://schemas.microsoft.com/office/word/2010/wordprocessingGroup" xmlns:wpi="http://schemas.microsoft.com/office/word/2010/wordprocessingInk" xmlns:wne="http://schemas.microsoft.com/office/word/2006/wordml" xmlns:wps="http://schemas.microsoft.com/office/word/2010/wordprocessingShape" mc:Ignorable="w14 w15 w16se wp14">
   <w:endnote w:type="separator" w:id="-1">
     <w:p>
       <w:pPr>
@@ -1114,7 +1143,7 @@
 </file>
 
 <file path=word/footer1.xml><?xml version="1.0" encoding="utf-8"?>
-<w:ftr xmlns:wpc="http://schemas.microsoft.com/office/word/2010/wordprocessingCanvas" xmlns:cx="http://schemas.microsoft.com/office/drawing/2014/chartex" xmlns:cx1="http://schemas.microsoft.com/office/drawing/2015/9/8/chartex" xmlns:cx2="http://schemas.microsoft.com/office/drawing/2015/10/21/chartex" xmlns:cx3="http://schemas.microsoft.com/office/drawing/2016/5/9/chartex" xmlns:cx4="http://schemas.microsoft.com/office/drawing/2016/5/10/chartex" xmlns:cx5="http://schemas.microsoft.com/office/drawing/2016/5/11/chartex" xmlns:cx6="http://schemas.microsoft.com/office/drawing/2016/5/12/chartex" xmlns:cx7="http://schemas.microsoft.com/office/drawing/2016/5/13/chartex" xmlns:cx8="http://schemas.microsoft.com/office/drawing/2016/5/14/chartex" xmlns:mc="http://schemas.openxmlformats.org/markup-compatibility/2006" xmlns:aink="http://schemas.microsoft.com/office/drawing/2016/ink" xmlns:am3d="http://schemas.microsoft.com/office/drawing/2017/model3d" xmlns:o="urn:schemas-microsoft-com:office:office" xmlns:oel="http://schemas.microsoft.com/office/2019/extlst" xmlns:r="http://schemas.openxmlformats.org/officeDocument/2006/relationships" xmlns:m="http://schemas.openxmlformats.org/officeDocument/2006/math" xmlns:v="urn:schemas-microsoft-com:vml" xmlns:wp14="http://schemas.microsoft.com/office/word/2010/wordprocessingDrawing" xmlns:wp="http://schemas.openxmlformats.org/drawingml/2006/wordprocessingDrawing" xmlns:w10="urn:schemas-microsoft-com:office:word" xmlns:w="http://schemas.openxmlformats.org/wordprocessingml/2006/main" xmlns:w14="http://schemas.microsoft.com/office/word/2010/wordml" xmlns:w15="http://schemas.microsoft.com/office/word/2012/wordml" xmlns:w16cex="http://schemas.microsoft.com/office/word/2018/wordml/cex" xmlns:w16cid="http://schemas.microsoft.com/office/word/2016/wordml/cid" xmlns:w16="http://schemas.microsoft.com/office/word/2018/wordml" xmlns:w16du="http://schemas.microsoft.com/office/word/2023/wordml/word16du" xmlns:w16sdtdh="http://schemas.microsoft.com/office/word/2020/wordml/sdtdatahash" xmlns:w16sdtfl="http://schemas.microsoft.com/office/word/2024/wordml/sdtformatlock" xmlns:w16se="http://schemas.microsoft.com/office/word/2015/wordml/symex" xmlns:wpg="http://schemas.microsoft.com/office/word/2010/wordprocessingGroup" xmlns:wpi="http://schemas.microsoft.com/office/word/2010/wordprocessingInk" xmlns:wne="http://schemas.microsoft.com/office/word/2006/wordml" xmlns:wps="http://schemas.microsoft.com/office/word/2010/wordprocessingShape" mc:Ignorable="w14 w15 w16se w16cid w16 w16cex w16sdtdh w16sdtfl w16du wp14">
+<w:ftr xmlns:wpc="http://schemas.microsoft.com/office/word/2010/wordprocessingCanvas" xmlns:cx="http://schemas.microsoft.com/office/drawing/2014/chartex" xmlns:cx1="http://schemas.microsoft.com/office/drawing/2015/9/8/chartex" xmlns:mc="http://schemas.openxmlformats.org/markup-compatibility/2006" xmlns:o="urn:schemas-microsoft-com:office:office" xmlns:r="http://schemas.openxmlformats.org/officeDocument/2006/relationships" xmlns:m="http://schemas.openxmlformats.org/officeDocument/2006/math" xmlns:v="urn:schemas-microsoft-com:vml" xmlns:wp14="http://schemas.microsoft.com/office/word/2010/wordprocessingDrawing" xmlns:wp="http://schemas.openxmlformats.org/drawingml/2006/wordprocessingDrawing" xmlns:w10="urn:schemas-microsoft-com:office:word" xmlns:w="http://schemas.openxmlformats.org/wordprocessingml/2006/main" xmlns:w14="http://schemas.microsoft.com/office/word/2010/wordml" xmlns:w15="http://schemas.microsoft.com/office/word/2012/wordml" xmlns:w16se="http://schemas.microsoft.com/office/word/2015/wordml/symex" xmlns:wpg="http://schemas.microsoft.com/office/word/2010/wordprocessingGroup" xmlns:wpi="http://schemas.microsoft.com/office/word/2010/wordprocessingInk" xmlns:wne="http://schemas.microsoft.com/office/word/2006/wordml" xmlns:wps="http://schemas.microsoft.com/office/word/2010/wordprocessingShape" mc:Ignorable="w14 w15 w16se wp14">
   <w:p>
     <w:pPr>
       <w:pStyle w:val="Footer"/>
@@ -1140,7 +1169,7 @@
               <wp:docPr id="1189448808" name="Text Box 2" descr="Internal">
                 <a:extLst xmlns:a="http://schemas.openxmlformats.org/drawingml/2006/main">
                   <a:ext uri="{5AE41FA2-C0FF-4470-9BD4-5FADCA87CBE2}">
-                    <aclsh:classification xmlns:aclsh="http://schemas.microsoft.com/office/drawing/2020/classificationShape" classificationOutcomeType="ftr"/>
+                    <aclsh:classification xmlns:aclsh="http://schemas.microsoft.com/office/drawing/2020/classificationShape" xmlns:w16sdtfl="http://schemas.microsoft.com/office/word/2024/wordml/sdtformatlock" xmlns:w16sdtdh="http://schemas.microsoft.com/office/word/2020/wordml/sdtdatahash" xmlns:w16du="http://schemas.microsoft.com/office/word/2023/wordml/word16du" xmlns:w16="http://schemas.microsoft.com/office/word/2018/wordml" xmlns:w16cid="http://schemas.microsoft.com/office/word/2016/wordml/cid" xmlns:w16cex="http://schemas.microsoft.com/office/word/2018/wordml/cex" xmlns:w="http://schemas.openxmlformats.org/wordprocessingml/2006/main" xmlns:w10="urn:schemas-microsoft-com:office:word" xmlns:v="urn:schemas-microsoft-com:vml" xmlns:oel="http://schemas.microsoft.com/office/2019/extlst" xmlns:o="urn:schemas-microsoft-com:office:office" xmlns:am3d="http://schemas.microsoft.com/office/drawing/2017/model3d" xmlns:aink="http://schemas.microsoft.com/office/drawing/2016/ink" xmlns:cx8="http://schemas.microsoft.com/office/drawing/2016/5/14/chartex" xmlns:cx7="http://schemas.microsoft.com/office/drawing/2016/5/13/chartex" xmlns:cx6="http://schemas.microsoft.com/office/drawing/2016/5/12/chartex" xmlns:cx5="http://schemas.microsoft.com/office/drawing/2016/5/11/chartex" xmlns:cx4="http://schemas.microsoft.com/office/drawing/2016/5/10/chartex" xmlns:cx3="http://schemas.microsoft.com/office/drawing/2016/5/9/chartex" xmlns:cx2="http://schemas.microsoft.com/office/drawing/2015/10/21/chartex" xmlns="" classificationOutcomeType="ftr"/>
                   </a:ext>
                 </a:extLst>
               </wp:docPr>
@@ -1200,7 +1229,7 @@
             </wp:anchor>
           </w:drawing>
         </mc:Choice>
-        <mc:Fallback>
+        <mc:Fallback xmlns:w16sdtfl="http://schemas.microsoft.com/office/word/2024/wordml/sdtformatlock" xmlns:w16sdtdh="http://schemas.microsoft.com/office/word/2020/wordml/sdtdatahash" xmlns:w16du="http://schemas.microsoft.com/office/word/2023/wordml/word16du" xmlns:w16="http://schemas.microsoft.com/office/word/2018/wordml" xmlns:w16cid="http://schemas.microsoft.com/office/word/2016/wordml/cid" xmlns:w16cex="http://schemas.microsoft.com/office/word/2018/wordml/cex" xmlns:oel="http://schemas.microsoft.com/office/2019/extlst" xmlns:am3d="http://schemas.microsoft.com/office/drawing/2017/model3d" xmlns:aink="http://schemas.microsoft.com/office/drawing/2016/ink" xmlns:cx8="http://schemas.microsoft.com/office/drawing/2016/5/14/chartex" xmlns:cx7="http://schemas.microsoft.com/office/drawing/2016/5/13/chartex" xmlns:cx6="http://schemas.microsoft.com/office/drawing/2016/5/12/chartex" xmlns:cx5="http://schemas.microsoft.com/office/drawing/2016/5/11/chartex" xmlns:cx4="http://schemas.microsoft.com/office/drawing/2016/5/10/chartex" xmlns:cx3="http://schemas.microsoft.com/office/drawing/2016/5/9/chartex" xmlns:cx2="http://schemas.microsoft.com/office/drawing/2015/10/21/chartex">
           <w:pict>
             <v:shapetype w14:anchorId="323963D6" id="_x0000_t202" coordsize="21600,21600" o:spt="202" path="m,l,21600r21600,l21600,xe">
               <v:stroke joinstyle="miter"/>
@@ -1245,7 +1274,7 @@
 </file>
 
 <file path=word/footer2.xml><?xml version="1.0" encoding="utf-8"?>
-<w:ftr xmlns:wpc="http://schemas.microsoft.com/office/word/2010/wordprocessingCanvas" xmlns:cx="http://schemas.microsoft.com/office/drawing/2014/chartex" xmlns:cx1="http://schemas.microsoft.com/office/drawing/2015/9/8/chartex" xmlns:cx2="http://schemas.microsoft.com/office/drawing/2015/10/21/chartex" xmlns:cx3="http://schemas.microsoft.com/office/drawing/2016/5/9/chartex" xmlns:cx4="http://schemas.microsoft.com/office/drawing/2016/5/10/chartex" xmlns:cx5="http://schemas.microsoft.com/office/drawing/2016/5/11/chartex" xmlns:cx6="http://schemas.microsoft.com/office/drawing/2016/5/12/chartex" xmlns:cx7="http://schemas.microsoft.com/office/drawing/2016/5/13/chartex" xmlns:cx8="http://schemas.microsoft.com/office/drawing/2016/5/14/chartex" xmlns:mc="http://schemas.openxmlformats.org/markup-compatibility/2006" xmlns:aink="http://schemas.microsoft.com/office/drawing/2016/ink" xmlns:am3d="http://schemas.microsoft.com/office/drawing/2017/model3d" xmlns:o="urn:schemas-microsoft-com:office:office" xmlns:oel="http://schemas.microsoft.com/office/2019/extlst" xmlns:r="http://schemas.openxmlformats.org/officeDocument/2006/relationships" xmlns:m="http://schemas.openxmlformats.org/officeDocument/2006/math" xmlns:v="urn:schemas-microsoft-com:vml" xmlns:wp14="http://schemas.microsoft.com/office/word/2010/wordprocessingDrawing" xmlns:wp="http://schemas.openxmlformats.org/drawingml/2006/wordprocessingDrawing" xmlns:w10="urn:schemas-microsoft-com:office:word" xmlns:w="http://schemas.openxmlformats.org/wordprocessingml/2006/main" xmlns:w14="http://schemas.microsoft.com/office/word/2010/wordml" xmlns:w15="http://schemas.microsoft.com/office/word/2012/wordml" xmlns:w16cex="http://schemas.microsoft.com/office/word/2018/wordml/cex" xmlns:w16cid="http://schemas.microsoft.com/office/word/2016/wordml/cid" xmlns:w16="http://schemas.microsoft.com/office/word/2018/wordml" xmlns:w16du="http://schemas.microsoft.com/office/word/2023/wordml/word16du" xmlns:w16sdtdh="http://schemas.microsoft.com/office/word/2020/wordml/sdtdatahash" xmlns:w16sdtfl="http://schemas.microsoft.com/office/word/2024/wordml/sdtformatlock" xmlns:w16se="http://schemas.microsoft.com/office/word/2015/wordml/symex" xmlns:wpg="http://schemas.microsoft.com/office/word/2010/wordprocessingGroup" xmlns:wpi="http://schemas.microsoft.com/office/word/2010/wordprocessingInk" xmlns:wne="http://schemas.microsoft.com/office/word/2006/wordml" xmlns:wps="http://schemas.microsoft.com/office/word/2010/wordprocessingShape" mc:Ignorable="w14 w15 w16se w16cid w16 w16cex w16sdtdh w16sdtfl w16du wp14">
+<w:ftr xmlns:wpc="http://schemas.microsoft.com/office/word/2010/wordprocessingCanvas" xmlns:cx="http://schemas.microsoft.com/office/drawing/2014/chartex" xmlns:cx1="http://schemas.microsoft.com/office/drawing/2015/9/8/chartex" xmlns:mc="http://schemas.openxmlformats.org/markup-compatibility/2006" xmlns:o="urn:schemas-microsoft-com:office:office" xmlns:r="http://schemas.openxmlformats.org/officeDocument/2006/relationships" xmlns:m="http://schemas.openxmlformats.org/officeDocument/2006/math" xmlns:v="urn:schemas-microsoft-com:vml" xmlns:wp14="http://schemas.microsoft.com/office/word/2010/wordprocessingDrawing" xmlns:wp="http://schemas.openxmlformats.org/drawingml/2006/wordprocessingDrawing" xmlns:w10="urn:schemas-microsoft-com:office:word" xmlns:w="http://schemas.openxmlformats.org/wordprocessingml/2006/main" xmlns:w14="http://schemas.microsoft.com/office/word/2010/wordml" xmlns:w15="http://schemas.microsoft.com/office/word/2012/wordml" xmlns:w16se="http://schemas.microsoft.com/office/word/2015/wordml/symex" xmlns:wpg="http://schemas.microsoft.com/office/word/2010/wordprocessingGroup" xmlns:wpi="http://schemas.microsoft.com/office/word/2010/wordprocessingInk" xmlns:wne="http://schemas.microsoft.com/office/word/2006/wordml" xmlns:wps="http://schemas.microsoft.com/office/word/2010/wordprocessingShape" mc:Ignorable="w14 w15 w16se wp14">
   <w:p>
     <w:pPr>
       <w:pStyle w:val="Footer"/>
@@ -1271,7 +1300,7 @@
               <wp:docPr id="422312151" name="Text Box 3" descr="Internal">
                 <a:extLst xmlns:a="http://schemas.openxmlformats.org/drawingml/2006/main">
                   <a:ext uri="{5AE41FA2-C0FF-4470-9BD4-5FADCA87CBE2}">
-                    <aclsh:classification xmlns:aclsh="http://schemas.microsoft.com/office/drawing/2020/classificationShape" classificationOutcomeType="ftr"/>
+                    <aclsh:classification xmlns:aclsh="http://schemas.microsoft.com/office/drawing/2020/classificationShape" xmlns:w16sdtfl="http://schemas.microsoft.com/office/word/2024/wordml/sdtformatlock" xmlns:w16sdtdh="http://schemas.microsoft.com/office/word/2020/wordml/sdtdatahash" xmlns:w16du="http://schemas.microsoft.com/office/word/2023/wordml/word16du" xmlns:w16="http://schemas.microsoft.com/office/word/2018/wordml" xmlns:w16cid="http://schemas.microsoft.com/office/word/2016/wordml/cid" xmlns:w16cex="http://schemas.microsoft.com/office/word/2018/wordml/cex" xmlns:w="http://schemas.openxmlformats.org/wordprocessingml/2006/main" xmlns:w10="urn:schemas-microsoft-com:office:word" xmlns:v="urn:schemas-microsoft-com:vml" xmlns:oel="http://schemas.microsoft.com/office/2019/extlst" xmlns:o="urn:schemas-microsoft-com:office:office" xmlns:am3d="http://schemas.microsoft.com/office/drawing/2017/model3d" xmlns:aink="http://schemas.microsoft.com/office/drawing/2016/ink" xmlns:cx8="http://schemas.microsoft.com/office/drawing/2016/5/14/chartex" xmlns:cx7="http://schemas.microsoft.com/office/drawing/2016/5/13/chartex" xmlns:cx6="http://schemas.microsoft.com/office/drawing/2016/5/12/chartex" xmlns:cx5="http://schemas.microsoft.com/office/drawing/2016/5/11/chartex" xmlns:cx4="http://schemas.microsoft.com/office/drawing/2016/5/10/chartex" xmlns:cx3="http://schemas.microsoft.com/office/drawing/2016/5/9/chartex" xmlns:cx2="http://schemas.microsoft.com/office/drawing/2015/10/21/chartex" xmlns="" classificationOutcomeType="ftr"/>
                   </a:ext>
                 </a:extLst>
               </wp:docPr>
@@ -1331,7 +1360,7 @@
             </wp:anchor>
           </w:drawing>
         </mc:Choice>
-        <mc:Fallback>
+        <mc:Fallback xmlns:w16sdtfl="http://schemas.microsoft.com/office/word/2024/wordml/sdtformatlock" xmlns:w16sdtdh="http://schemas.microsoft.com/office/word/2020/wordml/sdtdatahash" xmlns:w16du="http://schemas.microsoft.com/office/word/2023/wordml/word16du" xmlns:w16="http://schemas.microsoft.com/office/word/2018/wordml" xmlns:w16cid="http://schemas.microsoft.com/office/word/2016/wordml/cid" xmlns:w16cex="http://schemas.microsoft.com/office/word/2018/wordml/cex" xmlns:oel="http://schemas.microsoft.com/office/2019/extlst" xmlns:am3d="http://schemas.microsoft.com/office/drawing/2017/model3d" xmlns:aink="http://schemas.microsoft.com/office/drawing/2016/ink" xmlns:cx8="http://schemas.microsoft.com/office/drawing/2016/5/14/chartex" xmlns:cx7="http://schemas.microsoft.com/office/drawing/2016/5/13/chartex" xmlns:cx6="http://schemas.microsoft.com/office/drawing/2016/5/12/chartex" xmlns:cx5="http://schemas.microsoft.com/office/drawing/2016/5/11/chartex" xmlns:cx4="http://schemas.microsoft.com/office/drawing/2016/5/10/chartex" xmlns:cx3="http://schemas.microsoft.com/office/drawing/2016/5/9/chartex" xmlns:cx2="http://schemas.microsoft.com/office/drawing/2015/10/21/chartex">
           <w:pict>
             <v:shapetype w14:anchorId="0CC2A22C" id="_x0000_t202" coordsize="21600,21600" o:spt="202" path="m,l,21600r21600,l21600,xe">
               <v:stroke joinstyle="miter"/>
@@ -1376,7 +1405,7 @@
 </file>
 
 <file path=word/footer3.xml><?xml version="1.0" encoding="utf-8"?>
-<w:ftr xmlns:wpc="http://schemas.microsoft.com/office/word/2010/wordprocessingCanvas" xmlns:cx="http://schemas.microsoft.com/office/drawing/2014/chartex" xmlns:cx1="http://schemas.microsoft.com/office/drawing/2015/9/8/chartex" xmlns:cx2="http://schemas.microsoft.com/office/drawing/2015/10/21/chartex" xmlns:cx3="http://schemas.microsoft.com/office/drawing/2016/5/9/chartex" xmlns:cx4="http://schemas.microsoft.com/office/drawing/2016/5/10/chartex" xmlns:cx5="http://schemas.microsoft.com/office/drawing/2016/5/11/chartex" xmlns:cx6="http://schemas.microsoft.com/office/drawing/2016/5/12/chartex" xmlns:cx7="http://schemas.microsoft.com/office/drawing/2016/5/13/chartex" xmlns:cx8="http://schemas.microsoft.com/office/drawing/2016/5/14/chartex" xmlns:mc="http://schemas.openxmlformats.org/markup-compatibility/2006" xmlns:aink="http://schemas.microsoft.com/office/drawing/2016/ink" xmlns:am3d="http://schemas.microsoft.com/office/drawing/2017/model3d" xmlns:o="urn:schemas-microsoft-com:office:office" xmlns:oel="http://schemas.microsoft.com/office/2019/extlst" xmlns:r="http://schemas.openxmlformats.org/officeDocument/2006/relationships" xmlns:m="http://schemas.openxmlformats.org/officeDocument/2006/math" xmlns:v="urn:schemas-microsoft-com:vml" xmlns:wp14="http://schemas.microsoft.com/office/word/2010/wordprocessingDrawing" xmlns:wp="http://schemas.openxmlformats.org/drawingml/2006/wordprocessingDrawing" xmlns:w10="urn:schemas-microsoft-com:office:word" xmlns:w="http://schemas.openxmlformats.org/wordprocessingml/2006/main" xmlns:w14="http://schemas.microsoft.com/office/word/2010/wordml" xmlns:w15="http://schemas.microsoft.com/office/word/2012/wordml" xmlns:w16cex="http://schemas.microsoft.com/office/word/2018/wordml/cex" xmlns:w16cid="http://schemas.microsoft.com/office/word/2016/wordml/cid" xmlns:w16="http://schemas.microsoft.com/office/word/2018/wordml" xmlns:w16du="http://schemas.microsoft.com/office/word/2023/wordml/word16du" xmlns:w16sdtdh="http://schemas.microsoft.com/office/word/2020/wordml/sdtdatahash" xmlns:w16sdtfl="http://schemas.microsoft.com/office/word/2024/wordml/sdtformatlock" xmlns:w16se="http://schemas.microsoft.com/office/word/2015/wordml/symex" xmlns:wpg="http://schemas.microsoft.com/office/word/2010/wordprocessingGroup" xmlns:wpi="http://schemas.microsoft.com/office/word/2010/wordprocessingInk" xmlns:wne="http://schemas.microsoft.com/office/word/2006/wordml" xmlns:wps="http://schemas.microsoft.com/office/word/2010/wordprocessingShape" mc:Ignorable="w14 w15 w16se w16cid w16 w16cex w16sdtdh w16sdtfl w16du wp14">
+<w:ftr xmlns:wpc="http://schemas.microsoft.com/office/word/2010/wordprocessingCanvas" xmlns:cx="http://schemas.microsoft.com/office/drawing/2014/chartex" xmlns:cx1="http://schemas.microsoft.com/office/drawing/2015/9/8/chartex" xmlns:mc="http://schemas.openxmlformats.org/markup-compatibility/2006" xmlns:o="urn:schemas-microsoft-com:office:office" xmlns:r="http://schemas.openxmlformats.org/officeDocument/2006/relationships" xmlns:m="http://schemas.openxmlformats.org/officeDocument/2006/math" xmlns:v="urn:schemas-microsoft-com:vml" xmlns:wp14="http://schemas.microsoft.com/office/word/2010/wordprocessingDrawing" xmlns:wp="http://schemas.openxmlformats.org/drawingml/2006/wordprocessingDrawing" xmlns:w10="urn:schemas-microsoft-com:office:word" xmlns:w="http://schemas.openxmlformats.org/wordprocessingml/2006/main" xmlns:w14="http://schemas.microsoft.com/office/word/2010/wordml" xmlns:w15="http://schemas.microsoft.com/office/word/2012/wordml" xmlns:w16se="http://schemas.microsoft.com/office/word/2015/wordml/symex" xmlns:wpg="http://schemas.microsoft.com/office/word/2010/wordprocessingGroup" xmlns:wpi="http://schemas.microsoft.com/office/word/2010/wordprocessingInk" xmlns:wne="http://schemas.microsoft.com/office/word/2006/wordml" xmlns:wps="http://schemas.microsoft.com/office/word/2010/wordprocessingShape" mc:Ignorable="w14 w15 w16se wp14">
   <w:p>
     <w:pPr>
       <w:pStyle w:val="Footer"/>
@@ -1402,7 +1431,7 @@
               <wp:docPr id="1430184674" name="Text Box 1" descr="Internal">
                 <a:extLst xmlns:a="http://schemas.openxmlformats.org/drawingml/2006/main">
                   <a:ext uri="{5AE41FA2-C0FF-4470-9BD4-5FADCA87CBE2}">
-                    <aclsh:classification xmlns:aclsh="http://schemas.microsoft.com/office/drawing/2020/classificationShape" classificationOutcomeType="ftr"/>
+                    <aclsh:classification xmlns:aclsh="http://schemas.microsoft.com/office/drawing/2020/classificationShape" xmlns:w16sdtfl="http://schemas.microsoft.com/office/word/2024/wordml/sdtformatlock" xmlns:w16sdtdh="http://schemas.microsoft.com/office/word/2020/wordml/sdtdatahash" xmlns:w16du="http://schemas.microsoft.com/office/word/2023/wordml/word16du" xmlns:w16="http://schemas.microsoft.com/office/word/2018/wordml" xmlns:w16cid="http://schemas.microsoft.com/office/word/2016/wordml/cid" xmlns:w16cex="http://schemas.microsoft.com/office/word/2018/wordml/cex" xmlns:w="http://schemas.openxmlformats.org/wordprocessingml/2006/main" xmlns:w10="urn:schemas-microsoft-com:office:word" xmlns:v="urn:schemas-microsoft-com:vml" xmlns:oel="http://schemas.microsoft.com/office/2019/extlst" xmlns:o="urn:schemas-microsoft-com:office:office" xmlns:am3d="http://schemas.microsoft.com/office/drawing/2017/model3d" xmlns:aink="http://schemas.microsoft.com/office/drawing/2016/ink" xmlns:cx8="http://schemas.microsoft.com/office/drawing/2016/5/14/chartex" xmlns:cx7="http://schemas.microsoft.com/office/drawing/2016/5/13/chartex" xmlns:cx6="http://schemas.microsoft.com/office/drawing/2016/5/12/chartex" xmlns:cx5="http://schemas.microsoft.com/office/drawing/2016/5/11/chartex" xmlns:cx4="http://schemas.microsoft.com/office/drawing/2016/5/10/chartex" xmlns:cx3="http://schemas.microsoft.com/office/drawing/2016/5/9/chartex" xmlns:cx2="http://schemas.microsoft.com/office/drawing/2015/10/21/chartex" xmlns="" classificationOutcomeType="ftr"/>
                   </a:ext>
                 </a:extLst>
               </wp:docPr>
@@ -1462,7 +1491,7 @@
             </wp:anchor>
           </w:drawing>
         </mc:Choice>
-        <mc:Fallback>
+        <mc:Fallback xmlns:w16sdtfl="http://schemas.microsoft.com/office/word/2024/wordml/sdtformatlock" xmlns:w16sdtdh="http://schemas.microsoft.com/office/word/2020/wordml/sdtdatahash" xmlns:w16du="http://schemas.microsoft.com/office/word/2023/wordml/word16du" xmlns:w16="http://schemas.microsoft.com/office/word/2018/wordml" xmlns:w16cid="http://schemas.microsoft.com/office/word/2016/wordml/cid" xmlns:w16cex="http://schemas.microsoft.com/office/word/2018/wordml/cex" xmlns:oel="http://schemas.microsoft.com/office/2019/extlst" xmlns:am3d="http://schemas.microsoft.com/office/drawing/2017/model3d" xmlns:aink="http://schemas.microsoft.com/office/drawing/2016/ink" xmlns:cx8="http://schemas.microsoft.com/office/drawing/2016/5/14/chartex" xmlns:cx7="http://schemas.microsoft.com/office/drawing/2016/5/13/chartex" xmlns:cx6="http://schemas.microsoft.com/office/drawing/2016/5/12/chartex" xmlns:cx5="http://schemas.microsoft.com/office/drawing/2016/5/11/chartex" xmlns:cx4="http://schemas.microsoft.com/office/drawing/2016/5/10/chartex" xmlns:cx3="http://schemas.microsoft.com/office/drawing/2016/5/9/chartex" xmlns:cx2="http://schemas.microsoft.com/office/drawing/2015/10/21/chartex">
           <w:pict>
             <v:shapetype w14:anchorId="7D55A092" id="_x0000_t202" coordsize="21600,21600" o:spt="202" path="m,l,21600r21600,l21600,xe">
               <v:stroke joinstyle="miter"/>
@@ -1507,7 +1536,7 @@
 </file>
 
 <file path=word/footnotes.xml><?xml version="1.0" encoding="utf-8"?>
-<w:footnotes xmlns:wpc="http://schemas.microsoft.com/office/word/2010/wordprocessingCanvas" xmlns:cx="http://schemas.microsoft.com/office/drawing/2014/chartex" xmlns:cx1="http://schemas.microsoft.com/office/drawing/2015/9/8/chartex" xmlns:cx2="http://schemas.microsoft.com/office/drawing/2015/10/21/chartex" xmlns:cx3="http://schemas.microsoft.com/office/drawing/2016/5/9/chartex" xmlns:cx4="http://schemas.microsoft.com/office/drawing/2016/5/10/chartex" xmlns:cx5="http://schemas.microsoft.com/office/drawing/2016/5/11/chartex" xmlns:cx6="http://schemas.microsoft.com/office/drawing/2016/5/12/chartex" xmlns:cx7="http://schemas.microsoft.com/office/drawing/2016/5/13/chartex" xmlns:cx8="http://schemas.microsoft.com/office/drawing/2016/5/14/chartex" xmlns:mc="http://schemas.openxmlformats.org/markup-compatibility/2006" xmlns:aink="http://schemas.microsoft.com/office/drawing/2016/ink" xmlns:am3d="http://schemas.microsoft.com/office/drawing/2017/model3d" xmlns:o="urn:schemas-microsoft-com:office:office" xmlns:oel="http://schemas.microsoft.com/office/2019/extlst" xmlns:r="http://schemas.openxmlformats.org/officeDocument/2006/relationships" xmlns:m="http://schemas.openxmlformats.org/officeDocument/2006/math" xmlns:v="urn:schemas-microsoft-com:vml" xmlns:wp14="http://schemas.microsoft.com/office/word/2010/wordprocessingDrawing" xmlns:wp="http://schemas.openxmlformats.org/drawingml/2006/wordprocessingDrawing" xmlns:w10="urn:schemas-microsoft-com:office:word" xmlns:w="http://schemas.openxmlformats.org/wordprocessingml/2006/main" xmlns:w14="http://schemas.microsoft.com/office/word/2010/wordml" xmlns:w15="http://schemas.microsoft.com/office/word/2012/wordml" xmlns:w16cex="http://schemas.microsoft.com/office/word/2018/wordml/cex" xmlns:w16cid="http://schemas.microsoft.com/office/word/2016/wordml/cid" xmlns:w16="http://schemas.microsoft.com/office/word/2018/wordml" xmlns:w16du="http://schemas.microsoft.com/office/word/2023/wordml/word16du" xmlns:w16sdtdh="http://schemas.microsoft.com/office/word/2020/wordml/sdtdatahash" xmlns:w16sdtfl="http://schemas.microsoft.com/office/word/2024/wordml/sdtformatlock" xmlns:w16se="http://schemas.microsoft.com/office/word/2015/wordml/symex" xmlns:wpg="http://schemas.microsoft.com/office/word/2010/wordprocessingGroup" xmlns:wpi="http://schemas.microsoft.com/office/word/2010/wordprocessingInk" xmlns:wne="http://schemas.microsoft.com/office/word/2006/wordml" xmlns:wps="http://schemas.microsoft.com/office/word/2010/wordprocessingShape" mc:Ignorable="w14 w15 w16se w16cid w16 w16cex w16sdtdh w16sdtfl w16du wp14">
+<w:footnotes xmlns:wpc="http://schemas.microsoft.com/office/word/2010/wordprocessingCanvas" xmlns:cx="http://schemas.microsoft.com/office/drawing/2014/chartex" xmlns:cx1="http://schemas.microsoft.com/office/drawing/2015/9/8/chartex" xmlns:mc="http://schemas.openxmlformats.org/markup-compatibility/2006" xmlns:o="urn:schemas-microsoft-com:office:office" xmlns:r="http://schemas.openxmlformats.org/officeDocument/2006/relationships" xmlns:m="http://schemas.openxmlformats.org/officeDocument/2006/math" xmlns:v="urn:schemas-microsoft-com:vml" xmlns:wp14="http://schemas.microsoft.com/office/word/2010/wordprocessingDrawing" xmlns:wp="http://schemas.openxmlformats.org/drawingml/2006/wordprocessingDrawing" xmlns:w10="urn:schemas-microsoft-com:office:word" xmlns:w="http://schemas.openxmlformats.org/wordprocessingml/2006/main" xmlns:w14="http://schemas.microsoft.com/office/word/2010/wordml" xmlns:w15="http://schemas.microsoft.com/office/word/2012/wordml" xmlns:w16se="http://schemas.microsoft.com/office/word/2015/wordml/symex" xmlns:wpg="http://schemas.microsoft.com/office/word/2010/wordprocessingGroup" xmlns:wpi="http://schemas.microsoft.com/office/word/2010/wordprocessingInk" xmlns:wne="http://schemas.microsoft.com/office/word/2006/wordml" xmlns:wps="http://schemas.microsoft.com/office/word/2010/wordprocessingShape" mc:Ignorable="w14 w15 w16se wp14">
   <w:footnote w:type="separator" w:id="-1">
     <w:p>
       <w:pPr>
@@ -1532,7 +1561,7 @@
 </file>
 
 <file path=word/numbering.xml><?xml version="1.0" encoding="utf-8"?>
-<w:numbering xmlns:wpc="http://schemas.microsoft.com/office/word/2010/wordprocessingCanvas" xmlns:cx="http://schemas.microsoft.com/office/drawing/2014/chartex" xmlns:cx1="http://schemas.microsoft.com/office/drawing/2015/9/8/chartex" xmlns:cx2="http://schemas.microsoft.com/office/drawing/2015/10/21/chartex" xmlns:cx3="http://schemas.microsoft.com/office/drawing/2016/5/9/chartex" xmlns:cx4="http://schemas.microsoft.com/office/drawing/2016/5/10/chartex" xmlns:cx5="http://schemas.microsoft.com/office/drawing/2016/5/11/chartex" xmlns:cx6="http://schemas.microsoft.com/office/drawing/2016/5/12/chartex" xmlns:cx7="http://schemas.microsoft.com/office/drawing/2016/5/13/chartex" xmlns:cx8="http://schemas.microsoft.com/office/drawing/2016/5/14/chartex" xmlns:mc="http://schemas.openxmlformats.org/markup-compatibility/2006" xmlns:aink="http://schemas.microsoft.com/office/drawing/2016/ink" xmlns:am3d="http://schemas.microsoft.com/office/drawing/2017/model3d" xmlns:o="urn:schemas-microsoft-com:office:office" xmlns:oel="http://schemas.microsoft.com/office/2019/extlst" xmlns:r="http://schemas.openxmlformats.org/officeDocument/2006/relationships" xmlns:m="http://schemas.openxmlformats.org/officeDocument/2006/math" xmlns:v="urn:schemas-microsoft-com:vml" xmlns:wp14="http://schemas.microsoft.com/office/word/2010/wordprocessingDrawing" xmlns:wp="http://schemas.openxmlformats.org/drawingml/2006/wordprocessingDrawing" xmlns:w10="urn:schemas-microsoft-com:office:word" xmlns:w="http://schemas.openxmlformats.org/wordprocessingml/2006/main" xmlns:w14="http://schemas.microsoft.com/office/word/2010/wordml" xmlns:w15="http://schemas.microsoft.com/office/word/2012/wordml" xmlns:w16cex="http://schemas.microsoft.com/office/word/2018/wordml/cex" xmlns:w16cid="http://schemas.microsoft.com/office/word/2016/wordml/cid" xmlns:w16="http://schemas.microsoft.com/office/word/2018/wordml" xmlns:w16du="http://schemas.microsoft.com/office/word/2023/wordml/word16du" xmlns:w16sdtdh="http://schemas.microsoft.com/office/word/2020/wordml/sdtdatahash" xmlns:w16sdtfl="http://schemas.microsoft.com/office/word/2024/wordml/sdtformatlock" xmlns:w16se="http://schemas.microsoft.com/office/word/2015/wordml/symex" xmlns:wpg="http://schemas.microsoft.com/office/word/2010/wordprocessingGroup" xmlns:wpi="http://schemas.microsoft.com/office/word/2010/wordprocessingInk" xmlns:wne="http://schemas.microsoft.com/office/word/2006/wordml" xmlns:wps="http://schemas.microsoft.com/office/word/2010/wordprocessingShape" mc:Ignorable="w14 w15 w16se w16cid w16 w16cex w16sdtdh w16sdtfl w16du wp14">
+<w:numbering xmlns:wpc="http://schemas.microsoft.com/office/word/2010/wordprocessingCanvas" xmlns:cx="http://schemas.microsoft.com/office/drawing/2014/chartex" xmlns:cx1="http://schemas.microsoft.com/office/drawing/2015/9/8/chartex" xmlns:mc="http://schemas.openxmlformats.org/markup-compatibility/2006" xmlns:o="urn:schemas-microsoft-com:office:office" xmlns:r="http://schemas.openxmlformats.org/officeDocument/2006/relationships" xmlns:m="http://schemas.openxmlformats.org/officeDocument/2006/math" xmlns:v="urn:schemas-microsoft-com:vml" xmlns:wp14="http://schemas.microsoft.com/office/word/2010/wordprocessingDrawing" xmlns:wp="http://schemas.openxmlformats.org/drawingml/2006/wordprocessingDrawing" xmlns:w10="urn:schemas-microsoft-com:office:word" xmlns:w="http://schemas.openxmlformats.org/wordprocessingml/2006/main" xmlns:w14="http://schemas.microsoft.com/office/word/2010/wordml" xmlns:w15="http://schemas.microsoft.com/office/word/2012/wordml" xmlns:w16se="http://schemas.microsoft.com/office/word/2015/wordml/symex" xmlns:wpg="http://schemas.microsoft.com/office/word/2010/wordprocessingGroup" xmlns:wpi="http://schemas.microsoft.com/office/word/2010/wordprocessingInk" xmlns:wne="http://schemas.microsoft.com/office/word/2006/wordml" xmlns:wps="http://schemas.microsoft.com/office/word/2010/wordprocessingShape" mc:Ignorable="w14 w15 w16se wp14">
   <w:abstractNum w:abstractNumId="0" w15:restartNumberingAfterBreak="0">
     <w:nsid w:val="2BC56931"/>
     <w:multiLevelType w:val="hybridMultilevel"/>
@@ -1711,17 +1740,17 @@
       </w:pPr>
     </w:lvl>
   </w:abstractNum>
-  <w:num w:numId="1" w16cid:durableId="918640055">
+  <w:num w:numId="1">
     <w:abstractNumId w:val="1"/>
   </w:num>
-  <w:num w:numId="2" w16cid:durableId="354884902">
+  <w:num w:numId="2">
     <w:abstractNumId w:val="0"/>
   </w:num>
 </w:numbering>
 </file>
 
 <file path=word/styles.xml><?xml version="1.0" encoding="utf-8"?>
-<w:styles xmlns:mc="http://schemas.openxmlformats.org/markup-compatibility/2006" xmlns:r="http://schemas.openxmlformats.org/officeDocument/2006/relationships" xmlns:w="http://schemas.openxmlformats.org/wordprocessingml/2006/main" xmlns:w14="http://schemas.microsoft.com/office/word/2010/wordml" xmlns:w15="http://schemas.microsoft.com/office/word/2012/wordml" xmlns:w16cex="http://schemas.microsoft.com/office/word/2018/wordml/cex" xmlns:w16cid="http://schemas.microsoft.com/office/word/2016/wordml/cid" xmlns:w16="http://schemas.microsoft.com/office/word/2018/wordml" xmlns:w16du="http://schemas.microsoft.com/office/word/2023/wordml/word16du" xmlns:w16sdtdh="http://schemas.microsoft.com/office/word/2020/wordml/sdtdatahash" xmlns:w16sdtfl="http://schemas.microsoft.com/office/word/2024/wordml/sdtformatlock" xmlns:w16se="http://schemas.microsoft.com/office/word/2015/wordml/symex" mc:Ignorable="w14 w15 w16se w16cid w16 w16cex w16sdtdh w16sdtfl w16du">
+<w:styles xmlns:mc="http://schemas.openxmlformats.org/markup-compatibility/2006" xmlns:r="http://schemas.openxmlformats.org/officeDocument/2006/relationships" xmlns:w="http://schemas.openxmlformats.org/wordprocessingml/2006/main" xmlns:w14="http://schemas.microsoft.com/office/word/2010/wordml" xmlns:w15="http://schemas.microsoft.com/office/word/2012/wordml" xmlns:w16se="http://schemas.microsoft.com/office/word/2015/wordml/symex" mc:Ignorable="w14 w15 w16se">
   <w:docDefaults>
     <w:rPrDefault>
       <w:rPr>
@@ -1739,7 +1768,7 @@
       </w:pPr>
     </w:pPrDefault>
   </w:docDefaults>
-  <w:latentStyles w:defLockedState="0" w:defUIPriority="99" w:defSemiHidden="0" w:defUnhideWhenUsed="0" w:defQFormat="0" w:count="376">
+  <w:latentStyles w:defLockedState="0" w:defUIPriority="99" w:defSemiHidden="0" w:defUnhideWhenUsed="0" w:defQFormat="0" w:count="371">
     <w:lsdException w:name="Normal" w:uiPriority="0" w:qFormat="1"/>
     <w:lsdException w:name="heading 1" w:uiPriority="9" w:qFormat="1"/>
     <w:lsdException w:name="heading 2" w:semiHidden="1" w:uiPriority="9" w:unhideWhenUsed="1" w:qFormat="1"/>
@@ -2111,11 +2140,6 @@
     <w:lsdException w:name="List Table 5 Dark Accent 6" w:uiPriority="50"/>
     <w:lsdException w:name="List Table 6 Colorful Accent 6" w:uiPriority="51"/>
     <w:lsdException w:name="List Table 7 Colorful Accent 6" w:uiPriority="52"/>
-    <w:lsdException w:name="Mention" w:semiHidden="1" w:unhideWhenUsed="1"/>
-    <w:lsdException w:name="Smart Hyperlink" w:semiHidden="1" w:unhideWhenUsed="1"/>
-    <w:lsdException w:name="Hashtag" w:semiHidden="1" w:unhideWhenUsed="1"/>
-    <w:lsdException w:name="Unresolved Mention" w:semiHidden="1" w:unhideWhenUsed="1"/>
-    <w:lsdException w:name="Smart Link" w:semiHidden="1" w:unhideWhenUsed="1"/>
   </w:latentStyles>
   <w:style w:type="paragraph" w:default="1" w:styleId="Normal">
     <w:name w:val="Normal"/>

--- a/Moog_Prodigy_Project/moog_prodigy_project/KiCad_Zamena_boljih_komponenti_final.docx
+++ b/Moog_Prodigy_Project/moog_prodigy_project/KiCad_Zamena_boljih_komponenti_final.docx
@@ -1,6 +1,6 @@
 
 <file path=word/document.xml><?xml version="1.0" encoding="utf-8"?>
-<w:document xmlns:wpc="http://schemas.microsoft.com/office/word/2010/wordprocessingCanvas" xmlns:cx="http://schemas.microsoft.com/office/drawing/2014/chartex" xmlns:cx1="http://schemas.microsoft.com/office/drawing/2015/9/8/chartex" xmlns:mc="http://schemas.openxmlformats.org/markup-compatibility/2006" xmlns:o="urn:schemas-microsoft-com:office:office" xmlns:r="http://schemas.openxmlformats.org/officeDocument/2006/relationships" xmlns:m="http://schemas.openxmlformats.org/officeDocument/2006/math" xmlns:v="urn:schemas-microsoft-com:vml" xmlns:wp14="http://schemas.microsoft.com/office/word/2010/wordprocessingDrawing" xmlns:wp="http://schemas.openxmlformats.org/drawingml/2006/wordprocessingDrawing" xmlns:w10="urn:schemas-microsoft-com:office:word" xmlns:w="http://schemas.openxmlformats.org/wordprocessingml/2006/main" xmlns:w14="http://schemas.microsoft.com/office/word/2010/wordml" xmlns:w15="http://schemas.microsoft.com/office/word/2012/wordml" xmlns:w16se="http://schemas.microsoft.com/office/word/2015/wordml/symex" xmlns:wpg="http://schemas.microsoft.com/office/word/2010/wordprocessingGroup" xmlns:wpi="http://schemas.microsoft.com/office/word/2010/wordprocessingInk" xmlns:wne="http://schemas.microsoft.com/office/word/2006/wordml" xmlns:wps="http://schemas.microsoft.com/office/word/2010/wordprocessingShape" mc:Ignorable="w14 w15 w16se wp14">
+<w:document xmlns:wpc="http://schemas.microsoft.com/office/word/2010/wordprocessingCanvas" xmlns:cx="http://schemas.microsoft.com/office/drawing/2014/chartex" xmlns:cx1="http://schemas.microsoft.com/office/drawing/2015/9/8/chartex" xmlns:cx2="http://schemas.microsoft.com/office/drawing/2015/10/21/chartex" xmlns:cx3="http://schemas.microsoft.com/office/drawing/2016/5/9/chartex" xmlns:cx4="http://schemas.microsoft.com/office/drawing/2016/5/10/chartex" xmlns:cx5="http://schemas.microsoft.com/office/drawing/2016/5/11/chartex" xmlns:cx6="http://schemas.microsoft.com/office/drawing/2016/5/12/chartex" xmlns:cx7="http://schemas.microsoft.com/office/drawing/2016/5/13/chartex" xmlns:cx8="http://schemas.microsoft.com/office/drawing/2016/5/14/chartex" xmlns:mc="http://schemas.openxmlformats.org/markup-compatibility/2006" xmlns:aink="http://schemas.microsoft.com/office/drawing/2016/ink" xmlns:am3d="http://schemas.microsoft.com/office/drawing/2017/model3d" xmlns:o="urn:schemas-microsoft-com:office:office" xmlns:oel="http://schemas.microsoft.com/office/2019/extlst" xmlns:r="http://schemas.openxmlformats.org/officeDocument/2006/relationships" xmlns:m="http://schemas.openxmlformats.org/officeDocument/2006/math" xmlns:v="urn:schemas-microsoft-com:vml" xmlns:wp14="http://schemas.microsoft.com/office/word/2010/wordprocessingDrawing" xmlns:wp="http://schemas.openxmlformats.org/drawingml/2006/wordprocessingDrawing" xmlns:w10="urn:schemas-microsoft-com:office:word" xmlns:w="http://schemas.openxmlformats.org/wordprocessingml/2006/main" xmlns:w14="http://schemas.microsoft.com/office/word/2010/wordml" xmlns:w15="http://schemas.microsoft.com/office/word/2012/wordml" xmlns:w16cex="http://schemas.microsoft.com/office/word/2018/wordml/cex" xmlns:w16cid="http://schemas.microsoft.com/office/word/2016/wordml/cid" xmlns:w16="http://schemas.microsoft.com/office/word/2018/wordml" xmlns:w16du="http://schemas.microsoft.com/office/word/2023/wordml/word16du" xmlns:w16sdtdh="http://schemas.microsoft.com/office/word/2020/wordml/sdtdatahash" xmlns:w16sdtfl="http://schemas.microsoft.com/office/word/2024/wordml/sdtformatlock" xmlns:w16se="http://schemas.microsoft.com/office/word/2015/wordml/symex" xmlns:wpg="http://schemas.microsoft.com/office/word/2010/wordprocessingGroup" xmlns:wpi="http://schemas.microsoft.com/office/word/2010/wordprocessingInk" xmlns:wne="http://schemas.microsoft.com/office/word/2006/wordml" xmlns:wps="http://schemas.microsoft.com/office/word/2010/wordprocessingShape" mc:Ignorable="w14 w15 w16se w16cid w16 w16cex w16sdtdh w16sdtfl w16du wp14">
   <w:body>
     <w:p>
       <w:pPr>
@@ -162,7 +162,6 @@
             <w:pPr>
               <w:pStyle w:val="Heading2"/>
               <w:spacing w:before="0" w:after="0"/>
-              <w:outlineLvl w:val="1"/>
               <w:rPr>
                 <w:rFonts w:ascii="Arial" w:hAnsi="Arial" w:cs="Arial"/>
               </w:rPr>
@@ -367,117 +366,32 @@
                 <w:sz w:val="36"/>
                 <w:szCs w:val="36"/>
               </w:rPr>
-              <w:t>3046</w:t>
-            </w:r>
-            <w:r>
-              <w:rPr>
+              <w:t>RC</w:t>
+            </w:r>
+            <w:r>
+              <w:rPr>
+                <w:sz w:val="36"/>
+                <w:szCs w:val="36"/>
+              </w:rPr>
+              <w:t>4558</w:t>
+            </w:r>
+            <w:r>
+              <w:rPr>
+                <w:rFonts w:ascii="Segoe UI Symbol" w:hAnsi="Segoe UI Symbol" w:cs="Segoe UI Symbol"/>
+                <w:sz w:val="36"/>
+                <w:szCs w:val="36"/>
+              </w:rPr>
+              <w:t>⁠</w:t>
+            </w:r>
+            <w:r>
+              <w:rPr>
+                <w:rFonts w:ascii="Segoe UI Symbol" w:hAnsi="Segoe UI Symbol" w:cs="Segoe UI Symbol"/>
                 <w:sz w:val="36"/>
                 <w:szCs w:val="36"/>
               </w:rPr>
               <w:t xml:space="preserve"> </w:t>
             </w:r>
-            <w:r>
-              <w:rPr>
-                <w:rFonts w:ascii="Segoe UI Symbol" w:hAnsi="Segoe UI Symbol" w:cs="Segoe UI Symbol"/>
-                <w:sz w:val="36"/>
-                <w:szCs w:val="36"/>
-              </w:rPr>
-              <w:t>⁠</w:t>
-            </w:r>
-            <w:hyperlink r:id="rId11" w:tooltip="https://www.alldatasheet.com/datasheet-pdf/pdf/837704/TI1/LM3046.html" w:history="1">
-              <w:r>
-                <w:rPr>
-                  <w:rStyle w:val="Hyperlink"/>
-                  <w:sz w:val="36"/>
-                  <w:szCs w:val="36"/>
-                </w:rPr>
-                <w:t>LM3046 Texas Instruments</w:t>
-              </w:r>
-            </w:hyperlink>
-          </w:p>
-        </w:tc>
-        <w:tc>
-          <w:tcPr>
-            <w:tcW w:w="4675" w:type="dxa"/>
-          </w:tcPr>
-          <w:p>
-            <w:pPr>
-              <w:rPr>
-                <w:sz w:val="36"/>
-                <w:szCs w:val="36"/>
-              </w:rPr>
-            </w:pPr>
-            <w:r>
-              <w:rPr>
-                <w:sz w:val="36"/>
-                <w:szCs w:val="36"/>
-              </w:rPr>
-              <w:t>CA3046</w:t>
-            </w:r>
-            <w:r>
-              <w:rPr>
-                <w:sz w:val="36"/>
-                <w:szCs w:val="36"/>
-              </w:rPr>
-              <w:t xml:space="preserve"> </w:t>
-            </w:r>
-            <w:r>
-              <w:rPr>
-                <w:rFonts w:ascii="Segoe UI Symbol" w:hAnsi="Segoe UI Symbol" w:cs="Segoe UI Symbol"/>
-                <w:sz w:val="36"/>
-                <w:szCs w:val="36"/>
-              </w:rPr>
-              <w:t>⁠</w:t>
-            </w:r>
-            <w:hyperlink r:id="rId12" w:tooltip="https://www.alldatasheet.com/datasheet-pdf/pdf/66311/INTERSIL/CA3046.html" w:history="1">
-              <w:r>
-                <w:rPr>
-                  <w:rStyle w:val="Hyperlink"/>
-                  <w:sz w:val="36"/>
-                  <w:szCs w:val="36"/>
-                </w:rPr>
-                <w:t>CA3046 Datasheet</w:t>
-              </w:r>
-            </w:hyperlink>
-          </w:p>
-        </w:tc>
-      </w:tr>
-      <w:tr>
-        <w:tc>
-          <w:tcPr>
-            <w:tcW w:w="4675" w:type="dxa"/>
-          </w:tcPr>
-          <w:p>
-            <w:pPr>
-              <w:rPr>
-                <w:sz w:val="36"/>
-                <w:szCs w:val="36"/>
-              </w:rPr>
-            </w:pPr>
-            <w:r>
-              <w:rPr>
-                <w:sz w:val="36"/>
-                <w:szCs w:val="36"/>
-              </w:rPr>
-              <w:t>4558</w:t>
-            </w:r>
-            <w:r>
-              <w:rPr>
-                <w:rFonts w:ascii="Segoe UI Symbol" w:hAnsi="Segoe UI Symbol" w:cs="Segoe UI Symbol"/>
-                <w:sz w:val="36"/>
-                <w:szCs w:val="36"/>
-              </w:rPr>
-              <w:t>⁠</w:t>
-            </w:r>
-            <w:r>
-              <w:rPr>
-                <w:rFonts w:ascii="Segoe UI Symbol" w:hAnsi="Segoe UI Symbol" w:cs="Segoe UI Symbol"/>
-                <w:sz w:val="36"/>
-                <w:szCs w:val="36"/>
-              </w:rPr>
-              <w:t xml:space="preserve"> </w:t>
-            </w:r>
-            <w:hyperlink r:id="rId13" w:tooltip="https://www.ti.com/lit/ds/symlink/rc4558.pdf" w:history="1">
+            <w:hyperlink r:id="rId11" w:tooltip="https://www.ti.com/lit/ds/symlink/rc4558.pdf" w:history="1">
               <w:r>
                 <w:rPr>
                   <w:rStyle w:val="Hyperlink"/>
@@ -525,7 +439,7 @@
               </w:rPr>
               <w:t>⁠</w:t>
             </w:r>
-            <w:hyperlink r:id="rId14" w:tooltip="https://www.ti.com/lit/ds/symlink/ne5532.pdf" w:history="1">
+            <w:hyperlink r:id="rId12" w:tooltip="https://www.ti.com/lit/ds/symlink/ne5532.pdf" w:history="1">
               <w:r>
                 <w:rPr>
                   <w:rStyle w:val="Hyperlink"/>
@@ -572,7 +486,7 @@
               </w:rPr>
               <w:t>⁠</w:t>
             </w:r>
-            <w:hyperlink r:id="rId15" w:tooltip="https://www.ti.com/product/TL081" w:history="1">
+            <w:hyperlink r:id="rId13" w:tooltip="https://www.ti.com/product/TL081" w:history="1">
               <w:r>
                 <w:rPr>
                   <w:rStyle w:val="Hyperlink"/>
@@ -617,7 +531,7 @@
               </w:rPr>
               <w:t>⁠</w:t>
             </w:r>
-            <w:hyperlink r:id="rId16" w:tooltip="https://www.alldatasheet.com/datasheet-pdf/pdf/83610/AD/AD8066.html" w:history="1">
+            <w:hyperlink r:id="rId14" w:tooltip="https://www.alldatasheet.com/datasheet-pdf/pdf/83610/AD/AD8066.html" w:history="1">
               <w:r>
                 <w:rPr>
                   <w:rStyle w:val="Hyperlink"/>
@@ -664,7 +578,7 @@
               </w:rPr>
               <w:t>⁠</w:t>
             </w:r>
-            <w:hyperlink r:id="rId17" w:tooltip="https://www.alldatasheet.com/datasheet-pdf/pdf/172044/ONSEMI/LM393.html" w:history="1">
+            <w:hyperlink r:id="rId15" w:tooltip="https://www.alldatasheet.com/datasheet-pdf/pdf/172044/ONSEMI/LM393.html" w:history="1">
               <w:r>
                 <w:rPr>
                   <w:rStyle w:val="Hyperlink"/>
@@ -692,7 +606,7 @@
                 <w:sz w:val="36"/>
                 <w:szCs w:val="36"/>
               </w:rPr>
-              <w:t>LM393BIPWR</w:t>
+              <w:t>LT1011CN8</w:t>
             </w:r>
             <w:r>
               <w:rPr>
@@ -701,22 +615,129 @@
               </w:rPr>
               <w:t xml:space="preserve"> </w:t>
             </w:r>
-            <w:r>
-              <w:rPr>
-                <w:rFonts w:ascii="Segoe UI Symbol" w:hAnsi="Segoe UI Symbol" w:cs="Segoe UI Symbol"/>
-                <w:sz w:val="36"/>
-                <w:szCs w:val="36"/>
-              </w:rPr>
-              <w:t>⁠</w:t>
-            </w:r>
-            <w:hyperlink r:id="rId18" w:tooltip="https://www.ti.com/lit/ds/symlink/lm2903b.pdf?ts=1776713310688" w:history="1">
+            <w:hyperlink r:id="rId16" w:history="1">
+              <w:proofErr w:type="spellStart"/>
               <w:r>
                 <w:rPr>
                   <w:rStyle w:val="Hyperlink"/>
                   <w:sz w:val="36"/>
                   <w:szCs w:val="36"/>
                 </w:rPr>
-                <w:t>LM393B, LM2903B, LM193, LM293, LM393 and LM2903 Dual Comparators datasheet</w:t>
+                <w:t>LT1011CN8</w:t>
+              </w:r>
+              <w:proofErr w:type="spellEnd"/>
+              <w:r>
+                <w:rPr>
+                  <w:rStyle w:val="Hyperlink"/>
+                  <w:sz w:val="36"/>
+                  <w:szCs w:val="36"/>
+                </w:rPr>
+                <w:t xml:space="preserve"> </w:t>
+              </w:r>
+              <w:proofErr w:type="gramStart"/>
+              <w:r>
+                <w:rPr>
+                  <w:rStyle w:val="Hyperlink"/>
+                  <w:sz w:val="36"/>
+                  <w:szCs w:val="36"/>
+                </w:rPr>
+                <w:t>Datasheet(</w:t>
+              </w:r>
+              <w:proofErr w:type="gramEnd"/>
+              <w:r>
+                <w:rPr>
+                  <w:rStyle w:val="Hyperlink"/>
+                  <w:sz w:val="36"/>
+                  <w:szCs w:val="36"/>
+                </w:rPr>
+                <w:t>PDF) - Linear Technology</w:t>
+              </w:r>
+            </w:hyperlink>
+          </w:p>
+        </w:tc>
+      </w:tr>
+      <w:tr>
+        <w:tc>
+          <w:tcPr>
+            <w:tcW w:w="4675" w:type="dxa"/>
+          </w:tcPr>
+          <w:p>
+            <w:pPr>
+              <w:rPr>
+                <w:sz w:val="36"/>
+                <w:szCs w:val="36"/>
+              </w:rPr>
+            </w:pPr>
+            <w:r>
+              <w:rPr>
+                <w:sz w:val="36"/>
+                <w:szCs w:val="36"/>
+              </w:rPr>
+              <w:t>E112 (J112)</w:t>
+            </w:r>
+            <w:r>
+              <w:rPr>
+                <w:sz w:val="36"/>
+                <w:szCs w:val="36"/>
+              </w:rPr>
+              <w:t xml:space="preserve"> </w:t>
+            </w:r>
+            <w:r>
+              <w:rPr>
+                <w:rFonts w:ascii="Segoe UI Symbol" w:hAnsi="Segoe UI Symbol" w:cs="Segoe UI Symbol"/>
+                <w:sz w:val="36"/>
+                <w:szCs w:val="36"/>
+              </w:rPr>
+              <w:t>⁠</w:t>
+            </w:r>
+            <w:hyperlink r:id="rId17" w:tooltip="https://www.alldatasheet.com/html-pdf/467500/ONSEMI/J112/213/1/J112.html" w:history="1">
+              <w:r>
+                <w:rPr>
+                  <w:rStyle w:val="Hyperlink"/>
+                  <w:sz w:val="36"/>
+                  <w:szCs w:val="36"/>
+                </w:rPr>
+                <w:t>J112 datasheet</w:t>
+              </w:r>
+            </w:hyperlink>
+          </w:p>
+        </w:tc>
+        <w:tc>
+          <w:tcPr>
+            <w:tcW w:w="4675" w:type="dxa"/>
+          </w:tcPr>
+          <w:p>
+            <w:pPr>
+              <w:tabs>
+                <w:tab w:val="left" w:pos="1263"/>
+              </w:tabs>
+              <w:rPr>
+                <w:sz w:val="36"/>
+                <w:szCs w:val="36"/>
+              </w:rPr>
+            </w:pPr>
+            <w:r>
+              <w:rPr>
+                <w:sz w:val="36"/>
+                <w:szCs w:val="36"/>
+              </w:rPr>
+              <w:t>BF256C</w:t>
+            </w:r>
+            <w:r>
+              <w:rPr>
+                <w:sz w:val="36"/>
+                <w:szCs w:val="36"/>
+              </w:rPr>
+              <w:t xml:space="preserve"> </w:t>
+            </w:r>
+            <w:hyperlink r:id="rId18" w:tgtFrame="_blank" w:tooltip="https://www.mouser.com/datasheet/2/149/bf256b-292516.pdf" w:history="1">
+              <w:r>
+                <w:rPr>
+                  <w:rStyle w:val="Hyperlink"/>
+                  <w:sz w:val="36"/>
+                  <w:szCs w:val="36"/>
+                </w:rPr>
+                <w:t>BF256A/BF256B/BF256C N-Channel RF Amplifiers</w:t>
               </w:r>
             </w:hyperlink>
           </w:p>
@@ -1042,6 +1063,7 @@
     <w:p/>
     <w:p/>
     <w:p/>
+    <w:p/>
     <w:p>
       <w:pPr>
         <w:pStyle w:val="ListParagraph"/>
@@ -1052,7 +1074,6 @@
       </w:pPr>
       <w:proofErr w:type="spellStart"/>
       <w:r>
-        <w:lastRenderedPageBreak/>
         <w:t>Zamena</w:t>
       </w:r>
       <w:proofErr w:type="spellEnd"/>
@@ -1062,11 +1083,12 @@
       <w:r>
         <w:t>LT1011CN8</w:t>
       </w:r>
-      <w:bookmarkStart w:id="0" w:name="_GoBack"/>
-      <w:bookmarkEnd w:id="0"/>
     </w:p>
     <w:p>
       <w:r>
+        <w:rPr>
+          <w:noProof/>
+        </w:rPr>
         <w:drawing>
           <wp:inline distT="0" distB="0" distL="0" distR="0" wp14:anchorId="062E40CE" wp14:editId="76D9BFB2">
             <wp:extent cx="5943600" cy="4025265"/>
@@ -1104,10 +1126,371 @@
         </w:drawing>
       </w:r>
     </w:p>
+    <w:p/>
+    <w:p/>
+    <w:p>
+      <w:pPr>
+        <w:pStyle w:val="ListParagraph"/>
+        <w:numPr>
+          <w:ilvl w:val="0"/>
+          <w:numId w:val="1"/>
+        </w:numPr>
+      </w:pPr>
+      <w:r>
+        <w:lastRenderedPageBreak/>
+        <w:drawing>
+          <wp:anchor distT="0" distB="0" distL="114300" distR="114300" simplePos="0" relativeHeight="251658240" behindDoc="0" locked="0" layoutInCell="1" allowOverlap="1" wp14:anchorId="7EF21D46" wp14:editId="0EE227FE">
+            <wp:simplePos x="0" y="0"/>
+            <wp:positionH relativeFrom="page">
+              <wp:align>left</wp:align>
+            </wp:positionH>
+            <wp:positionV relativeFrom="paragraph">
+              <wp:posOffset>218161</wp:posOffset>
+            </wp:positionV>
+            <wp:extent cx="7785100" cy="3181985"/>
+            <wp:effectExtent l="0" t="0" r="6350" b="0"/>
+            <wp:wrapSquare wrapText="bothSides"/>
+            <wp:docPr id="1307281196" name="Picture 1" descr="A screenshot of a computer screen&#10;&#10;AI-generated content may be incorrect."/>
+            <wp:cNvGraphicFramePr>
+              <a:graphicFrameLocks xmlns:a="http://schemas.openxmlformats.org/drawingml/2006/main" noChangeAspect="1"/>
+            </wp:cNvGraphicFramePr>
+            <a:graphic xmlns:a="http://schemas.openxmlformats.org/drawingml/2006/main">
+              <a:graphicData uri="http://schemas.openxmlformats.org/drawingml/2006/picture">
+                <pic:pic xmlns:pic="http://schemas.openxmlformats.org/drawingml/2006/picture">
+                  <pic:nvPicPr>
+                    <pic:cNvPr id="1307281196" name="Picture 1" descr="A screenshot of a computer screen&#10;&#10;AI-generated content may be incorrect."/>
+                    <pic:cNvPicPr/>
+                  </pic:nvPicPr>
+                  <pic:blipFill>
+                    <a:blip r:embed="rId25">
+                      <a:extLst>
+                        <a:ext uri="{28A0092B-C50C-407E-A947-70E740481C1C}">
+                          <a14:useLocalDpi xmlns:a14="http://schemas.microsoft.com/office/drawing/2010/main" val="0"/>
+                        </a:ext>
+                      </a:extLst>
+                    </a:blip>
+                    <a:stretch>
+                      <a:fillRect/>
+                    </a:stretch>
+                  </pic:blipFill>
+                  <pic:spPr>
+                    <a:xfrm>
+                      <a:off x="0" y="0"/>
+                      <a:ext cx="7791656" cy="3184708"/>
+                    </a:xfrm>
+                    <a:prstGeom prst="rect">
+                      <a:avLst/>
+                    </a:prstGeom>
+                  </pic:spPr>
+                </pic:pic>
+              </a:graphicData>
+            </a:graphic>
+            <wp14:sizeRelH relativeFrom="margin">
+              <wp14:pctWidth>0</wp14:pctWidth>
+            </wp14:sizeRelH>
+            <wp14:sizeRelV relativeFrom="margin">
+              <wp14:pctHeight>0</wp14:pctHeight>
+            </wp14:sizeRelV>
+          </wp:anchor>
+        </w:drawing>
+      </w:r>
+      <w:proofErr w:type="spellStart"/>
+      <w:r>
+        <w:t>Zamena</w:t>
+      </w:r>
+      <w:proofErr w:type="spellEnd"/>
+      <w:r>
+        <w:t xml:space="preserve"> za J</w:t>
+      </w:r>
+      <w:proofErr w:type="gramStart"/>
+      <w:r>
+        <w:t>112  je</w:t>
+      </w:r>
+      <w:proofErr w:type="gramEnd"/>
+      <w:r>
+        <w:t xml:space="preserve"> BF256</w:t>
+      </w:r>
+      <w:r>
+        <w:t>C</w:t>
+      </w:r>
+    </w:p>
+    <w:p>
+      <w:pPr>
+        <w:pStyle w:val="ListParagraph"/>
+      </w:pPr>
+    </w:p>
+    <w:tbl>
+      <w:tblPr>
+        <w:tblStyle w:val="TableGrid"/>
+        <w:tblW w:w="0" w:type="auto"/>
+        <w:tblLook w:val="04A0" w:firstRow="1" w:lastRow="0" w:firstColumn="1" w:lastColumn="0" w:noHBand="0" w:noVBand="1"/>
+      </w:tblPr>
+      <w:tblGrid>
+        <w:gridCol w:w="3116"/>
+        <w:gridCol w:w="3117"/>
+        <w:gridCol w:w="3117"/>
+      </w:tblGrid>
+      <w:tr>
+        <w:tc>
+          <w:tcPr>
+            <w:tcW w:w="3116" w:type="dxa"/>
+          </w:tcPr>
+          <w:p>
+            <w:pPr>
+              <w:jc w:val="center"/>
+              <w:rPr>
+                <w:b/>
+                <w:bCs/>
+              </w:rPr>
+            </w:pPr>
+            <w:proofErr w:type="spellStart"/>
+            <w:r>
+              <w:rPr>
+                <w:b/>
+                <w:bCs/>
+              </w:rPr>
+              <w:t>Parametar</w:t>
+            </w:r>
+            <w:proofErr w:type="spellEnd"/>
+          </w:p>
+        </w:tc>
+        <w:tc>
+          <w:tcPr>
+            <w:tcW w:w="3117" w:type="dxa"/>
+          </w:tcPr>
+          <w:p>
+            <w:pPr>
+              <w:jc w:val="center"/>
+              <w:rPr>
+                <w:b/>
+                <w:bCs/>
+              </w:rPr>
+            </w:pPr>
+            <w:r>
+              <w:rPr>
+                <w:b/>
+                <w:bCs/>
+              </w:rPr>
+              <w:t>J112</w:t>
+            </w:r>
+          </w:p>
+        </w:tc>
+        <w:tc>
+          <w:tcPr>
+            <w:tcW w:w="3117" w:type="dxa"/>
+          </w:tcPr>
+          <w:p>
+            <w:pPr>
+              <w:jc w:val="center"/>
+              <w:rPr>
+                <w:b/>
+                <w:bCs/>
+              </w:rPr>
+            </w:pPr>
+            <w:r>
+              <w:rPr>
+                <w:b/>
+                <w:bCs/>
+              </w:rPr>
+              <w:t>BF256C</w:t>
+            </w:r>
+          </w:p>
+        </w:tc>
+      </w:tr>
+      <w:tr>
+        <w:tc>
+          <w:tcPr>
+            <w:tcW w:w="3116" w:type="dxa"/>
+          </w:tcPr>
+          <w:p>
+            <w:pPr>
+              <w:jc w:val="center"/>
+              <w:rPr>
+                <w:b/>
+                <w:bCs/>
+              </w:rPr>
+            </w:pPr>
+            <w:proofErr w:type="spellStart"/>
+            <w:r>
+              <w:rPr>
+                <w:b/>
+                <w:bCs/>
+              </w:rPr>
+              <w:t>Idss</w:t>
+            </w:r>
+            <w:proofErr w:type="spellEnd"/>
+          </w:p>
+        </w:tc>
+        <w:tc>
+          <w:tcPr>
+            <w:tcW w:w="3117" w:type="dxa"/>
+          </w:tcPr>
+          <w:p>
+            <w:pPr>
+              <w:jc w:val="center"/>
+            </w:pPr>
+            <w:r>
+              <w:t>20mA</w:t>
+            </w:r>
+          </w:p>
+        </w:tc>
+        <w:tc>
+          <w:tcPr>
+            <w:tcW w:w="3117" w:type="dxa"/>
+          </w:tcPr>
+          <w:p>
+            <w:pPr>
+              <w:jc w:val="center"/>
+            </w:pPr>
+            <w:r>
+              <w:t>11 do 18 mA</w:t>
+            </w:r>
+          </w:p>
+        </w:tc>
+      </w:tr>
+      <w:tr>
+        <w:tc>
+          <w:tcPr>
+            <w:tcW w:w="3116" w:type="dxa"/>
+          </w:tcPr>
+          <w:p>
+            <w:pPr>
+              <w:jc w:val="center"/>
+              <w:rPr>
+                <w:b/>
+                <w:bCs/>
+              </w:rPr>
+            </w:pPr>
+            <w:proofErr w:type="spellStart"/>
+            <w:r>
+              <w:rPr>
+                <w:b/>
+                <w:bCs/>
+              </w:rPr>
+              <w:t>Vgs</w:t>
+            </w:r>
+            <w:proofErr w:type="spellEnd"/>
+            <w:r>
+              <w:rPr>
+                <w:b/>
+                <w:bCs/>
+              </w:rPr>
+              <w:t>(off)</w:t>
+            </w:r>
+          </w:p>
+        </w:tc>
+        <w:tc>
+          <w:tcPr>
+            <w:tcW w:w="3117" w:type="dxa"/>
+          </w:tcPr>
+          <w:p>
+            <w:pPr>
+              <w:jc w:val="center"/>
+            </w:pPr>
+            <w:r>
+              <w:t>-3 do -5</w:t>
+            </w:r>
+          </w:p>
+        </w:tc>
+        <w:tc>
+          <w:tcPr>
+            <w:tcW w:w="3117" w:type="dxa"/>
+          </w:tcPr>
+          <w:p>
+            <w:pPr>
+              <w:jc w:val="center"/>
+            </w:pPr>
+            <w:r>
+              <w:t>-0.5 do -8 V</w:t>
+            </w:r>
+          </w:p>
+        </w:tc>
+      </w:tr>
+      <w:tr>
+        <w:tc>
+          <w:tcPr>
+            <w:tcW w:w="3116" w:type="dxa"/>
+          </w:tcPr>
+          <w:p>
+            <w:pPr>
+              <w:jc w:val="center"/>
+              <w:rPr>
+                <w:b/>
+                <w:bCs/>
+              </w:rPr>
+            </w:pPr>
+            <w:proofErr w:type="spellStart"/>
+            <w:r>
+              <w:rPr>
+                <w:b/>
+                <w:bCs/>
+              </w:rPr>
+              <w:t>Rds</w:t>
+            </w:r>
+            <w:proofErr w:type="spellEnd"/>
+            <w:r>
+              <w:rPr>
+                <w:b/>
+                <w:bCs/>
+              </w:rPr>
+              <w:t>(on)</w:t>
+            </w:r>
+          </w:p>
+        </w:tc>
+        <w:tc>
+          <w:tcPr>
+            <w:tcW w:w="3117" w:type="dxa"/>
+          </w:tcPr>
+          <w:p>
+            <w:pPr>
+              <w:jc w:val="center"/>
+            </w:pPr>
+            <w:r>
+              <w:t>100</w:t>
+            </w:r>
+            <w:r>
+              <w:t xml:space="preserve"> </w:t>
+            </w:r>
+            <w:r>
+              <w:t>Ω</w:t>
+            </w:r>
+          </w:p>
+        </w:tc>
+        <w:tc>
+          <w:tcPr>
+            <w:tcW w:w="3117" w:type="dxa"/>
+          </w:tcPr>
+          <w:p>
+            <w:pPr>
+              <w:jc w:val="center"/>
+            </w:pPr>
+            <w:r>
+              <w:t>(111-</w:t>
+            </w:r>
+            <w:r>
+              <w:t>1</w:t>
+            </w:r>
+            <w:r>
+              <w:t>3</w:t>
+            </w:r>
+            <w:r>
+              <w:t>0</w:t>
+            </w:r>
+            <w:r>
+              <w:t>)</w:t>
+            </w:r>
+            <w:r>
+              <w:t xml:space="preserve"> Ω</w:t>
+            </w:r>
+          </w:p>
+        </w:tc>
+      </w:tr>
+    </w:tbl>
+    <w:p/>
     <w:sectPr>
-      <w:footerReference w:type="even" r:id="rId25"/>
-      <w:footerReference w:type="default" r:id="rId26"/>
-      <w:footerReference w:type="first" r:id="rId27"/>
+      <w:footerReference w:type="even" r:id="rId26"/>
+      <w:footerReference w:type="default" r:id="rId27"/>
+      <w:footerReference w:type="first" r:id="rId28"/>
       <w:pgSz w:w="12240" w:h="15840"/>
       <w:pgMar w:top="1440" w:right="1440" w:bottom="1440" w:left="1440" w:header="720" w:footer="720" w:gutter="0"/>
       <w:cols w:space="720"/>
@@ -1118,7 +1501,7 @@
 </file>
 
 <file path=word/endnotes.xml><?xml version="1.0" encoding="utf-8"?>
-<w:endnotes xmlns:wpc="http://schemas.microsoft.com/office/word/2010/wordprocessingCanvas" xmlns:cx="http://schemas.microsoft.com/office/drawing/2014/chartex" xmlns:cx1="http://schemas.microsoft.com/office/drawing/2015/9/8/chartex" xmlns:mc="http://schemas.openxmlformats.org/markup-compatibility/2006" xmlns:o="urn:schemas-microsoft-com:office:office" xmlns:r="http://schemas.openxmlformats.org/officeDocument/2006/relationships" xmlns:m="http://schemas.openxmlformats.org/officeDocument/2006/math" xmlns:v="urn:schemas-microsoft-com:vml" xmlns:wp14="http://schemas.microsoft.com/office/word/2010/wordprocessingDrawing" xmlns:wp="http://schemas.openxmlformats.org/drawingml/2006/wordprocessingDrawing" xmlns:w10="urn:schemas-microsoft-com:office:word" xmlns:w="http://schemas.openxmlformats.org/wordprocessingml/2006/main" xmlns:w14="http://schemas.microsoft.com/office/word/2010/wordml" xmlns:w15="http://schemas.microsoft.com/office/word/2012/wordml" xmlns:w16se="http://schemas.microsoft.com/office/word/2015/wordml/symex" xmlns:wpg="http://schemas.microsoft.com/office/word/2010/wordprocessingGroup" xmlns:wpi="http://schemas.microsoft.com/office/word/2010/wordprocessingInk" xmlns:wne="http://schemas.microsoft.com/office/word/2006/wordml" xmlns:wps="http://schemas.microsoft.com/office/word/2010/wordprocessingShape" mc:Ignorable="w14 w15 w16se wp14">
+<w:endnotes xmlns:wpc="http://schemas.microsoft.com/office/word/2010/wordprocessingCanvas" xmlns:cx="http://schemas.microsoft.com/office/drawing/2014/chartex" xmlns:cx1="http://schemas.microsoft.com/office/drawing/2015/9/8/chartex" xmlns:cx2="http://schemas.microsoft.com/office/drawing/2015/10/21/chartex" xmlns:cx3="http://schemas.microsoft.com/office/drawing/2016/5/9/chartex" xmlns:cx4="http://schemas.microsoft.com/office/drawing/2016/5/10/chartex" xmlns:cx5="http://schemas.microsoft.com/office/drawing/2016/5/11/chartex" xmlns:cx6="http://schemas.microsoft.com/office/drawing/2016/5/12/chartex" xmlns:cx7="http://schemas.microsoft.com/office/drawing/2016/5/13/chartex" xmlns:cx8="http://schemas.microsoft.com/office/drawing/2016/5/14/chartex" xmlns:mc="http://schemas.openxmlformats.org/markup-compatibility/2006" xmlns:aink="http://schemas.microsoft.com/office/drawing/2016/ink" xmlns:am3d="http://schemas.microsoft.com/office/drawing/2017/model3d" xmlns:o="urn:schemas-microsoft-com:office:office" xmlns:oel="http://schemas.microsoft.com/office/2019/extlst" xmlns:r="http://schemas.openxmlformats.org/officeDocument/2006/relationships" xmlns:m="http://schemas.openxmlformats.org/officeDocument/2006/math" xmlns:v="urn:schemas-microsoft-com:vml" xmlns:wp14="http://schemas.microsoft.com/office/word/2010/wordprocessingDrawing" xmlns:wp="http://schemas.openxmlformats.org/drawingml/2006/wordprocessingDrawing" xmlns:w10="urn:schemas-microsoft-com:office:word" xmlns:w="http://schemas.openxmlformats.org/wordprocessingml/2006/main" xmlns:w14="http://schemas.microsoft.com/office/word/2010/wordml" xmlns:w15="http://schemas.microsoft.com/office/word/2012/wordml" xmlns:w16cex="http://schemas.microsoft.com/office/word/2018/wordml/cex" xmlns:w16cid="http://schemas.microsoft.com/office/word/2016/wordml/cid" xmlns:w16="http://schemas.microsoft.com/office/word/2018/wordml" xmlns:w16du="http://schemas.microsoft.com/office/word/2023/wordml/word16du" xmlns:w16sdtdh="http://schemas.microsoft.com/office/word/2020/wordml/sdtdatahash" xmlns:w16sdtfl="http://schemas.microsoft.com/office/word/2024/wordml/sdtformatlock" xmlns:w16se="http://schemas.microsoft.com/office/word/2015/wordml/symex" xmlns:wpg="http://schemas.microsoft.com/office/word/2010/wordprocessingGroup" xmlns:wpi="http://schemas.microsoft.com/office/word/2010/wordprocessingInk" xmlns:wne="http://schemas.microsoft.com/office/word/2006/wordml" xmlns:wps="http://schemas.microsoft.com/office/word/2010/wordprocessingShape" mc:Ignorable="w14 w15 w16se w16cid w16 w16cex w16sdtdh w16sdtfl w16du wp14">
   <w:endnote w:type="separator" w:id="-1">
     <w:p>
       <w:pPr>
@@ -1143,7 +1526,7 @@
 </file>
 
 <file path=word/footer1.xml><?xml version="1.0" encoding="utf-8"?>
-<w:ftr xmlns:wpc="http://schemas.microsoft.com/office/word/2010/wordprocessingCanvas" xmlns:cx="http://schemas.microsoft.com/office/drawing/2014/chartex" xmlns:cx1="http://schemas.microsoft.com/office/drawing/2015/9/8/chartex" xmlns:mc="http://schemas.openxmlformats.org/markup-compatibility/2006" xmlns:o="urn:schemas-microsoft-com:office:office" xmlns:r="http://schemas.openxmlformats.org/officeDocument/2006/relationships" xmlns:m="http://schemas.openxmlformats.org/officeDocument/2006/math" xmlns:v="urn:schemas-microsoft-com:vml" xmlns:wp14="http://schemas.microsoft.com/office/word/2010/wordprocessingDrawing" xmlns:wp="http://schemas.openxmlformats.org/drawingml/2006/wordprocessingDrawing" xmlns:w10="urn:schemas-microsoft-com:office:word" xmlns:w="http://schemas.openxmlformats.org/wordprocessingml/2006/main" xmlns:w14="http://schemas.microsoft.com/office/word/2010/wordml" xmlns:w15="http://schemas.microsoft.com/office/word/2012/wordml" xmlns:w16se="http://schemas.microsoft.com/office/word/2015/wordml/symex" xmlns:wpg="http://schemas.microsoft.com/office/word/2010/wordprocessingGroup" xmlns:wpi="http://schemas.microsoft.com/office/word/2010/wordprocessingInk" xmlns:wne="http://schemas.microsoft.com/office/word/2006/wordml" xmlns:wps="http://schemas.microsoft.com/office/word/2010/wordprocessingShape" mc:Ignorable="w14 w15 w16se wp14">
+<w:ftr xmlns:wpc="http://schemas.microsoft.com/office/word/2010/wordprocessingCanvas" xmlns:cx="http://schemas.microsoft.com/office/drawing/2014/chartex" xmlns:cx1="http://schemas.microsoft.com/office/drawing/2015/9/8/chartex" xmlns:cx2="http://schemas.microsoft.com/office/drawing/2015/10/21/chartex" xmlns:cx3="http://schemas.microsoft.com/office/drawing/2016/5/9/chartex" xmlns:cx4="http://schemas.microsoft.com/office/drawing/2016/5/10/chartex" xmlns:cx5="http://schemas.microsoft.com/office/drawing/2016/5/11/chartex" xmlns:cx6="http://schemas.microsoft.com/office/drawing/2016/5/12/chartex" xmlns:cx7="http://schemas.microsoft.com/office/drawing/2016/5/13/chartex" xmlns:cx8="http://schemas.microsoft.com/office/drawing/2016/5/14/chartex" xmlns:mc="http://schemas.openxmlformats.org/markup-compatibility/2006" xmlns:aink="http://schemas.microsoft.com/office/drawing/2016/ink" xmlns:am3d="http://schemas.microsoft.com/office/drawing/2017/model3d" xmlns:o="urn:schemas-microsoft-com:office:office" xmlns:oel="http://schemas.microsoft.com/office/2019/extlst" xmlns:r="http://schemas.openxmlformats.org/officeDocument/2006/relationships" xmlns:m="http://schemas.openxmlformats.org/officeDocument/2006/math" xmlns:v="urn:schemas-microsoft-com:vml" xmlns:wp14="http://schemas.microsoft.com/office/word/2010/wordprocessingDrawing" xmlns:wp="http://schemas.openxmlformats.org/drawingml/2006/wordprocessingDrawing" xmlns:w10="urn:schemas-microsoft-com:office:word" xmlns:w="http://schemas.openxmlformats.org/wordprocessingml/2006/main" xmlns:w14="http://schemas.microsoft.com/office/word/2010/wordml" xmlns:w15="http://schemas.microsoft.com/office/word/2012/wordml" xmlns:w16cex="http://schemas.microsoft.com/office/word/2018/wordml/cex" xmlns:w16cid="http://schemas.microsoft.com/office/word/2016/wordml/cid" xmlns:w16="http://schemas.microsoft.com/office/word/2018/wordml" xmlns:w16du="http://schemas.microsoft.com/office/word/2023/wordml/word16du" xmlns:w16sdtdh="http://schemas.microsoft.com/office/word/2020/wordml/sdtdatahash" xmlns:w16sdtfl="http://schemas.microsoft.com/office/word/2024/wordml/sdtformatlock" xmlns:w16se="http://schemas.microsoft.com/office/word/2015/wordml/symex" xmlns:wpg="http://schemas.microsoft.com/office/word/2010/wordprocessingGroup" xmlns:wpi="http://schemas.microsoft.com/office/word/2010/wordprocessingInk" xmlns:wne="http://schemas.microsoft.com/office/word/2006/wordml" xmlns:wps="http://schemas.microsoft.com/office/word/2010/wordprocessingShape" mc:Ignorable="w14 w15 w16se w16cid w16 w16cex w16sdtdh w16sdtfl w16du wp14">
   <w:p>
     <w:pPr>
       <w:pStyle w:val="Footer"/>
@@ -1169,7 +1552,7 @@
               <wp:docPr id="1189448808" name="Text Box 2" descr="Internal">
                 <a:extLst xmlns:a="http://schemas.openxmlformats.org/drawingml/2006/main">
                   <a:ext uri="{5AE41FA2-C0FF-4470-9BD4-5FADCA87CBE2}">
-                    <aclsh:classification xmlns:aclsh="http://schemas.microsoft.com/office/drawing/2020/classificationShape" xmlns:w16sdtfl="http://schemas.microsoft.com/office/word/2024/wordml/sdtformatlock" xmlns:w16sdtdh="http://schemas.microsoft.com/office/word/2020/wordml/sdtdatahash" xmlns:w16du="http://schemas.microsoft.com/office/word/2023/wordml/word16du" xmlns:w16="http://schemas.microsoft.com/office/word/2018/wordml" xmlns:w16cid="http://schemas.microsoft.com/office/word/2016/wordml/cid" xmlns:w16cex="http://schemas.microsoft.com/office/word/2018/wordml/cex" xmlns:w="http://schemas.openxmlformats.org/wordprocessingml/2006/main" xmlns:w10="urn:schemas-microsoft-com:office:word" xmlns:v="urn:schemas-microsoft-com:vml" xmlns:oel="http://schemas.microsoft.com/office/2019/extlst" xmlns:o="urn:schemas-microsoft-com:office:office" xmlns:am3d="http://schemas.microsoft.com/office/drawing/2017/model3d" xmlns:aink="http://schemas.microsoft.com/office/drawing/2016/ink" xmlns:cx8="http://schemas.microsoft.com/office/drawing/2016/5/14/chartex" xmlns:cx7="http://schemas.microsoft.com/office/drawing/2016/5/13/chartex" xmlns:cx6="http://schemas.microsoft.com/office/drawing/2016/5/12/chartex" xmlns:cx5="http://schemas.microsoft.com/office/drawing/2016/5/11/chartex" xmlns:cx4="http://schemas.microsoft.com/office/drawing/2016/5/10/chartex" xmlns:cx3="http://schemas.microsoft.com/office/drawing/2016/5/9/chartex" xmlns:cx2="http://schemas.microsoft.com/office/drawing/2015/10/21/chartex" xmlns="" classificationOutcomeType="ftr"/>
+                    <aclsh:classification xmlns:aclsh="http://schemas.microsoft.com/office/drawing/2020/classificationShape" classificationOutcomeType="ftr"/>
                   </a:ext>
                 </a:extLst>
               </wp:docPr>
@@ -1229,14 +1612,13 @@
             </wp:anchor>
           </w:drawing>
         </mc:Choice>
-        <mc:Fallback xmlns:w16sdtfl="http://schemas.microsoft.com/office/word/2024/wordml/sdtformatlock" xmlns:w16sdtdh="http://schemas.microsoft.com/office/word/2020/wordml/sdtdatahash" xmlns:w16du="http://schemas.microsoft.com/office/word/2023/wordml/word16du" xmlns:w16="http://schemas.microsoft.com/office/word/2018/wordml" xmlns:w16cid="http://schemas.microsoft.com/office/word/2016/wordml/cid" xmlns:w16cex="http://schemas.microsoft.com/office/word/2018/wordml/cex" xmlns:oel="http://schemas.microsoft.com/office/2019/extlst" xmlns:am3d="http://schemas.microsoft.com/office/drawing/2017/model3d" xmlns:aink="http://schemas.microsoft.com/office/drawing/2016/ink" xmlns:cx8="http://schemas.microsoft.com/office/drawing/2016/5/14/chartex" xmlns:cx7="http://schemas.microsoft.com/office/drawing/2016/5/13/chartex" xmlns:cx6="http://schemas.microsoft.com/office/drawing/2016/5/12/chartex" xmlns:cx5="http://schemas.microsoft.com/office/drawing/2016/5/11/chartex" xmlns:cx4="http://schemas.microsoft.com/office/drawing/2016/5/10/chartex" xmlns:cx3="http://schemas.microsoft.com/office/drawing/2016/5/9/chartex" xmlns:cx2="http://schemas.microsoft.com/office/drawing/2015/10/21/chartex">
+        <mc:Fallback>
           <w:pict>
             <v:shapetype w14:anchorId="323963D6" id="_x0000_t202" coordsize="21600,21600" o:spt="202" path="m,l,21600r21600,l21600,xe">
               <v:stroke joinstyle="miter"/>
               <v:path gradientshapeok="t" o:connecttype="rect"/>
             </v:shapetype>
             <v:shape id="Text Box 2" o:spid="_x0000_s1026" type="#_x0000_t202" alt="Internal" style="position:absolute;margin-left:0;margin-top:0;width:25.4pt;height:26.3pt;z-index:251659264;visibility:visible;mso-wrap-style:none;mso-wrap-distance-left:0;mso-wrap-distance-top:0;mso-wrap-distance-right:0;mso-wrap-distance-bottom:0;mso-position-horizontal:center;mso-position-horizontal-relative:page;mso-position-vertical:bottom;mso-position-vertical-relative:page;v-text-anchor:bottom" o:gfxdata="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" filled="f" stroked="f">
-              <v:fill o:detectmouseclick="t"/>
               <v:textbox style="mso-fit-shape-to-text:t" inset="0,0,0,15pt">
                 <w:txbxContent>
                   <w:p>
@@ -1274,7 +1656,7 @@
 </file>
 
 <file path=word/footer2.xml><?xml version="1.0" encoding="utf-8"?>
-<w:ftr xmlns:wpc="http://schemas.microsoft.com/office/word/2010/wordprocessingCanvas" xmlns:cx="http://schemas.microsoft.com/office/drawing/2014/chartex" xmlns:cx1="http://schemas.microsoft.com/office/drawing/2015/9/8/chartex" xmlns:mc="http://schemas.openxmlformats.org/markup-compatibility/2006" xmlns:o="urn:schemas-microsoft-com:office:office" xmlns:r="http://schemas.openxmlformats.org/officeDocument/2006/relationships" xmlns:m="http://schemas.openxmlformats.org/officeDocument/2006/math" xmlns:v="urn:schemas-microsoft-com:vml" xmlns:wp14="http://schemas.microsoft.com/office/word/2010/wordprocessingDrawing" xmlns:wp="http://schemas.openxmlformats.org/drawingml/2006/wordprocessingDrawing" xmlns:w10="urn:schemas-microsoft-com:office:word" xmlns:w="http://schemas.openxmlformats.org/wordprocessingml/2006/main" xmlns:w14="http://schemas.microsoft.com/office/word/2010/wordml" xmlns:w15="http://schemas.microsoft.com/office/word/2012/wordml" xmlns:w16se="http://schemas.microsoft.com/office/word/2015/wordml/symex" xmlns:wpg="http://schemas.microsoft.com/office/word/2010/wordprocessingGroup" xmlns:wpi="http://schemas.microsoft.com/office/word/2010/wordprocessingInk" xmlns:wne="http://schemas.microsoft.com/office/word/2006/wordml" xmlns:wps="http://schemas.microsoft.com/office/word/2010/wordprocessingShape" mc:Ignorable="w14 w15 w16se wp14">
+<w:ftr xmlns:wpc="http://schemas.microsoft.com/office/word/2010/wordprocessingCanvas" xmlns:cx="http://schemas.microsoft.com/office/drawing/2014/chartex" xmlns:cx1="http://schemas.microsoft.com/office/drawing/2015/9/8/chartex" xmlns:cx2="http://schemas.microsoft.com/office/drawing/2015/10/21/chartex" xmlns:cx3="http://schemas.microsoft.com/office/drawing/2016/5/9/chartex" xmlns:cx4="http://schemas.microsoft.com/office/drawing/2016/5/10/chartex" xmlns:cx5="http://schemas.microsoft.com/office/drawing/2016/5/11/chartex" xmlns:cx6="http://schemas.microsoft.com/office/drawing/2016/5/12/chartex" xmlns:cx7="http://schemas.microsoft.com/office/drawing/2016/5/13/chartex" xmlns:cx8="http://schemas.microsoft.com/office/drawing/2016/5/14/chartex" xmlns:mc="http://schemas.openxmlformats.org/markup-compatibility/2006" xmlns:aink="http://schemas.microsoft.com/office/drawing/2016/ink" xmlns:am3d="http://schemas.microsoft.com/office/drawing/2017/model3d" xmlns:o="urn:schemas-microsoft-com:office:office" xmlns:oel="http://schemas.microsoft.com/office/2019/extlst" xmlns:r="http://schemas.openxmlformats.org/officeDocument/2006/relationships" xmlns:m="http://schemas.openxmlformats.org/officeDocument/2006/math" xmlns:v="urn:schemas-microsoft-com:vml" xmlns:wp14="http://schemas.microsoft.com/office/word/2010/wordprocessingDrawing" xmlns:wp="http://schemas.openxmlformats.org/drawingml/2006/wordprocessingDrawing" xmlns:w10="urn:schemas-microsoft-com:office:word" xmlns:w="http://schemas.openxmlformats.org/wordprocessingml/2006/main" xmlns:w14="http://schemas.microsoft.com/office/word/2010/wordml" xmlns:w15="http://schemas.microsoft.com/office/word/2012/wordml" xmlns:w16cex="http://schemas.microsoft.com/office/word/2018/wordml/cex" xmlns:w16cid="http://schemas.microsoft.com/office/word/2016/wordml/cid" xmlns:w16="http://schemas.microsoft.com/office/word/2018/wordml" xmlns:w16du="http://schemas.microsoft.com/office/word/2023/wordml/word16du" xmlns:w16sdtdh="http://schemas.microsoft.com/office/word/2020/wordml/sdtdatahash" xmlns:w16sdtfl="http://schemas.microsoft.com/office/word/2024/wordml/sdtformatlock" xmlns:w16se="http://schemas.microsoft.com/office/word/2015/wordml/symex" xmlns:wpg="http://schemas.microsoft.com/office/word/2010/wordprocessingGroup" xmlns:wpi="http://schemas.microsoft.com/office/word/2010/wordprocessingInk" xmlns:wne="http://schemas.microsoft.com/office/word/2006/wordml" xmlns:wps="http://schemas.microsoft.com/office/word/2010/wordprocessingShape" mc:Ignorable="w14 w15 w16se w16cid w16 w16cex w16sdtdh w16sdtfl w16du wp14">
   <w:p>
     <w:pPr>
       <w:pStyle w:val="Footer"/>
@@ -1300,7 +1682,7 @@
               <wp:docPr id="422312151" name="Text Box 3" descr="Internal">
                 <a:extLst xmlns:a="http://schemas.openxmlformats.org/drawingml/2006/main">
                   <a:ext uri="{5AE41FA2-C0FF-4470-9BD4-5FADCA87CBE2}">
-                    <aclsh:classification xmlns:aclsh="http://schemas.microsoft.com/office/drawing/2020/classificationShape" xmlns:w16sdtfl="http://schemas.microsoft.com/office/word/2024/wordml/sdtformatlock" xmlns:w16sdtdh="http://schemas.microsoft.com/office/word/2020/wordml/sdtdatahash" xmlns:w16du="http://schemas.microsoft.com/office/word/2023/wordml/word16du" xmlns:w16="http://schemas.microsoft.com/office/word/2018/wordml" xmlns:w16cid="http://schemas.microsoft.com/office/word/2016/wordml/cid" xmlns:w16cex="http://schemas.microsoft.com/office/word/2018/wordml/cex" xmlns:w="http://schemas.openxmlformats.org/wordprocessingml/2006/main" xmlns:w10="urn:schemas-microsoft-com:office:word" xmlns:v="urn:schemas-microsoft-com:vml" xmlns:oel="http://schemas.microsoft.com/office/2019/extlst" xmlns:o="urn:schemas-microsoft-com:office:office" xmlns:am3d="http://schemas.microsoft.com/office/drawing/2017/model3d" xmlns:aink="http://schemas.microsoft.com/office/drawing/2016/ink" xmlns:cx8="http://schemas.microsoft.com/office/drawing/2016/5/14/chartex" xmlns:cx7="http://schemas.microsoft.com/office/drawing/2016/5/13/chartex" xmlns:cx6="http://schemas.microsoft.com/office/drawing/2016/5/12/chartex" xmlns:cx5="http://schemas.microsoft.com/office/drawing/2016/5/11/chartex" xmlns:cx4="http://schemas.microsoft.com/office/drawing/2016/5/10/chartex" xmlns:cx3="http://schemas.microsoft.com/office/drawing/2016/5/9/chartex" xmlns:cx2="http://schemas.microsoft.com/office/drawing/2015/10/21/chartex" xmlns="" classificationOutcomeType="ftr"/>
+                    <aclsh:classification xmlns:aclsh="http://schemas.microsoft.com/office/drawing/2020/classificationShape" classificationOutcomeType="ftr"/>
                   </a:ext>
                 </a:extLst>
               </wp:docPr>
@@ -1360,14 +1742,13 @@
             </wp:anchor>
           </w:drawing>
         </mc:Choice>
-        <mc:Fallback xmlns:w16sdtfl="http://schemas.microsoft.com/office/word/2024/wordml/sdtformatlock" xmlns:w16sdtdh="http://schemas.microsoft.com/office/word/2020/wordml/sdtdatahash" xmlns:w16du="http://schemas.microsoft.com/office/word/2023/wordml/word16du" xmlns:w16="http://schemas.microsoft.com/office/word/2018/wordml" xmlns:w16cid="http://schemas.microsoft.com/office/word/2016/wordml/cid" xmlns:w16cex="http://schemas.microsoft.com/office/word/2018/wordml/cex" xmlns:oel="http://schemas.microsoft.com/office/2019/extlst" xmlns:am3d="http://schemas.microsoft.com/office/drawing/2017/model3d" xmlns:aink="http://schemas.microsoft.com/office/drawing/2016/ink" xmlns:cx8="http://schemas.microsoft.com/office/drawing/2016/5/14/chartex" xmlns:cx7="http://schemas.microsoft.com/office/drawing/2016/5/13/chartex" xmlns:cx6="http://schemas.microsoft.com/office/drawing/2016/5/12/chartex" xmlns:cx5="http://schemas.microsoft.com/office/drawing/2016/5/11/chartex" xmlns:cx4="http://schemas.microsoft.com/office/drawing/2016/5/10/chartex" xmlns:cx3="http://schemas.microsoft.com/office/drawing/2016/5/9/chartex" xmlns:cx2="http://schemas.microsoft.com/office/drawing/2015/10/21/chartex">
+        <mc:Fallback>
           <w:pict>
             <v:shapetype w14:anchorId="0CC2A22C" id="_x0000_t202" coordsize="21600,21600" o:spt="202" path="m,l,21600r21600,l21600,xe">
               <v:stroke joinstyle="miter"/>
               <v:path gradientshapeok="t" o:connecttype="rect"/>
             </v:shapetype>
             <v:shape id="Text Box 3" o:spid="_x0000_s1027" type="#_x0000_t202" alt="Internal" style="position:absolute;margin-left:0;margin-top:0;width:25.4pt;height:26.3pt;z-index:251660288;visibility:visible;mso-wrap-style:none;mso-wrap-distance-left:0;mso-wrap-distance-top:0;mso-wrap-distance-right:0;mso-wrap-distance-bottom:0;mso-position-horizontal:center;mso-position-horizontal-relative:page;mso-position-vertical:bottom;mso-position-vertical-relative:page;v-text-anchor:bottom" o:gfxdata="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" filled="f" stroked="f">
-              <v:fill o:detectmouseclick="t"/>
               <v:textbox style="mso-fit-shape-to-text:t" inset="0,0,0,15pt">
                 <w:txbxContent>
                   <w:p>
@@ -1405,7 +1786,7 @@
 </file>
 
 <file path=word/footer3.xml><?xml version="1.0" encoding="utf-8"?>
-<w:ftr xmlns:wpc="http://schemas.microsoft.com/office/word/2010/wordprocessingCanvas" xmlns:cx="http://schemas.microsoft.com/office/drawing/2014/chartex" xmlns:cx1="http://schemas.microsoft.com/office/drawing/2015/9/8/chartex" xmlns:mc="http://schemas.openxmlformats.org/markup-compatibility/2006" xmlns:o="urn:schemas-microsoft-com:office:office" xmlns:r="http://schemas.openxmlformats.org/officeDocument/2006/relationships" xmlns:m="http://schemas.openxmlformats.org/officeDocument/2006/math" xmlns:v="urn:schemas-microsoft-com:vml" xmlns:wp14="http://schemas.microsoft.com/office/word/2010/wordprocessingDrawing" xmlns:wp="http://schemas.openxmlformats.org/drawingml/2006/wordprocessingDrawing" xmlns:w10="urn:schemas-microsoft-com:office:word" xmlns:w="http://schemas.openxmlformats.org/wordprocessingml/2006/main" xmlns:w14="http://schemas.microsoft.com/office/word/2010/wordml" xmlns:w15="http://schemas.microsoft.com/office/word/2012/wordml" xmlns:w16se="http://schemas.microsoft.com/office/word/2015/wordml/symex" xmlns:wpg="http://schemas.microsoft.com/office/word/2010/wordprocessingGroup" xmlns:wpi="http://schemas.microsoft.com/office/word/2010/wordprocessingInk" xmlns:wne="http://schemas.microsoft.com/office/word/2006/wordml" xmlns:wps="http://schemas.microsoft.com/office/word/2010/wordprocessingShape" mc:Ignorable="w14 w15 w16se wp14">
+<w:ftr xmlns:wpc="http://schemas.microsoft.com/office/word/2010/wordprocessingCanvas" xmlns:cx="http://schemas.microsoft.com/office/drawing/2014/chartex" xmlns:cx1="http://schemas.microsoft.com/office/drawing/2015/9/8/chartex" xmlns:cx2="http://schemas.microsoft.com/office/drawing/2015/10/21/chartex" xmlns:cx3="http://schemas.microsoft.com/office/drawing/2016/5/9/chartex" xmlns:cx4="http://schemas.microsoft.com/office/drawing/2016/5/10/chartex" xmlns:cx5="http://schemas.microsoft.com/office/drawing/2016/5/11/chartex" xmlns:cx6="http://schemas.microsoft.com/office/drawing/2016/5/12/chartex" xmlns:cx7="http://schemas.microsoft.com/office/drawing/2016/5/13/chartex" xmlns:cx8="http://schemas.microsoft.com/office/drawing/2016/5/14/chartex" xmlns:mc="http://schemas.openxmlformats.org/markup-compatibility/2006" xmlns:aink="http://schemas.microsoft.com/office/drawing/2016/ink" xmlns:am3d="http://schemas.microsoft.com/office/drawing/2017/model3d" xmlns:o="urn:schemas-microsoft-com:office:office" xmlns:oel="http://schemas.microsoft.com/office/2019/extlst" xmlns:r="http://schemas.openxmlformats.org/officeDocument/2006/relationships" xmlns:m="http://schemas.openxmlformats.org/officeDocument/2006/math" xmlns:v="urn:schemas-microsoft-com:vml" xmlns:wp14="http://schemas.microsoft.com/office/word/2010/wordprocessingDrawing" xmlns:wp="http://schemas.openxmlformats.org/drawingml/2006/wordprocessingDrawing" xmlns:w10="urn:schemas-microsoft-com:office:word" xmlns:w="http://schemas.openxmlformats.org/wordprocessingml/2006/main" xmlns:w14="http://schemas.microsoft.com/office/word/2010/wordml" xmlns:w15="http://schemas.microsoft.com/office/word/2012/wordml" xmlns:w16cex="http://schemas.microsoft.com/office/word/2018/wordml/cex" xmlns:w16cid="http://schemas.microsoft.com/office/word/2016/wordml/cid" xmlns:w16="http://schemas.microsoft.com/office/word/2018/wordml" xmlns:w16du="http://schemas.microsoft.com/office/word/2023/wordml/word16du" xmlns:w16sdtdh="http://schemas.microsoft.com/office/word/2020/wordml/sdtdatahash" xmlns:w16sdtfl="http://schemas.microsoft.com/office/word/2024/wordml/sdtformatlock" xmlns:w16se="http://schemas.microsoft.com/office/word/2015/wordml/symex" xmlns:wpg="http://schemas.microsoft.com/office/word/2010/wordprocessingGroup" xmlns:wpi="http://schemas.microsoft.com/office/word/2010/wordprocessingInk" xmlns:wne="http://schemas.microsoft.com/office/word/2006/wordml" xmlns:wps="http://schemas.microsoft.com/office/word/2010/wordprocessingShape" mc:Ignorable="w14 w15 w16se w16cid w16 w16cex w16sdtdh w16sdtfl w16du wp14">
   <w:p>
     <w:pPr>
       <w:pStyle w:val="Footer"/>
@@ -1431,7 +1812,7 @@
               <wp:docPr id="1430184674" name="Text Box 1" descr="Internal">
                 <a:extLst xmlns:a="http://schemas.openxmlformats.org/drawingml/2006/main">
                   <a:ext uri="{5AE41FA2-C0FF-4470-9BD4-5FADCA87CBE2}">
-                    <aclsh:classification xmlns:aclsh="http://schemas.microsoft.com/office/drawing/2020/classificationShape" xmlns:w16sdtfl="http://schemas.microsoft.com/office/word/2024/wordml/sdtformatlock" xmlns:w16sdtdh="http://schemas.microsoft.com/office/word/2020/wordml/sdtdatahash" xmlns:w16du="http://schemas.microsoft.com/office/word/2023/wordml/word16du" xmlns:w16="http://schemas.microsoft.com/office/word/2018/wordml" xmlns:w16cid="http://schemas.microsoft.com/office/word/2016/wordml/cid" xmlns:w16cex="http://schemas.microsoft.com/office/word/2018/wordml/cex" xmlns:w="http://schemas.openxmlformats.org/wordprocessingml/2006/main" xmlns:w10="urn:schemas-microsoft-com:office:word" xmlns:v="urn:schemas-microsoft-com:vml" xmlns:oel="http://schemas.microsoft.com/office/2019/extlst" xmlns:o="urn:schemas-microsoft-com:office:office" xmlns:am3d="http://schemas.microsoft.com/office/drawing/2017/model3d" xmlns:aink="http://schemas.microsoft.com/office/drawing/2016/ink" xmlns:cx8="http://schemas.microsoft.com/office/drawing/2016/5/14/chartex" xmlns:cx7="http://schemas.microsoft.com/office/drawing/2016/5/13/chartex" xmlns:cx6="http://schemas.microsoft.com/office/drawing/2016/5/12/chartex" xmlns:cx5="http://schemas.microsoft.com/office/drawing/2016/5/11/chartex" xmlns:cx4="http://schemas.microsoft.com/office/drawing/2016/5/10/chartex" xmlns:cx3="http://schemas.microsoft.com/office/drawing/2016/5/9/chartex" xmlns:cx2="http://schemas.microsoft.com/office/drawing/2015/10/21/chartex" xmlns="" classificationOutcomeType="ftr"/>
+                    <aclsh:classification xmlns:aclsh="http://schemas.microsoft.com/office/drawing/2020/classificationShape" classificationOutcomeType="ftr"/>
                   </a:ext>
                 </a:extLst>
               </wp:docPr>
@@ -1491,14 +1872,13 @@
             </wp:anchor>
           </w:drawing>
         </mc:Choice>
-        <mc:Fallback xmlns:w16sdtfl="http://schemas.microsoft.com/office/word/2024/wordml/sdtformatlock" xmlns:w16sdtdh="http://schemas.microsoft.com/office/word/2020/wordml/sdtdatahash" xmlns:w16du="http://schemas.microsoft.com/office/word/2023/wordml/word16du" xmlns:w16="http://schemas.microsoft.com/office/word/2018/wordml" xmlns:w16cid="http://schemas.microsoft.com/office/word/2016/wordml/cid" xmlns:w16cex="http://schemas.microsoft.com/office/word/2018/wordml/cex" xmlns:oel="http://schemas.microsoft.com/office/2019/extlst" xmlns:am3d="http://schemas.microsoft.com/office/drawing/2017/model3d" xmlns:aink="http://schemas.microsoft.com/office/drawing/2016/ink" xmlns:cx8="http://schemas.microsoft.com/office/drawing/2016/5/14/chartex" xmlns:cx7="http://schemas.microsoft.com/office/drawing/2016/5/13/chartex" xmlns:cx6="http://schemas.microsoft.com/office/drawing/2016/5/12/chartex" xmlns:cx5="http://schemas.microsoft.com/office/drawing/2016/5/11/chartex" xmlns:cx4="http://schemas.microsoft.com/office/drawing/2016/5/10/chartex" xmlns:cx3="http://schemas.microsoft.com/office/drawing/2016/5/9/chartex" xmlns:cx2="http://schemas.microsoft.com/office/drawing/2015/10/21/chartex">
+        <mc:Fallback>
           <w:pict>
             <v:shapetype w14:anchorId="7D55A092" id="_x0000_t202" coordsize="21600,21600" o:spt="202" path="m,l,21600r21600,l21600,xe">
               <v:stroke joinstyle="miter"/>
               <v:path gradientshapeok="t" o:connecttype="rect"/>
             </v:shapetype>
             <v:shape id="Text Box 1" o:spid="_x0000_s1028" type="#_x0000_t202" alt="Internal" style="position:absolute;margin-left:0;margin-top:0;width:25.4pt;height:26.3pt;z-index:251658240;visibility:visible;mso-wrap-style:none;mso-wrap-distance-left:0;mso-wrap-distance-top:0;mso-wrap-distance-right:0;mso-wrap-distance-bottom:0;mso-position-horizontal:center;mso-position-horizontal-relative:page;mso-position-vertical:bottom;mso-position-vertical-relative:page;v-text-anchor:bottom" o:gfxdata="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" filled="f" stroked="f">
-              <v:fill o:detectmouseclick="t"/>
               <v:textbox style="mso-fit-shape-to-text:t" inset="0,0,0,15pt">
                 <w:txbxContent>
                   <w:p>
@@ -1536,7 +1916,7 @@
 </file>
 
 <file path=word/footnotes.xml><?xml version="1.0" encoding="utf-8"?>
-<w:footnotes xmlns:wpc="http://schemas.microsoft.com/office/word/2010/wordprocessingCanvas" xmlns:cx="http://schemas.microsoft.com/office/drawing/2014/chartex" xmlns:cx1="http://schemas.microsoft.com/office/drawing/2015/9/8/chartex" xmlns:mc="http://schemas.openxmlformats.org/markup-compatibility/2006" xmlns:o="urn:schemas-microsoft-com:office:office" xmlns:r="http://schemas.openxmlformats.org/officeDocument/2006/relationships" xmlns:m="http://schemas.openxmlformats.org/officeDocument/2006/math" xmlns:v="urn:schemas-microsoft-com:vml" xmlns:wp14="http://schemas.microsoft.com/office/word/2010/wordprocessingDrawing" xmlns:wp="http://schemas.openxmlformats.org/drawingml/2006/wordprocessingDrawing" xmlns:w10="urn:schemas-microsoft-com:office:word" xmlns:w="http://schemas.openxmlformats.org/wordprocessingml/2006/main" xmlns:w14="http://schemas.microsoft.com/office/word/2010/wordml" xmlns:w15="http://schemas.microsoft.com/office/word/2012/wordml" xmlns:w16se="http://schemas.microsoft.com/office/word/2015/wordml/symex" xmlns:wpg="http://schemas.microsoft.com/office/word/2010/wordprocessingGroup" xmlns:wpi="http://schemas.microsoft.com/office/word/2010/wordprocessingInk" xmlns:wne="http://schemas.microsoft.com/office/word/2006/wordml" xmlns:wps="http://schemas.microsoft.com/office/word/2010/wordprocessingShape" mc:Ignorable="w14 w15 w16se wp14">
+<w:footnotes xmlns:wpc="http://schemas.microsoft.com/office/word/2010/wordprocessingCanvas" xmlns:cx="http://schemas.microsoft.com/office/drawing/2014/chartex" xmlns:cx1="http://schemas.microsoft.com/office/drawing/2015/9/8/chartex" xmlns:cx2="http://schemas.microsoft.com/office/drawing/2015/10/21/chartex" xmlns:cx3="http://schemas.microsoft.com/office/drawing/2016/5/9/chartex" xmlns:cx4="http://schemas.microsoft.com/office/drawing/2016/5/10/chartex" xmlns:cx5="http://schemas.microsoft.com/office/drawing/2016/5/11/chartex" xmlns:cx6="http://schemas.microsoft.com/office/drawing/2016/5/12/chartex" xmlns:cx7="http://schemas.microsoft.com/office/drawing/2016/5/13/chartex" xmlns:cx8="http://schemas.microsoft.com/office/drawing/2016/5/14/chartex" xmlns:mc="http://schemas.openxmlformats.org/markup-compatibility/2006" xmlns:aink="http://schemas.microsoft.com/office/drawing/2016/ink" xmlns:am3d="http://schemas.microsoft.com/office/drawing/2017/model3d" xmlns:o="urn:schemas-microsoft-com:office:office" xmlns:oel="http://schemas.microsoft.com/office/2019/extlst" xmlns:r="http://schemas.openxmlformats.org/officeDocument/2006/relationships" xmlns:m="http://schemas.openxmlformats.org/officeDocument/2006/math" xmlns:v="urn:schemas-microsoft-com:vml" xmlns:wp14="http://schemas.microsoft.com/office/word/2010/wordprocessingDrawing" xmlns:wp="http://schemas.openxmlformats.org/drawingml/2006/wordprocessingDrawing" xmlns:w10="urn:schemas-microsoft-com:office:word" xmlns:w="http://schemas.openxmlformats.org/wordprocessingml/2006/main" xmlns:w14="http://schemas.microsoft.com/office/word/2010/wordml" xmlns:w15="http://schemas.microsoft.com/office/word/2012/wordml" xmlns:w16cex="http://schemas.microsoft.com/office/word/2018/wordml/cex" xmlns:w16cid="http://schemas.microsoft.com/office/word/2016/wordml/cid" xmlns:w16="http://schemas.microsoft.com/office/word/2018/wordml" xmlns:w16du="http://schemas.microsoft.com/office/word/2023/wordml/word16du" xmlns:w16sdtdh="http://schemas.microsoft.com/office/word/2020/wordml/sdtdatahash" xmlns:w16sdtfl="http://schemas.microsoft.com/office/word/2024/wordml/sdtformatlock" xmlns:w16se="http://schemas.microsoft.com/office/word/2015/wordml/symex" xmlns:wpg="http://schemas.microsoft.com/office/word/2010/wordprocessingGroup" xmlns:wpi="http://schemas.microsoft.com/office/word/2010/wordprocessingInk" xmlns:wne="http://schemas.microsoft.com/office/word/2006/wordml" xmlns:wps="http://schemas.microsoft.com/office/word/2010/wordprocessingShape" mc:Ignorable="w14 w15 w16se w16cid w16 w16cex w16sdtdh w16sdtfl w16du wp14">
   <w:footnote w:type="separator" w:id="-1">
     <w:p>
       <w:pPr>
@@ -1561,7 +1941,7 @@
 </file>
 
 <file path=word/numbering.xml><?xml version="1.0" encoding="utf-8"?>
-<w:numbering xmlns:wpc="http://schemas.microsoft.com/office/word/2010/wordprocessingCanvas" xmlns:cx="http://schemas.microsoft.com/office/drawing/2014/chartex" xmlns:cx1="http://schemas.microsoft.com/office/drawing/2015/9/8/chartex" xmlns:mc="http://schemas.openxmlformats.org/markup-compatibility/2006" xmlns:o="urn:schemas-microsoft-com:office:office" xmlns:r="http://schemas.openxmlformats.org/officeDocument/2006/relationships" xmlns:m="http://schemas.openxmlformats.org/officeDocument/2006/math" xmlns:v="urn:schemas-microsoft-com:vml" xmlns:wp14="http://schemas.microsoft.com/office/word/2010/wordprocessingDrawing" xmlns:wp="http://schemas.openxmlformats.org/drawingml/2006/wordprocessingDrawing" xmlns:w10="urn:schemas-microsoft-com:office:word" xmlns:w="http://schemas.openxmlformats.org/wordprocessingml/2006/main" xmlns:w14="http://schemas.microsoft.com/office/word/2010/wordml" xmlns:w15="http://schemas.microsoft.com/office/word/2012/wordml" xmlns:w16se="http://schemas.microsoft.com/office/word/2015/wordml/symex" xmlns:wpg="http://schemas.microsoft.com/office/word/2010/wordprocessingGroup" xmlns:wpi="http://schemas.microsoft.com/office/word/2010/wordprocessingInk" xmlns:wne="http://schemas.microsoft.com/office/word/2006/wordml" xmlns:wps="http://schemas.microsoft.com/office/word/2010/wordprocessingShape" mc:Ignorable="w14 w15 w16se wp14">
+<w:numbering xmlns:wpc="http://schemas.microsoft.com/office/word/2010/wordprocessingCanvas" xmlns:cx="http://schemas.microsoft.com/office/drawing/2014/chartex" xmlns:cx1="http://schemas.microsoft.com/office/drawing/2015/9/8/chartex" xmlns:cx2="http://schemas.microsoft.com/office/drawing/2015/10/21/chartex" xmlns:cx3="http://schemas.microsoft.com/office/drawing/2016/5/9/chartex" xmlns:cx4="http://schemas.microsoft.com/office/drawing/2016/5/10/chartex" xmlns:cx5="http://schemas.microsoft.com/office/drawing/2016/5/11/chartex" xmlns:cx6="http://schemas.microsoft.com/office/drawing/2016/5/12/chartex" xmlns:cx7="http://schemas.microsoft.com/office/drawing/2016/5/13/chartex" xmlns:cx8="http://schemas.microsoft.com/office/drawing/2016/5/14/chartex" xmlns:mc="http://schemas.openxmlformats.org/markup-compatibility/2006" xmlns:aink="http://schemas.microsoft.com/office/drawing/2016/ink" xmlns:am3d="http://schemas.microsoft.com/office/drawing/2017/model3d" xmlns:o="urn:schemas-microsoft-com:office:office" xmlns:oel="http://schemas.microsoft.com/office/2019/extlst" xmlns:r="http://schemas.openxmlformats.org/officeDocument/2006/relationships" xmlns:m="http://schemas.openxmlformats.org/officeDocument/2006/math" xmlns:v="urn:schemas-microsoft-com:vml" xmlns:wp14="http://schemas.microsoft.com/office/word/2010/wordprocessingDrawing" xmlns:wp="http://schemas.openxmlformats.org/drawingml/2006/wordprocessingDrawing" xmlns:w10="urn:schemas-microsoft-com:office:word" xmlns:w="http://schemas.openxmlformats.org/wordprocessingml/2006/main" xmlns:w14="http://schemas.microsoft.com/office/word/2010/wordml" xmlns:w15="http://schemas.microsoft.com/office/word/2012/wordml" xmlns:w16cex="http://schemas.microsoft.com/office/word/2018/wordml/cex" xmlns:w16cid="http://schemas.microsoft.com/office/word/2016/wordml/cid" xmlns:w16="http://schemas.microsoft.com/office/word/2018/wordml" xmlns:w16du="http://schemas.microsoft.com/office/word/2023/wordml/word16du" xmlns:w16sdtdh="http://schemas.microsoft.com/office/word/2020/wordml/sdtdatahash" xmlns:w16sdtfl="http://schemas.microsoft.com/office/word/2024/wordml/sdtformatlock" xmlns:w16se="http://schemas.microsoft.com/office/word/2015/wordml/symex" xmlns:wpg="http://schemas.microsoft.com/office/word/2010/wordprocessingGroup" xmlns:wpi="http://schemas.microsoft.com/office/word/2010/wordprocessingInk" xmlns:wne="http://schemas.microsoft.com/office/word/2006/wordml" xmlns:wps="http://schemas.microsoft.com/office/word/2010/wordprocessingShape" mc:Ignorable="w14 w15 w16se w16cid w16 w16cex w16sdtdh w16sdtfl w16du wp14">
   <w:abstractNum w:abstractNumId="0" w15:restartNumberingAfterBreak="0">
     <w:nsid w:val="2BC56931"/>
     <w:multiLevelType w:val="hybridMultilevel"/>
@@ -1740,17 +2120,17 @@
       </w:pPr>
     </w:lvl>
   </w:abstractNum>
-  <w:num w:numId="1">
+  <w:num w:numId="1" w16cid:durableId="476187458">
     <w:abstractNumId w:val="1"/>
   </w:num>
-  <w:num w:numId="2">
+  <w:num w:numId="2" w16cid:durableId="1669938674">
     <w:abstractNumId w:val="0"/>
   </w:num>
 </w:numbering>
 </file>
 
 <file path=word/styles.xml><?xml version="1.0" encoding="utf-8"?>
-<w:styles xmlns:mc="http://schemas.openxmlformats.org/markup-compatibility/2006" xmlns:r="http://schemas.openxmlformats.org/officeDocument/2006/relationships" xmlns:w="http://schemas.openxmlformats.org/wordprocessingml/2006/main" xmlns:w14="http://schemas.microsoft.com/office/word/2010/wordml" xmlns:w15="http://schemas.microsoft.com/office/word/2012/wordml" xmlns:w16se="http://schemas.microsoft.com/office/word/2015/wordml/symex" mc:Ignorable="w14 w15 w16se">
+<w:styles xmlns:mc="http://schemas.openxmlformats.org/markup-compatibility/2006" xmlns:r="http://schemas.openxmlformats.org/officeDocument/2006/relationships" xmlns:w="http://schemas.openxmlformats.org/wordprocessingml/2006/main" xmlns:w14="http://schemas.microsoft.com/office/word/2010/wordml" xmlns:w15="http://schemas.microsoft.com/office/word/2012/wordml" xmlns:w16cex="http://schemas.microsoft.com/office/word/2018/wordml/cex" xmlns:w16cid="http://schemas.microsoft.com/office/word/2016/wordml/cid" xmlns:w16="http://schemas.microsoft.com/office/word/2018/wordml" xmlns:w16du="http://schemas.microsoft.com/office/word/2023/wordml/word16du" xmlns:w16sdtdh="http://schemas.microsoft.com/office/word/2020/wordml/sdtdatahash" xmlns:w16sdtfl="http://schemas.microsoft.com/office/word/2024/wordml/sdtformatlock" xmlns:w16se="http://schemas.microsoft.com/office/word/2015/wordml/symex" mc:Ignorable="w14 w15 w16se w16cid w16 w16cex w16sdtdh w16sdtfl w16du">
   <w:docDefaults>
     <w:rPrDefault>
       <w:rPr>
@@ -1768,7 +2148,7 @@
       </w:pPr>
     </w:pPrDefault>
   </w:docDefaults>
-  <w:latentStyles w:defLockedState="0" w:defUIPriority="99" w:defSemiHidden="0" w:defUnhideWhenUsed="0" w:defQFormat="0" w:count="371">
+  <w:latentStyles w:defLockedState="0" w:defUIPriority="99" w:defSemiHidden="0" w:defUnhideWhenUsed="0" w:defQFormat="0" w:count="376">
     <w:lsdException w:name="Normal" w:uiPriority="0" w:qFormat="1"/>
     <w:lsdException w:name="heading 1" w:uiPriority="9" w:qFormat="1"/>
     <w:lsdException w:name="heading 2" w:semiHidden="1" w:uiPriority="9" w:unhideWhenUsed="1" w:qFormat="1"/>
@@ -2140,6 +2520,11 @@
     <w:lsdException w:name="List Table 5 Dark Accent 6" w:uiPriority="50"/>
     <w:lsdException w:name="List Table 6 Colorful Accent 6" w:uiPriority="51"/>
     <w:lsdException w:name="List Table 7 Colorful Accent 6" w:uiPriority="52"/>
+    <w:lsdException w:name="Mention" w:semiHidden="1" w:unhideWhenUsed="1"/>
+    <w:lsdException w:name="Smart Hyperlink" w:semiHidden="1" w:unhideWhenUsed="1"/>
+    <w:lsdException w:name="Hashtag" w:semiHidden="1" w:unhideWhenUsed="1"/>
+    <w:lsdException w:name="Unresolved Mention" w:semiHidden="1" w:unhideWhenUsed="1"/>
+    <w:lsdException w:name="Smart Link" w:semiHidden="1" w:unhideWhenUsed="1"/>
   </w:latentStyles>
   <w:style w:type="paragraph" w:default="1" w:styleId="Normal">
     <w:name w:val="Normal"/>
@@ -2347,7 +2732,6 @@
   <w:style w:type="character" w:default="1" w:styleId="DefaultParagraphFont">
     <w:name w:val="Default Paragraph Font"/>
     <w:uiPriority w:val="1"/>
-    <w:semiHidden/>
     <w:unhideWhenUsed/>
   </w:style>
   <w:style w:type="table" w:default="1" w:styleId="TableNormal">
@@ -2711,6 +3095,18 @@
     <w:link w:val="Footer"/>
     <w:uiPriority w:val="99"/>
     <w:rsid w:val="00264F6C"/>
+  </w:style>
+  <w:style w:type="character" w:styleId="UnresolvedMention">
+    <w:name w:val="Unresolved Mention"/>
+    <w:basedOn w:val="DefaultParagraphFont"/>
+    <w:uiPriority w:val="99"/>
+    <w:semiHidden/>
+    <w:unhideWhenUsed/>
+    <w:rsid w:val="004D64BF"/>
+    <w:rPr>
+      <w:color w:val="605E5C"/>
+      <w:shd w:val="clear" w:color="auto" w:fill="E1DFDD"/>
+    </w:rPr>
   </w:style>
 </w:styles>
 </file>

--- a/Moog_Prodigy_Project/moog_prodigy_project/KiCad_Zamena_boljih_komponenti_final.docx
+++ b/Moog_Prodigy_Project/moog_prodigy_project/KiCad_Zamena_boljih_komponenti_final.docx
@@ -1,6 +1,6 @@
 
 <file path=word/document.xml><?xml version="1.0" encoding="utf-8"?>
-<w:document xmlns:wpc="http://schemas.microsoft.com/office/word/2010/wordprocessingCanvas" xmlns:cx="http://schemas.microsoft.com/office/drawing/2014/chartex" xmlns:cx1="http://schemas.microsoft.com/office/drawing/2015/9/8/chartex" xmlns:cx2="http://schemas.microsoft.com/office/drawing/2015/10/21/chartex" xmlns:cx3="http://schemas.microsoft.com/office/drawing/2016/5/9/chartex" xmlns:cx4="http://schemas.microsoft.com/office/drawing/2016/5/10/chartex" xmlns:cx5="http://schemas.microsoft.com/office/drawing/2016/5/11/chartex" xmlns:cx6="http://schemas.microsoft.com/office/drawing/2016/5/12/chartex" xmlns:cx7="http://schemas.microsoft.com/office/drawing/2016/5/13/chartex" xmlns:cx8="http://schemas.microsoft.com/office/drawing/2016/5/14/chartex" xmlns:mc="http://schemas.openxmlformats.org/markup-compatibility/2006" xmlns:aink="http://schemas.microsoft.com/office/drawing/2016/ink" xmlns:am3d="http://schemas.microsoft.com/office/drawing/2017/model3d" xmlns:o="urn:schemas-microsoft-com:office:office" xmlns:oel="http://schemas.microsoft.com/office/2019/extlst" xmlns:r="http://schemas.openxmlformats.org/officeDocument/2006/relationships" xmlns:m="http://schemas.openxmlformats.org/officeDocument/2006/math" xmlns:v="urn:schemas-microsoft-com:vml" xmlns:wp14="http://schemas.microsoft.com/office/word/2010/wordprocessingDrawing" xmlns:wp="http://schemas.openxmlformats.org/drawingml/2006/wordprocessingDrawing" xmlns:w10="urn:schemas-microsoft-com:office:word" xmlns:w="http://schemas.openxmlformats.org/wordprocessingml/2006/main" xmlns:w14="http://schemas.microsoft.com/office/word/2010/wordml" xmlns:w15="http://schemas.microsoft.com/office/word/2012/wordml" xmlns:w16cex="http://schemas.microsoft.com/office/word/2018/wordml/cex" xmlns:w16cid="http://schemas.microsoft.com/office/word/2016/wordml/cid" xmlns:w16="http://schemas.microsoft.com/office/word/2018/wordml" xmlns:w16du="http://schemas.microsoft.com/office/word/2023/wordml/word16du" xmlns:w16sdtdh="http://schemas.microsoft.com/office/word/2020/wordml/sdtdatahash" xmlns:w16sdtfl="http://schemas.microsoft.com/office/word/2024/wordml/sdtformatlock" xmlns:w16se="http://schemas.microsoft.com/office/word/2015/wordml/symex" xmlns:wpg="http://schemas.microsoft.com/office/word/2010/wordprocessingGroup" xmlns:wpi="http://schemas.microsoft.com/office/word/2010/wordprocessingInk" xmlns:wne="http://schemas.microsoft.com/office/word/2006/wordml" xmlns:wps="http://schemas.microsoft.com/office/word/2010/wordprocessingShape" mc:Ignorable="w14 w15 w16se w16cid w16 w16cex w16sdtdh w16sdtfl w16du wp14">
+<w:document xmlns:wpc="http://schemas.microsoft.com/office/word/2010/wordprocessingCanvas" xmlns:cx="http://schemas.microsoft.com/office/drawing/2014/chartex" xmlns:cx1="http://schemas.microsoft.com/office/drawing/2015/9/8/chartex" xmlns:mc="http://schemas.openxmlformats.org/markup-compatibility/2006" xmlns:o="urn:schemas-microsoft-com:office:office" xmlns:r="http://schemas.openxmlformats.org/officeDocument/2006/relationships" xmlns:m="http://schemas.openxmlformats.org/officeDocument/2006/math" xmlns:v="urn:schemas-microsoft-com:vml" xmlns:wp14="http://schemas.microsoft.com/office/word/2010/wordprocessingDrawing" xmlns:wp="http://schemas.openxmlformats.org/drawingml/2006/wordprocessingDrawing" xmlns:w10="urn:schemas-microsoft-com:office:word" xmlns:w="http://schemas.openxmlformats.org/wordprocessingml/2006/main" xmlns:w14="http://schemas.microsoft.com/office/word/2010/wordml" xmlns:w15="http://schemas.microsoft.com/office/word/2012/wordml" xmlns:w16se="http://schemas.microsoft.com/office/word/2015/wordml/symex" xmlns:wpg="http://schemas.microsoft.com/office/word/2010/wordprocessingGroup" xmlns:wpi="http://schemas.microsoft.com/office/word/2010/wordprocessingInk" xmlns:wne="http://schemas.microsoft.com/office/word/2006/wordml" xmlns:wps="http://schemas.microsoft.com/office/word/2010/wordprocessingShape" mc:Ignorable="w14 w15 w16se wp14">
   <w:body>
     <w:p>
       <w:pPr>
@@ -160,44 +160,20 @@
           </w:tcPr>
           <w:p>
             <w:pPr>
-              <w:pStyle w:val="Heading2"/>
-              <w:spacing w:before="0" w:after="0"/>
-              <w:rPr>
-                <w:rFonts w:ascii="Arial" w:hAnsi="Arial" w:cs="Arial"/>
+              <w:rPr>
+                <w:rFonts w:ascii="Times New Roman" w:hAnsi="Times New Roman" w:cs="Times New Roman"/>
+                <w:sz w:val="36"/>
+                <w:szCs w:val="36"/>
               </w:rPr>
             </w:pPr>
             <w:r>
               <w:rPr>
-                <w:rFonts w:ascii="Arial" w:hAnsi="Arial" w:cs="Arial"/>
+                <w:rFonts w:ascii="Times New Roman" w:hAnsi="Times New Roman" w:cs="Times New Roman"/>
+                <w:sz w:val="36"/>
+                <w:szCs w:val="36"/>
               </w:rPr>
               <w:t>2N3904</w:t>
             </w:r>
-          </w:p>
-          <w:p>
-            <w:pPr>
-              <w:rPr>
-                <w:sz w:val="36"/>
-                <w:szCs w:val="36"/>
-              </w:rPr>
-            </w:pPr>
-            <w:r>
-              <w:rPr>
-                <w:rFonts w:ascii="Segoe UI Symbol" w:hAnsi="Segoe UI Symbol" w:cs="Segoe UI Symbol"/>
-                <w:sz w:val="36"/>
-                <w:szCs w:val="36"/>
-              </w:rPr>
-              <w:t>⁠</w:t>
-            </w:r>
-            <w:hyperlink r:id="rId7" w:tooltip="https://www.alldatasheet.com/html-pdf/11470/ONSEMI/2N3904/180/1/2N3904.html" w:history="1">
-              <w:r>
-                <w:rPr>
-                  <w:rStyle w:val="Hyperlink"/>
-                  <w:sz w:val="36"/>
-                  <w:szCs w:val="36"/>
-                </w:rPr>
-                <w:t>2N3904 datasheet</w:t>
-              </w:r>
-            </w:hyperlink>
           </w:p>
         </w:tc>
         <w:tc>
@@ -207,42 +183,27 @@
           <w:p>
             <w:pPr>
               <w:rPr>
+                <w:rFonts w:ascii="Times New Roman" w:hAnsi="Times New Roman" w:cs="Times New Roman"/>
                 <w:sz w:val="36"/>
                 <w:szCs w:val="36"/>
               </w:rPr>
             </w:pPr>
             <w:r>
               <w:rPr>
-                <w:sz w:val="36"/>
-                <w:szCs w:val="36"/>
-              </w:rPr>
-              <w:t>BC549</w:t>
-            </w:r>
-            <w:r>
-              <w:rPr>
+                <w:rFonts w:ascii="Times New Roman" w:hAnsi="Times New Roman" w:cs="Times New Roman"/>
+                <w:sz w:val="36"/>
+                <w:szCs w:val="36"/>
+              </w:rPr>
+              <w:t>BC549 ⁠</w:t>
+            </w:r>
+            <w:r>
+              <w:rPr>
+                <w:rFonts w:ascii="Times New Roman" w:hAnsi="Times New Roman" w:cs="Times New Roman"/>
                 <w:sz w:val="36"/>
                 <w:szCs w:val="36"/>
               </w:rPr>
               <w:t xml:space="preserve"> </w:t>
             </w:r>
-            <w:r>
-              <w:rPr>
-                <w:rFonts w:ascii="Segoe UI Symbol" w:hAnsi="Segoe UI Symbol" w:cs="Segoe UI Symbol"/>
-                <w:sz w:val="36"/>
-                <w:szCs w:val="36"/>
-              </w:rPr>
-              <w:t>⁠</w:t>
-            </w:r>
-            <w:hyperlink r:id="rId8" w:tooltip="https://www.alldatasheet.com/html-pdf/50732/FAIRCHILD/BC549/404/1/BC549.html" w:history="1">
-              <w:r>
-                <w:rPr>
-                  <w:rStyle w:val="Hyperlink"/>
-                  <w:sz w:val="36"/>
-                  <w:szCs w:val="36"/>
-                </w:rPr>
-                <w:t>BC549 datasheet</w:t>
-              </w:r>
-            </w:hyperlink>
           </w:p>
         </w:tc>
       </w:tr>
@@ -254,42 +215,27 @@
           <w:p>
             <w:pPr>
               <w:rPr>
+                <w:rFonts w:ascii="Times New Roman" w:hAnsi="Times New Roman" w:cs="Times New Roman"/>
                 <w:sz w:val="36"/>
                 <w:szCs w:val="36"/>
               </w:rPr>
             </w:pPr>
             <w:r>
               <w:rPr>
-                <w:sz w:val="36"/>
-                <w:szCs w:val="36"/>
-              </w:rPr>
-              <w:t>LF353</w:t>
-            </w:r>
-            <w:r>
-              <w:rPr>
+                <w:rFonts w:ascii="Times New Roman" w:hAnsi="Times New Roman" w:cs="Times New Roman"/>
+                <w:sz w:val="36"/>
+                <w:szCs w:val="36"/>
+              </w:rPr>
+              <w:t>LF353 ⁠</w:t>
+            </w:r>
+            <w:r>
+              <w:rPr>
+                <w:rFonts w:ascii="Times New Roman" w:hAnsi="Times New Roman" w:cs="Times New Roman"/>
                 <w:sz w:val="36"/>
                 <w:szCs w:val="36"/>
               </w:rPr>
               <w:t xml:space="preserve"> </w:t>
             </w:r>
-            <w:r>
-              <w:rPr>
-                <w:rFonts w:ascii="Segoe UI Symbol" w:hAnsi="Segoe UI Symbol" w:cs="Segoe UI Symbol"/>
-                <w:sz w:val="36"/>
-                <w:szCs w:val="36"/>
-              </w:rPr>
-              <w:t>⁠</w:t>
-            </w:r>
-            <w:hyperlink r:id="rId9" w:tooltip="https://www.alldatasheet.com/datasheet-pdf/pdf/11661/MOTOROLA/LF353.html" w:history="1">
-              <w:r>
-                <w:rPr>
-                  <w:rStyle w:val="Hyperlink"/>
-                  <w:sz w:val="36"/>
-                  <w:szCs w:val="36"/>
-                </w:rPr>
-                <w:t>LF353 Datasheet</w:t>
-              </w:r>
-            </w:hyperlink>
           </w:p>
         </w:tc>
         <w:tc>
@@ -302,50 +248,19 @@
                 <w:tab w:val="center" w:pos="2229"/>
               </w:tabs>
               <w:rPr>
+                <w:rFonts w:ascii="Times New Roman" w:hAnsi="Times New Roman" w:cs="Times New Roman"/>
                 <w:sz w:val="36"/>
                 <w:szCs w:val="36"/>
               </w:rPr>
             </w:pPr>
             <w:r>
               <w:rPr>
+                <w:rFonts w:ascii="Times New Roman" w:hAnsi="Times New Roman" w:cs="Times New Roman"/>
                 <w:sz w:val="36"/>
                 <w:szCs w:val="36"/>
               </w:rPr>
               <w:t>OPA134</w:t>
             </w:r>
-            <w:r>
-              <w:rPr>
-                <w:sz w:val="36"/>
-                <w:szCs w:val="36"/>
-              </w:rPr>
-              <w:tab/>
-            </w:r>
-            <w:r>
-              <w:rPr>
-                <w:rFonts w:ascii="Segoe UI Symbol" w:hAnsi="Segoe UI Symbol" w:cs="Segoe UI Symbol"/>
-                <w:sz w:val="36"/>
-                <w:szCs w:val="36"/>
-              </w:rPr>
-              <w:t>⁠</w:t>
-            </w:r>
-            <w:r>
-              <w:rPr>
-                <w:rFonts w:ascii="Segoe UI Symbol" w:hAnsi="Segoe UI Symbol" w:cs="Segoe UI Symbol"/>
-                <w:sz w:val="36"/>
-                <w:szCs w:val="36"/>
-              </w:rPr>
-              <w:t xml:space="preserve"> </w:t>
-            </w:r>
-            <w:hyperlink r:id="rId10" w:tooltip="https://www.alldatasheet.com/datasheet-pdf/pdf/56732/BURR-BROWN/OPA134.html" w:history="1">
-              <w:r>
-                <w:rPr>
-                  <w:rStyle w:val="Hyperlink"/>
-                  <w:sz w:val="36"/>
-                  <w:szCs w:val="36"/>
-                </w:rPr>
-                <w:t>OPA134 Datasheet</w:t>
-              </w:r>
-            </w:hyperlink>
           </w:p>
         </w:tc>
       </w:tr>
@@ -357,12 +272,14 @@
           <w:p>
             <w:pPr>
               <w:rPr>
+                <w:rFonts w:ascii="Times New Roman" w:hAnsi="Times New Roman" w:cs="Times New Roman"/>
                 <w:sz w:val="36"/>
                 <w:szCs w:val="36"/>
               </w:rPr>
             </w:pPr>
             <w:r>
               <w:rPr>
+                <w:rFonts w:ascii="Times New Roman" w:hAnsi="Times New Roman" w:cs="Times New Roman"/>
                 <w:sz w:val="36"/>
                 <w:szCs w:val="36"/>
               </w:rPr>
@@ -370,37 +287,12 @@
             </w:r>
             <w:r>
               <w:rPr>
-                <w:sz w:val="36"/>
-                <w:szCs w:val="36"/>
-              </w:rPr>
-              <w:t>4558</w:t>
-            </w:r>
-            <w:r>
-              <w:rPr>
-                <w:rFonts w:ascii="Segoe UI Symbol" w:hAnsi="Segoe UI Symbol" w:cs="Segoe UI Symbol"/>
-                <w:sz w:val="36"/>
-                <w:szCs w:val="36"/>
-              </w:rPr>
-              <w:t>⁠</w:t>
-            </w:r>
-            <w:r>
-              <w:rPr>
-                <w:rFonts w:ascii="Segoe UI Symbol" w:hAnsi="Segoe UI Symbol" w:cs="Segoe UI Symbol"/>
-                <w:sz w:val="36"/>
-                <w:szCs w:val="36"/>
-              </w:rPr>
-              <w:t xml:space="preserve"> </w:t>
-            </w:r>
-            <w:hyperlink r:id="rId11" w:tooltip="https://www.ti.com/lit/ds/symlink/rc4558.pdf" w:history="1">
-              <w:r>
-                <w:rPr>
-                  <w:rStyle w:val="Hyperlink"/>
-                  <w:sz w:val="36"/>
-                  <w:szCs w:val="36"/>
-                </w:rPr>
-                <w:t>RC4558 datasheet</w:t>
-              </w:r>
-            </w:hyperlink>
+                <w:rFonts w:ascii="Times New Roman" w:hAnsi="Times New Roman" w:cs="Times New Roman"/>
+                <w:sz w:val="36"/>
+                <w:szCs w:val="36"/>
+              </w:rPr>
+              <w:t xml:space="preserve">4558⁠ </w:t>
+            </w:r>
           </w:p>
         </w:tc>
         <w:tc>
@@ -413,12 +305,14 @@
                 <w:tab w:val="left" w:pos="1739"/>
               </w:tabs>
               <w:rPr>
+                <w:rFonts w:ascii="Times New Roman" w:hAnsi="Times New Roman" w:cs="Times New Roman"/>
                 <w:sz w:val="36"/>
                 <w:szCs w:val="36"/>
               </w:rPr>
             </w:pPr>
             <w:r>
               <w:rPr>
+                <w:rFonts w:ascii="Times New Roman" w:hAnsi="Times New Roman" w:cs="Times New Roman"/>
                 <w:sz w:val="36"/>
                 <w:szCs w:val="36"/>
               </w:rPr>
@@ -426,29 +320,12 @@
             </w:r>
             <w:r>
               <w:rPr>
-                <w:sz w:val="36"/>
-                <w:szCs w:val="36"/>
-              </w:rPr>
-              <w:tab/>
-            </w:r>
-            <w:r>
-              <w:rPr>
-                <w:rFonts w:ascii="Segoe UI Symbol" w:hAnsi="Segoe UI Symbol" w:cs="Segoe UI Symbol"/>
-                <w:sz w:val="36"/>
-                <w:szCs w:val="36"/>
-              </w:rPr>
-              <w:t>⁠</w:t>
-            </w:r>
-            <w:hyperlink r:id="rId12" w:tooltip="https://www.ti.com/lit/ds/symlink/ne5532.pdf" w:history="1">
-              <w:r>
-                <w:rPr>
-                  <w:rStyle w:val="Hyperlink"/>
-                  <w:sz w:val="36"/>
-                  <w:szCs w:val="36"/>
-                </w:rPr>
-                <w:t>NE5532x,</w:t>
-              </w:r>
-            </w:hyperlink>
+                <w:rFonts w:ascii="Times New Roman" w:hAnsi="Times New Roman" w:cs="Times New Roman"/>
+                <w:sz w:val="36"/>
+                <w:szCs w:val="36"/>
+              </w:rPr>
+              <w:t xml:space="preserve"> </w:t>
+            </w:r>
           </w:p>
         </w:tc>
       </w:tr>
@@ -460,42 +337,27 @@
           <w:p>
             <w:pPr>
               <w:rPr>
+                <w:rFonts w:ascii="Times New Roman" w:hAnsi="Times New Roman" w:cs="Times New Roman"/>
                 <w:sz w:val="36"/>
                 <w:szCs w:val="36"/>
               </w:rPr>
             </w:pPr>
             <w:r>
               <w:rPr>
-                <w:sz w:val="36"/>
-                <w:szCs w:val="36"/>
-              </w:rPr>
-              <w:t>TL081</w:t>
-            </w:r>
-            <w:r>
-              <w:rPr>
+                <w:rFonts w:ascii="Times New Roman" w:hAnsi="Times New Roman" w:cs="Times New Roman"/>
+                <w:sz w:val="36"/>
+                <w:szCs w:val="36"/>
+              </w:rPr>
+              <w:t>TL081 ⁠</w:t>
+            </w:r>
+            <w:r>
+              <w:rPr>
+                <w:rFonts w:ascii="Times New Roman" w:hAnsi="Times New Roman" w:cs="Times New Roman"/>
                 <w:sz w:val="36"/>
                 <w:szCs w:val="36"/>
               </w:rPr>
               <w:t xml:space="preserve"> </w:t>
             </w:r>
-            <w:r>
-              <w:rPr>
-                <w:rFonts w:ascii="Segoe UI Symbol" w:hAnsi="Segoe UI Symbol" w:cs="Segoe UI Symbol"/>
-                <w:sz w:val="36"/>
-                <w:szCs w:val="36"/>
-              </w:rPr>
-              <w:t>⁠</w:t>
-            </w:r>
-            <w:hyperlink r:id="rId13" w:tooltip="https://www.ti.com/product/TL081" w:history="1">
-              <w:r>
-                <w:rPr>
-                  <w:rStyle w:val="Hyperlink"/>
-                  <w:sz w:val="36"/>
-                  <w:szCs w:val="36"/>
-                </w:rPr>
-                <w:t>TL081 datasheet</w:t>
-              </w:r>
-            </w:hyperlink>
           </w:p>
         </w:tc>
         <w:tc>
@@ -505,12 +367,14 @@
           <w:p>
             <w:pPr>
               <w:rPr>
+                <w:rFonts w:ascii="Times New Roman" w:hAnsi="Times New Roman" w:cs="Times New Roman"/>
                 <w:sz w:val="36"/>
                 <w:szCs w:val="36"/>
               </w:rPr>
             </w:pPr>
             <w:r>
               <w:rPr>
+                <w:rFonts w:ascii="Times New Roman" w:hAnsi="Times New Roman" w:cs="Times New Roman"/>
                 <w:sz w:val="36"/>
                 <w:szCs w:val="36"/>
               </w:rPr>
@@ -518,29 +382,12 @@
             </w:r>
             <w:r>
               <w:rPr>
+                <w:rFonts w:ascii="Times New Roman" w:hAnsi="Times New Roman" w:cs="Times New Roman"/>
                 <w:sz w:val="36"/>
                 <w:szCs w:val="36"/>
               </w:rPr>
               <w:t xml:space="preserve"> </w:t>
             </w:r>
-            <w:r>
-              <w:rPr>
-                <w:rFonts w:ascii="Segoe UI Symbol" w:hAnsi="Segoe UI Symbol" w:cs="Segoe UI Symbol"/>
-                <w:sz w:val="36"/>
-                <w:szCs w:val="36"/>
-              </w:rPr>
-              <w:t>⁠</w:t>
-            </w:r>
-            <w:hyperlink r:id="rId14" w:tooltip="https://www.alldatasheet.com/datasheet-pdf/pdf/83610/AD/AD8066.html" w:history="1">
-              <w:r>
-                <w:rPr>
-                  <w:rStyle w:val="Hyperlink"/>
-                  <w:sz w:val="36"/>
-                  <w:szCs w:val="36"/>
-                </w:rPr>
-                <w:t>AD8066 Datasheet</w:t>
-              </w:r>
-            </w:hyperlink>
           </w:p>
         </w:tc>
       </w:tr>
@@ -552,42 +399,27 @@
           <w:p>
             <w:pPr>
               <w:rPr>
+                <w:rFonts w:ascii="Times New Roman" w:hAnsi="Times New Roman" w:cs="Times New Roman"/>
                 <w:sz w:val="36"/>
                 <w:szCs w:val="36"/>
               </w:rPr>
             </w:pPr>
             <w:r>
               <w:rPr>
-                <w:sz w:val="36"/>
-                <w:szCs w:val="36"/>
-              </w:rPr>
-              <w:t>LM393</w:t>
-            </w:r>
-            <w:r>
-              <w:rPr>
+                <w:rFonts w:ascii="Times New Roman" w:hAnsi="Times New Roman" w:cs="Times New Roman"/>
+                <w:sz w:val="36"/>
+                <w:szCs w:val="36"/>
+              </w:rPr>
+              <w:t>LM393 ⁠</w:t>
+            </w:r>
+            <w:r>
+              <w:rPr>
+                <w:rFonts w:ascii="Times New Roman" w:hAnsi="Times New Roman" w:cs="Times New Roman"/>
                 <w:sz w:val="36"/>
                 <w:szCs w:val="36"/>
               </w:rPr>
               <w:t xml:space="preserve"> </w:t>
             </w:r>
-            <w:r>
-              <w:rPr>
-                <w:rFonts w:ascii="Segoe UI Symbol" w:hAnsi="Segoe UI Symbol" w:cs="Segoe UI Symbol"/>
-                <w:sz w:val="36"/>
-                <w:szCs w:val="36"/>
-              </w:rPr>
-              <w:t>⁠</w:t>
-            </w:r>
-            <w:hyperlink r:id="rId15" w:tooltip="https://www.alldatasheet.com/datasheet-pdf/pdf/172044/ONSEMI/LM393.html" w:history="1">
-              <w:r>
-                <w:rPr>
-                  <w:rStyle w:val="Hyperlink"/>
-                  <w:sz w:val="36"/>
-                  <w:szCs w:val="36"/>
-                </w:rPr>
-                <w:t>LM393 Datasheet</w:t>
-              </w:r>
-            </w:hyperlink>
           </w:p>
         </w:tc>
         <w:tc>
@@ -597,62 +429,19 @@
           <w:p>
             <w:pPr>
               <w:rPr>
+                <w:rFonts w:ascii="Times New Roman" w:hAnsi="Times New Roman" w:cs="Times New Roman"/>
                 <w:sz w:val="36"/>
                 <w:szCs w:val="36"/>
               </w:rPr>
             </w:pPr>
             <w:r>
               <w:rPr>
-                <w:sz w:val="36"/>
-                <w:szCs w:val="36"/>
-              </w:rPr>
-              <w:t>LT1011CN8</w:t>
-            </w:r>
-            <w:r>
-              <w:rPr>
-                <w:sz w:val="36"/>
-                <w:szCs w:val="36"/>
-              </w:rPr>
-              <w:t xml:space="preserve"> </w:t>
-            </w:r>
-            <w:hyperlink r:id="rId16" w:history="1">
-              <w:proofErr w:type="spellStart"/>
-              <w:r>
-                <w:rPr>
-                  <w:rStyle w:val="Hyperlink"/>
-                  <w:sz w:val="36"/>
-                  <w:szCs w:val="36"/>
-                </w:rPr>
-                <w:t>LT1011CN8</w:t>
-              </w:r>
-              <w:proofErr w:type="spellEnd"/>
-              <w:r>
-                <w:rPr>
-                  <w:rStyle w:val="Hyperlink"/>
-                  <w:sz w:val="36"/>
-                  <w:szCs w:val="36"/>
-                </w:rPr>
-                <w:t xml:space="preserve"> </w:t>
-              </w:r>
-              <w:proofErr w:type="gramStart"/>
-              <w:r>
-                <w:rPr>
-                  <w:rStyle w:val="Hyperlink"/>
-                  <w:sz w:val="36"/>
-                  <w:szCs w:val="36"/>
-                </w:rPr>
-                <w:t>Datasheet(</w:t>
-              </w:r>
-              <w:proofErr w:type="gramEnd"/>
-              <w:r>
-                <w:rPr>
-                  <w:rStyle w:val="Hyperlink"/>
-                  <w:sz w:val="36"/>
-                  <w:szCs w:val="36"/>
-                </w:rPr>
-                <w:t>PDF) - Linear Technology</w:t>
-              </w:r>
-            </w:hyperlink>
+                <w:rFonts w:ascii="Times New Roman" w:hAnsi="Times New Roman" w:cs="Times New Roman"/>
+                <w:sz w:val="36"/>
+                <w:szCs w:val="36"/>
+              </w:rPr>
+              <w:t xml:space="preserve">LT1011CN8 </w:t>
+            </w:r>
           </w:p>
         </w:tc>
       </w:tr>
@@ -664,12 +453,14 @@
           <w:p>
             <w:pPr>
               <w:rPr>
+                <w:rFonts w:ascii="Times New Roman" w:hAnsi="Times New Roman" w:cs="Times New Roman"/>
                 <w:sz w:val="36"/>
                 <w:szCs w:val="36"/>
               </w:rPr>
             </w:pPr>
             <w:r>
               <w:rPr>
+                <w:rFonts w:ascii="Times New Roman" w:hAnsi="Times New Roman" w:cs="Times New Roman"/>
                 <w:sz w:val="36"/>
                 <w:szCs w:val="36"/>
               </w:rPr>
@@ -677,29 +468,20 @@
             </w:r>
             <w:r>
               <w:rPr>
+                <w:rFonts w:ascii="Times New Roman" w:hAnsi="Times New Roman" w:cs="Times New Roman"/>
+                <w:sz w:val="36"/>
+                <w:szCs w:val="36"/>
+              </w:rPr>
+              <w:t xml:space="preserve"> ⁠</w:t>
+            </w:r>
+            <w:r>
+              <w:rPr>
+                <w:rFonts w:ascii="Times New Roman" w:hAnsi="Times New Roman" w:cs="Times New Roman"/>
                 <w:sz w:val="36"/>
                 <w:szCs w:val="36"/>
               </w:rPr>
               <w:t xml:space="preserve"> </w:t>
             </w:r>
-            <w:r>
-              <w:rPr>
-                <w:rFonts w:ascii="Segoe UI Symbol" w:hAnsi="Segoe UI Symbol" w:cs="Segoe UI Symbol"/>
-                <w:sz w:val="36"/>
-                <w:szCs w:val="36"/>
-              </w:rPr>
-              <w:t>⁠</w:t>
-            </w:r>
-            <w:hyperlink r:id="rId17" w:tooltip="https://www.alldatasheet.com/html-pdf/467500/ONSEMI/J112/213/1/J112.html" w:history="1">
-              <w:r>
-                <w:rPr>
-                  <w:rStyle w:val="Hyperlink"/>
-                  <w:sz w:val="36"/>
-                  <w:szCs w:val="36"/>
-                </w:rPr>
-                <w:t>J112 datasheet</w:t>
-              </w:r>
-            </w:hyperlink>
           </w:p>
         </w:tc>
         <w:tc>
@@ -712,12 +494,16 @@
                 <w:tab w:val="left" w:pos="1263"/>
               </w:tabs>
               <w:rPr>
-                <w:sz w:val="36"/>
-                <w:szCs w:val="36"/>
+                <w:rFonts w:ascii="Times New Roman" w:hAnsi="Times New Roman" w:cs="Times New Roman"/>
+                <w:color w:val="467886" w:themeColor="hyperlink"/>
+                <w:sz w:val="36"/>
+                <w:szCs w:val="36"/>
+                <w:u w:val="single"/>
               </w:rPr>
             </w:pPr>
             <w:r>
               <w:rPr>
+                <w:rFonts w:ascii="Times New Roman" w:hAnsi="Times New Roman" w:cs="Times New Roman"/>
                 <w:sz w:val="36"/>
                 <w:szCs w:val="36"/>
               </w:rPr>
@@ -725,39 +511,213 @@
             </w:r>
             <w:r>
               <w:rPr>
+                <w:rFonts w:ascii="Times New Roman" w:hAnsi="Times New Roman" w:cs="Times New Roman"/>
                 <w:sz w:val="36"/>
                 <w:szCs w:val="36"/>
               </w:rPr>
               <w:t xml:space="preserve"> </w:t>
             </w:r>
-            <w:hyperlink r:id="rId18" w:tgtFrame="_blank" w:tooltip="https://www.mouser.com/datasheet/2/149/bf256b-292516.pdf" w:history="1">
-              <w:r>
-                <w:rPr>
-                  <w:rStyle w:val="Hyperlink"/>
-                  <w:sz w:val="36"/>
-                  <w:szCs w:val="36"/>
-                </w:rPr>
-                <w:t>BF256A/BF256B/BF256C N-Channel RF Amplifiers</w:t>
-              </w:r>
-            </w:hyperlink>
+          </w:p>
+        </w:tc>
+      </w:tr>
+      <w:tr>
+        <w:tc>
+          <w:tcPr>
+            <w:tcW w:w="4675" w:type="dxa"/>
+          </w:tcPr>
+          <w:p>
+            <w:pPr>
+              <w:rPr>
+                <w:rFonts w:ascii="Times New Roman" w:hAnsi="Times New Roman" w:cs="Times New Roman"/>
+                <w:sz w:val="36"/>
+                <w:szCs w:val="36"/>
+              </w:rPr>
+            </w:pPr>
+            <w:r>
+              <w:rPr>
+                <w:rFonts w:ascii="Times New Roman" w:hAnsi="Times New Roman" w:cs="Times New Roman"/>
+                <w:sz w:val="36"/>
+                <w:szCs w:val="36"/>
+              </w:rPr>
+              <w:t>LM4558</w:t>
+            </w:r>
+          </w:p>
+        </w:tc>
+        <w:tc>
+          <w:tcPr>
+            <w:tcW w:w="4675" w:type="dxa"/>
+          </w:tcPr>
+          <w:p>
+            <w:pPr>
+              <w:tabs>
+                <w:tab w:val="left" w:pos="1263"/>
+              </w:tabs>
+              <w:rPr>
+                <w:rFonts w:ascii="Times New Roman" w:hAnsi="Times New Roman" w:cs="Times New Roman"/>
+                <w:sz w:val="36"/>
+                <w:szCs w:val="36"/>
+              </w:rPr>
+            </w:pPr>
+            <w:r>
+              <w:rPr>
+                <w:rFonts w:ascii="Times New Roman" w:hAnsi="Times New Roman" w:cs="Times New Roman"/>
+                <w:sz w:val="36"/>
+                <w:szCs w:val="36"/>
+              </w:rPr>
+              <w:t>LT1469</w:t>
+            </w:r>
+          </w:p>
+        </w:tc>
+      </w:tr>
+      <w:tr>
+        <w:tc>
+          <w:tcPr>
+            <w:tcW w:w="4675" w:type="dxa"/>
+          </w:tcPr>
+          <w:p>
+            <w:pPr>
+              <w:rPr>
+                <w:rFonts w:ascii="Times New Roman" w:hAnsi="Times New Roman" w:cs="Times New Roman"/>
+                <w:sz w:val="36"/>
+                <w:szCs w:val="36"/>
+              </w:rPr>
+            </w:pPr>
+            <w:r>
+              <w:rPr>
+                <w:rFonts w:ascii="Times New Roman" w:hAnsi="Times New Roman" w:cs="Times New Roman"/>
+                <w:sz w:val="36"/>
+                <w:szCs w:val="36"/>
+              </w:rPr>
+              <w:t>LM3080</w:t>
+            </w:r>
+          </w:p>
+        </w:tc>
+        <w:tc>
+          <w:tcPr>
+            <w:tcW w:w="4675" w:type="dxa"/>
+          </w:tcPr>
+          <w:p>
+            <w:pPr>
+              <w:tabs>
+                <w:tab w:val="left" w:pos="1263"/>
+              </w:tabs>
+              <w:rPr>
+                <w:rFonts w:ascii="Times New Roman" w:hAnsi="Times New Roman" w:cs="Times New Roman"/>
+                <w:sz w:val="36"/>
+                <w:szCs w:val="36"/>
+              </w:rPr>
+            </w:pPr>
+            <w:r>
+              <w:rPr>
+                <w:rFonts w:ascii="Times New Roman" w:hAnsi="Times New Roman" w:cs="Times New Roman"/>
+                <w:sz w:val="36"/>
+                <w:szCs w:val="36"/>
+              </w:rPr>
+              <w:t xml:space="preserve">LT1228   </w:t>
+            </w:r>
+          </w:p>
+        </w:tc>
+      </w:tr>
+      <w:tr>
+        <w:tc>
+          <w:tcPr>
+            <w:tcW w:w="4675" w:type="dxa"/>
+          </w:tcPr>
+          <w:p>
+            <w:pPr>
+              <w:rPr>
+                <w:rFonts w:ascii="Times New Roman" w:hAnsi="Times New Roman" w:cs="Times New Roman"/>
+                <w:sz w:val="36"/>
+                <w:szCs w:val="36"/>
+              </w:rPr>
+            </w:pPr>
+            <w:r>
+              <w:rPr>
+                <w:rFonts w:ascii="Times New Roman" w:hAnsi="Times New Roman" w:cs="Times New Roman"/>
+                <w:sz w:val="36"/>
+                <w:szCs w:val="36"/>
+              </w:rPr>
+              <w:t xml:space="preserve">2N3906   </w:t>
+            </w:r>
+          </w:p>
+        </w:tc>
+        <w:tc>
+          <w:tcPr>
+            <w:tcW w:w="4675" w:type="dxa"/>
+          </w:tcPr>
+          <w:p>
+            <w:pPr>
+              <w:tabs>
+                <w:tab w:val="left" w:pos="1263"/>
+              </w:tabs>
+              <w:rPr>
+                <w:rFonts w:ascii="Times New Roman" w:hAnsi="Times New Roman" w:cs="Times New Roman"/>
+                <w:sz w:val="36"/>
+                <w:szCs w:val="36"/>
+              </w:rPr>
+            </w:pPr>
+            <w:r>
+              <w:rPr>
+                <w:rFonts w:ascii="Times New Roman" w:hAnsi="Times New Roman" w:cs="Times New Roman"/>
+                <w:sz w:val="36"/>
+                <w:szCs w:val="36"/>
+              </w:rPr>
+              <w:t>BC327</w:t>
+            </w:r>
+          </w:p>
+        </w:tc>
+      </w:tr>
+      <w:tr>
+        <w:tc>
+          <w:tcPr>
+            <w:tcW w:w="4675" w:type="dxa"/>
+          </w:tcPr>
+          <w:p>
+            <w:pPr>
+              <w:rPr>
+                <w:rFonts w:ascii="Times New Roman" w:hAnsi="Times New Roman" w:cs="Times New Roman"/>
+                <w:sz w:val="36"/>
+                <w:szCs w:val="36"/>
+              </w:rPr>
+            </w:pPr>
+            <w:r>
+              <w:rPr>
+                <w:rFonts w:ascii="Times New Roman" w:hAnsi="Times New Roman" w:cs="Times New Roman"/>
+                <w:sz w:val="36"/>
+                <w:szCs w:val="36"/>
+              </w:rPr>
+              <w:t>CD4007</w:t>
+            </w:r>
+          </w:p>
+        </w:tc>
+        <w:tc>
+          <w:tcPr>
+            <w:tcW w:w="4675" w:type="dxa"/>
+          </w:tcPr>
+          <w:p>
+            <w:pPr>
+              <w:tabs>
+                <w:tab w:val="left" w:pos="1263"/>
+              </w:tabs>
+              <w:rPr>
+                <w:rFonts w:ascii="Times New Roman" w:hAnsi="Times New Roman" w:cs="Times New Roman"/>
+                <w:sz w:val="36"/>
+                <w:szCs w:val="36"/>
+              </w:rPr>
+            </w:pPr>
+            <w:r>
+              <w:rPr>
+                <w:rFonts w:ascii="Times New Roman" w:hAnsi="Times New Roman" w:cs="Times New Roman"/>
+                <w:sz w:val="36"/>
+                <w:szCs w:val="36"/>
+              </w:rPr>
+              <w:t>MC14007UB</w:t>
+            </w:r>
           </w:p>
         </w:tc>
       </w:tr>
     </w:tbl>
     <w:p/>
-    <w:p/>
-    <w:p/>
-    <w:p/>
-    <w:p/>
-    <w:p/>
-    <w:p/>
-    <w:p/>
-    <w:p/>
-    <w:p/>
-    <w:p/>
-    <w:p/>
-    <w:p/>
-    <w:p/>
     <w:p>
       <w:pPr>
         <w:pStyle w:val="ListParagraph"/>
@@ -768,12 +728,14 @@
       </w:pPr>
       <w:proofErr w:type="spellStart"/>
       <w:r>
-        <w:lastRenderedPageBreak/>
         <w:t>Zamena</w:t>
       </w:r>
       <w:proofErr w:type="spellEnd"/>
       <w:r>
-        <w:t xml:space="preserve"> za 2n3904 je BC549</w:t>
+        <w:t xml:space="preserve"> za 2N</w:t>
+      </w:r>
+      <w:r>
+        <w:t>3904 je BC549</w:t>
       </w:r>
     </w:p>
     <w:p>
@@ -797,7 +759,7 @@
                     <pic:cNvPicPr/>
                   </pic:nvPicPr>
                   <pic:blipFill>
-                    <a:blip r:embed="rId19"/>
+                    <a:blip r:embed="rId7"/>
                     <a:stretch>
                       <a:fillRect/>
                     </a:stretch>
@@ -818,6 +780,13 @@
         </w:drawing>
       </w:r>
     </w:p>
+    <w:p/>
+    <w:p/>
+    <w:p/>
+    <w:p/>
+    <w:p/>
+    <w:p/>
+    <w:p/>
     <w:p>
       <w:pPr>
         <w:pStyle w:val="ListParagraph"/>
@@ -828,6 +797,7 @@
       </w:pPr>
       <w:proofErr w:type="spellStart"/>
       <w:r>
+        <w:lastRenderedPageBreak/>
         <w:t>Zamena</w:t>
       </w:r>
       <w:proofErr w:type="spellEnd"/>
@@ -856,7 +826,7 @@
                     <pic:cNvPicPr/>
                   </pic:nvPicPr>
                   <pic:blipFill>
-                    <a:blip r:embed="rId20"/>
+                    <a:blip r:embed="rId8"/>
                     <a:stretch>
                       <a:fillRect/>
                     </a:stretch>
@@ -891,7 +861,7 @@
       </w:r>
       <w:proofErr w:type="spellEnd"/>
       <w:r>
-        <w:t xml:space="preserve"> za LM3046 je CA3046</w:t>
+        <w:t xml:space="preserve"> za RC4558 je NE5532 </w:t>
       </w:r>
     </w:p>
     <w:p>
@@ -900,70 +870,9 @@
           <w:noProof/>
         </w:rPr>
         <w:drawing>
-          <wp:inline distT="0" distB="0" distL="0" distR="0" wp14:anchorId="7F977ACC" wp14:editId="36DB5594">
-            <wp:extent cx="5805577" cy="1843405"/>
-            <wp:effectExtent l="0" t="0" r="5080" b="4445"/>
-            <wp:docPr id="1116995298" name="Picture 1" descr="A screenshot of a phone&#10;&#10;AI-generated content may be incorrect."/>
-            <wp:cNvGraphicFramePr>
-              <a:graphicFrameLocks xmlns:a="http://schemas.openxmlformats.org/drawingml/2006/main" noChangeAspect="1"/>
-            </wp:cNvGraphicFramePr>
-            <a:graphic xmlns:a="http://schemas.openxmlformats.org/drawingml/2006/main">
-              <a:graphicData uri="http://schemas.openxmlformats.org/drawingml/2006/picture">
-                <pic:pic xmlns:pic="http://schemas.openxmlformats.org/drawingml/2006/picture">
-                  <pic:nvPicPr>
-                    <pic:cNvPr id="1116995298" name="Picture 1" descr="A screenshot of a phone&#10;&#10;AI-generated content may be incorrect."/>
-                    <pic:cNvPicPr/>
-                  </pic:nvPicPr>
-                  <pic:blipFill>
-                    <a:blip r:embed="rId21"/>
-                    <a:stretch>
-                      <a:fillRect/>
-                    </a:stretch>
-                  </pic:blipFill>
-                  <pic:spPr>
-                    <a:xfrm>
-                      <a:off x="0" y="0"/>
-                      <a:ext cx="5832938" cy="1852093"/>
-                    </a:xfrm>
-                    <a:prstGeom prst="rect">
-                      <a:avLst/>
-                    </a:prstGeom>
-                  </pic:spPr>
-                </pic:pic>
-              </a:graphicData>
-            </a:graphic>
-          </wp:inline>
-        </w:drawing>
-      </w:r>
-    </w:p>
-    <w:p/>
-    <w:p>
-      <w:pPr>
-        <w:pStyle w:val="ListParagraph"/>
-        <w:numPr>
-          <w:ilvl w:val="0"/>
-          <w:numId w:val="1"/>
-        </w:numPr>
-      </w:pPr>
-      <w:proofErr w:type="spellStart"/>
-      <w:r>
-        <w:lastRenderedPageBreak/>
-        <w:t>Zamena</w:t>
-      </w:r>
-      <w:proofErr w:type="spellEnd"/>
-      <w:r>
-        <w:t xml:space="preserve"> za RC4558 je NE5532 </w:t>
-      </w:r>
-    </w:p>
-    <w:p>
-      <w:r>
-        <w:rPr>
-          <w:noProof/>
-        </w:rPr>
-        <w:drawing>
-          <wp:inline distT="0" distB="0" distL="0" distR="0" wp14:anchorId="1CB727FC" wp14:editId="5F0827F0">
-            <wp:extent cx="5786703" cy="2337759"/>
-            <wp:effectExtent l="0" t="0" r="5080" b="5715"/>
+          <wp:inline distT="0" distB="0" distL="0" distR="0" wp14:anchorId="1CB727FC" wp14:editId="3BE49E44">
+            <wp:extent cx="5785485" cy="2921330"/>
+            <wp:effectExtent l="0" t="0" r="5715" b="0"/>
             <wp:docPr id="285078970" name="Picture 1" descr="A screenshot of a computer&#10;&#10;AI-generated content may be incorrect."/>
             <wp:cNvGraphicFramePr>
               <a:graphicFrameLocks xmlns:a="http://schemas.openxmlformats.org/drawingml/2006/main" noChangeAspect="1"/>
@@ -976,7 +885,7 @@
                     <pic:cNvPicPr/>
                   </pic:nvPicPr>
                   <pic:blipFill>
-                    <a:blip r:embed="rId22"/>
+                    <a:blip r:embed="rId9"/>
                     <a:stretch>
                       <a:fillRect/>
                     </a:stretch>
@@ -984,7 +893,7 @@
                   <pic:spPr>
                     <a:xfrm>
                       <a:off x="0" y="0"/>
-                      <a:ext cx="5840039" cy="2359306"/>
+                      <a:ext cx="5854725" cy="2956292"/>
                     </a:xfrm>
                     <a:prstGeom prst="rect">
                       <a:avLst/>
@@ -997,6 +906,14 @@
         </w:drawing>
       </w:r>
     </w:p>
+    <w:p/>
+    <w:p/>
+    <w:p/>
+    <w:p/>
+    <w:p/>
+    <w:p/>
+    <w:p/>
+    <w:p/>
     <w:p>
       <w:pPr>
         <w:pStyle w:val="ListParagraph"/>
@@ -1035,7 +952,7 @@
                     <pic:cNvPicPr/>
                   </pic:nvPicPr>
                   <pic:blipFill>
-                    <a:blip r:embed="rId23"/>
+                    <a:blip r:embed="rId10"/>
                     <a:stretch>
                       <a:fillRect/>
                     </a:stretch>
@@ -1056,14 +973,6 @@
         </w:drawing>
       </w:r>
     </w:p>
-    <w:p/>
-    <w:p/>
-    <w:p/>
-    <w:p/>
-    <w:p/>
-    <w:p/>
-    <w:p/>
-    <w:p/>
     <w:p>
       <w:pPr>
         <w:pStyle w:val="ListParagraph"/>
@@ -1105,7 +1014,7 @@
                     <pic:cNvPicPr/>
                   </pic:nvPicPr>
                   <pic:blipFill>
-                    <a:blip r:embed="rId24"/>
+                    <a:blip r:embed="rId11"/>
                     <a:stretch>
                       <a:fillRect/>
                     </a:stretch>
@@ -1137,7 +1046,9 @@
         </w:numPr>
       </w:pPr>
       <w:r>
-        <w:lastRenderedPageBreak/>
+        <w:rPr>
+          <w:noProof/>
+        </w:rPr>
         <w:drawing>
           <wp:anchor distT="0" distB="0" distL="114300" distR="114300" simplePos="0" relativeHeight="251658240" behindDoc="0" locked="0" layoutInCell="1" allowOverlap="1" wp14:anchorId="7EF21D46" wp14:editId="0EE227FE">
             <wp:simplePos x="0" y="0"/>
@@ -1162,7 +1073,7 @@
                     <pic:cNvPicPr/>
                   </pic:nvPicPr>
                   <pic:blipFill>
-                    <a:blip r:embed="rId25">
+                    <a:blip r:embed="rId12">
                       <a:extLst>
                         <a:ext uri="{28A0092B-C50C-407E-A947-70E740481C1C}">
                           <a14:useLocalDpi xmlns:a14="http://schemas.microsoft.com/office/drawing/2010/main" val="0"/>
@@ -1200,15 +1111,7 @@
       </w:r>
       <w:proofErr w:type="spellEnd"/>
       <w:r>
-        <w:t xml:space="preserve"> za J</w:t>
-      </w:r>
-      <w:proofErr w:type="gramStart"/>
-      <w:r>
-        <w:t>112  je</w:t>
-      </w:r>
-      <w:proofErr w:type="gramEnd"/>
-      <w:r>
-        <w:t xml:space="preserve"> BF256</w:t>
+        <w:t xml:space="preserve"> za J112  je BF256</w:t>
       </w:r>
       <w:r>
         <w:t>C</w:t>
@@ -1449,10 +1352,7 @@
               <w:t>100</w:t>
             </w:r>
             <w:r>
-              <w:t xml:space="preserve"> </w:t>
-            </w:r>
-            <w:r>
-              <w:t>Ω</w:t>
+              <w:t xml:space="preserve"> Ω</w:t>
             </w:r>
           </w:p>
         </w:tc>
@@ -1487,10 +1387,853 @@
       </w:tr>
     </w:tbl>
     <w:p/>
+    <w:p>
+      <w:pPr>
+        <w:ind w:left="-5"/>
+      </w:pPr>
+    </w:p>
+    <w:p>
+      <w:pPr>
+        <w:ind w:left="-5"/>
+      </w:pPr>
+    </w:p>
+    <w:p>
+      <w:pPr>
+        <w:ind w:left="-5"/>
+      </w:pPr>
+    </w:p>
+    <w:p>
+      <w:pPr>
+        <w:ind w:left="-5"/>
+      </w:pPr>
+    </w:p>
+    <w:p>
+      <w:pPr>
+        <w:ind w:left="-5"/>
+      </w:pPr>
+    </w:p>
+    <w:p>
+      <w:pPr>
+        <w:ind w:left="-5"/>
+      </w:pPr>
+    </w:p>
+    <w:p>
+      <w:pPr>
+        <w:ind w:left="-5"/>
+      </w:pPr>
+    </w:p>
+    <w:p>
+      <w:pPr>
+        <w:ind w:left="-5"/>
+      </w:pPr>
+    </w:p>
+    <w:p>
+      <w:pPr>
+        <w:ind w:left="-5"/>
+      </w:pPr>
+    </w:p>
+    <w:p>
+      <w:pPr>
+        <w:ind w:left="-5"/>
+      </w:pPr>
+    </w:p>
+    <w:p>
+      <w:pPr>
+        <w:ind w:left="-5"/>
+      </w:pPr>
+      <w:r>
+        <w:t xml:space="preserve">7. </w:t>
+      </w:r>
+      <w:proofErr w:type="spellStart"/>
+      <w:r>
+        <w:t>Zamena</w:t>
+      </w:r>
+      <w:proofErr w:type="spellEnd"/>
+      <w:r>
+        <w:t xml:space="preserve"> za LM4558 </w:t>
+      </w:r>
+      <w:r>
+        <w:t>je</w:t>
+      </w:r>
+      <w:r>
+        <w:t xml:space="preserve"> LT1469 </w:t>
+      </w:r>
+    </w:p>
+    <w:p>
+      <w:pPr>
+        <w:spacing w:after="57"/>
+        <w:ind w:left="-23" w:right="-793"/>
+      </w:pPr>
+      <w:r>
+        <w:rPr>
+          <w:noProof/>
+          <w:sz w:val="22"/>
+        </w:rPr>
+        <mc:AlternateContent>
+          <mc:Choice Requires="wpg">
+            <w:drawing>
+              <wp:inline distT="0" distB="0" distL="0" distR="0" wp14:anchorId="62815C44" wp14:editId="7EDF2ED7">
+                <wp:extent cx="5098832" cy="3343701"/>
+                <wp:effectExtent l="0" t="0" r="6985" b="9525"/>
+                <wp:docPr id="515" name="Group 515"/>
+                <wp:cNvGraphicFramePr/>
+                <a:graphic xmlns:a="http://schemas.openxmlformats.org/drawingml/2006/main">
+                  <a:graphicData uri="http://schemas.microsoft.com/office/word/2010/wordprocessingGroup">
+                    <wpg:wgp>
+                      <wpg:cNvGrpSpPr/>
+                      <wpg:grpSpPr>
+                        <a:xfrm>
+                          <a:off x="0" y="0"/>
+                          <a:ext cx="5098832" cy="3343701"/>
+                          <a:chOff x="0" y="0"/>
+                          <a:chExt cx="6300000" cy="3812045"/>
+                        </a:xfrm>
+                      </wpg:grpSpPr>
+                      <wps:wsp>
+                        <wps:cNvPr id="11" name="Rectangle 11"/>
+                        <wps:cNvSpPr/>
+                        <wps:spPr>
+                          <a:xfrm>
+                            <a:off x="14402" y="41170"/>
+                            <a:ext cx="64205" cy="235769"/>
+                          </a:xfrm>
+                          <a:prstGeom prst="rect">
+                            <a:avLst/>
+                          </a:prstGeom>
+                          <a:ln>
+                            <a:noFill/>
+                          </a:ln>
+                        </wps:spPr>
+                        <wps:txbx>
+                          <w:txbxContent>
+                            <w:p>
+                              <w:r>
+                                <w:t xml:space="preserve"> </w:t>
+                              </w:r>
+                            </w:p>
+                          </w:txbxContent>
+                        </wps:txbx>
+                        <wps:bodyPr horzOverflow="overflow" vert="horz" lIns="0" tIns="0" rIns="0" bIns="0" rtlCol="0">
+                          <a:noAutofit/>
+                        </wps:bodyPr>
+                      </wps:wsp>
+                      <wps:wsp>
+                        <wps:cNvPr id="12" name="Rectangle 12"/>
+                        <wps:cNvSpPr/>
+                        <wps:spPr>
+                          <a:xfrm>
+                            <a:off x="14402" y="359775"/>
+                            <a:ext cx="64205" cy="235769"/>
+                          </a:xfrm>
+                          <a:prstGeom prst="rect">
+                            <a:avLst/>
+                          </a:prstGeom>
+                          <a:ln>
+                            <a:noFill/>
+                          </a:ln>
+                        </wps:spPr>
+                        <wps:txbx>
+                          <w:txbxContent>
+                            <w:p>
+                              <w:r>
+                                <w:t xml:space="preserve"> </w:t>
+                              </w:r>
+                            </w:p>
+                          </w:txbxContent>
+                        </wps:txbx>
+                        <wps:bodyPr horzOverflow="overflow" vert="horz" lIns="0" tIns="0" rIns="0" bIns="0" rtlCol="0">
+                          <a:noAutofit/>
+                        </wps:bodyPr>
+                      </wps:wsp>
+                      <wps:wsp>
+                        <wps:cNvPr id="13" name="Rectangle 13"/>
+                        <wps:cNvSpPr/>
+                        <wps:spPr>
+                          <a:xfrm>
+                            <a:off x="14402" y="677287"/>
+                            <a:ext cx="64205" cy="235769"/>
+                          </a:xfrm>
+                          <a:prstGeom prst="rect">
+                            <a:avLst/>
+                          </a:prstGeom>
+                          <a:ln>
+                            <a:noFill/>
+                          </a:ln>
+                        </wps:spPr>
+                        <wps:txbx>
+                          <w:txbxContent>
+                            <w:p>
+                              <w:r>
+                                <w:t xml:space="preserve"> </w:t>
+                              </w:r>
+                            </w:p>
+                          </w:txbxContent>
+                        </wps:txbx>
+                        <wps:bodyPr horzOverflow="overflow" vert="horz" lIns="0" tIns="0" rIns="0" bIns="0" rtlCol="0">
+                          <a:noAutofit/>
+                        </wps:bodyPr>
+                      </wps:wsp>
+                      <wps:wsp>
+                        <wps:cNvPr id="14" name="Rectangle 14"/>
+                        <wps:cNvSpPr/>
+                        <wps:spPr>
+                          <a:xfrm>
+                            <a:off x="14402" y="993734"/>
+                            <a:ext cx="64205" cy="235769"/>
+                          </a:xfrm>
+                          <a:prstGeom prst="rect">
+                            <a:avLst/>
+                          </a:prstGeom>
+                          <a:ln>
+                            <a:noFill/>
+                          </a:ln>
+                        </wps:spPr>
+                        <wps:txbx>
+                          <w:txbxContent>
+                            <w:p>
+                              <w:r>
+                                <w:t xml:space="preserve"> </w:t>
+                              </w:r>
+                            </w:p>
+                          </w:txbxContent>
+                        </wps:txbx>
+                        <wps:bodyPr horzOverflow="overflow" vert="horz" lIns="0" tIns="0" rIns="0" bIns="0" rtlCol="0">
+                          <a:noAutofit/>
+                        </wps:bodyPr>
+                      </wps:wsp>
+                      <wps:wsp>
+                        <wps:cNvPr id="15" name="Rectangle 15"/>
+                        <wps:cNvSpPr/>
+                        <wps:spPr>
+                          <a:xfrm>
+                            <a:off x="14402" y="1311258"/>
+                            <a:ext cx="64205" cy="235769"/>
+                          </a:xfrm>
+                          <a:prstGeom prst="rect">
+                            <a:avLst/>
+                          </a:prstGeom>
+                          <a:ln>
+                            <a:noFill/>
+                          </a:ln>
+                        </wps:spPr>
+                        <wps:txbx>
+                          <w:txbxContent>
+                            <w:p>
+                              <w:r>
+                                <w:t xml:space="preserve"> </w:t>
+                              </w:r>
+                            </w:p>
+                          </w:txbxContent>
+                        </wps:txbx>
+                        <wps:bodyPr horzOverflow="overflow" vert="horz" lIns="0" tIns="0" rIns="0" bIns="0" rtlCol="0">
+                          <a:noAutofit/>
+                        </wps:bodyPr>
+                      </wps:wsp>
+                      <wps:wsp>
+                        <wps:cNvPr id="16" name="Rectangle 16"/>
+                        <wps:cNvSpPr/>
+                        <wps:spPr>
+                          <a:xfrm>
+                            <a:off x="14402" y="1627336"/>
+                            <a:ext cx="64205" cy="235769"/>
+                          </a:xfrm>
+                          <a:prstGeom prst="rect">
+                            <a:avLst/>
+                          </a:prstGeom>
+                          <a:ln>
+                            <a:noFill/>
+                          </a:ln>
+                        </wps:spPr>
+                        <wps:txbx>
+                          <w:txbxContent>
+                            <w:p>
+                              <w:r>
+                                <w:t xml:space="preserve"> </w:t>
+                              </w:r>
+                            </w:p>
+                          </w:txbxContent>
+                        </wps:txbx>
+                        <wps:bodyPr horzOverflow="overflow" vert="horz" lIns="0" tIns="0" rIns="0" bIns="0" rtlCol="0">
+                          <a:noAutofit/>
+                        </wps:bodyPr>
+                      </wps:wsp>
+                      <wps:wsp>
+                        <wps:cNvPr id="17" name="Rectangle 17"/>
+                        <wps:cNvSpPr/>
+                        <wps:spPr>
+                          <a:xfrm>
+                            <a:off x="14402" y="1944849"/>
+                            <a:ext cx="64205" cy="235769"/>
+                          </a:xfrm>
+                          <a:prstGeom prst="rect">
+                            <a:avLst/>
+                          </a:prstGeom>
+                          <a:ln>
+                            <a:noFill/>
+                          </a:ln>
+                        </wps:spPr>
+                        <wps:txbx>
+                          <w:txbxContent>
+                            <w:p>
+                              <w:r>
+                                <w:t xml:space="preserve"> </w:t>
+                              </w:r>
+                            </w:p>
+                          </w:txbxContent>
+                        </wps:txbx>
+                        <wps:bodyPr horzOverflow="overflow" vert="horz" lIns="0" tIns="0" rIns="0" bIns="0" rtlCol="0">
+                          <a:noAutofit/>
+                        </wps:bodyPr>
+                      </wps:wsp>
+                      <wps:wsp>
+                        <wps:cNvPr id="18" name="Rectangle 18"/>
+                        <wps:cNvSpPr/>
+                        <wps:spPr>
+                          <a:xfrm>
+                            <a:off x="14402" y="2262374"/>
+                            <a:ext cx="64205" cy="235769"/>
+                          </a:xfrm>
+                          <a:prstGeom prst="rect">
+                            <a:avLst/>
+                          </a:prstGeom>
+                          <a:ln>
+                            <a:noFill/>
+                          </a:ln>
+                        </wps:spPr>
+                        <wps:txbx>
+                          <w:txbxContent>
+                            <w:p>
+                              <w:r>
+                                <w:t xml:space="preserve"> </w:t>
+                              </w:r>
+                            </w:p>
+                          </w:txbxContent>
+                        </wps:txbx>
+                        <wps:bodyPr horzOverflow="overflow" vert="horz" lIns="0" tIns="0" rIns="0" bIns="0" rtlCol="0">
+                          <a:noAutofit/>
+                        </wps:bodyPr>
+                      </wps:wsp>
+                      <wps:wsp>
+                        <wps:cNvPr id="19" name="Rectangle 19"/>
+                        <wps:cNvSpPr/>
+                        <wps:spPr>
+                          <a:xfrm>
+                            <a:off x="14402" y="2578452"/>
+                            <a:ext cx="64205" cy="235769"/>
+                          </a:xfrm>
+                          <a:prstGeom prst="rect">
+                            <a:avLst/>
+                          </a:prstGeom>
+                          <a:ln>
+                            <a:noFill/>
+                          </a:ln>
+                        </wps:spPr>
+                        <wps:txbx>
+                          <w:txbxContent>
+                            <w:p>
+                              <w:r>
+                                <w:t xml:space="preserve"> </w:t>
+                              </w:r>
+                            </w:p>
+                          </w:txbxContent>
+                        </wps:txbx>
+                        <wps:bodyPr horzOverflow="overflow" vert="horz" lIns="0" tIns="0" rIns="0" bIns="0" rtlCol="0">
+                          <a:noAutofit/>
+                        </wps:bodyPr>
+                      </wps:wsp>
+                      <wps:wsp>
+                        <wps:cNvPr id="20" name="Rectangle 20"/>
+                        <wps:cNvSpPr/>
+                        <wps:spPr>
+                          <a:xfrm>
+                            <a:off x="14402" y="2895977"/>
+                            <a:ext cx="64205" cy="235769"/>
+                          </a:xfrm>
+                          <a:prstGeom prst="rect">
+                            <a:avLst/>
+                          </a:prstGeom>
+                          <a:ln>
+                            <a:noFill/>
+                          </a:ln>
+                        </wps:spPr>
+                        <wps:txbx>
+                          <w:txbxContent>
+                            <w:p>
+                              <w:r>
+                                <w:t xml:space="preserve"> </w:t>
+                              </w:r>
+                            </w:p>
+                          </w:txbxContent>
+                        </wps:txbx>
+                        <wps:bodyPr horzOverflow="overflow" vert="horz" lIns="0" tIns="0" rIns="0" bIns="0" rtlCol="0">
+                          <a:noAutofit/>
+                        </wps:bodyPr>
+                      </wps:wsp>
+                      <wps:wsp>
+                        <wps:cNvPr id="21" name="Rectangle 21"/>
+                        <wps:cNvSpPr/>
+                        <wps:spPr>
+                          <a:xfrm>
+                            <a:off x="14402" y="3213490"/>
+                            <a:ext cx="64205" cy="235769"/>
+                          </a:xfrm>
+                          <a:prstGeom prst="rect">
+                            <a:avLst/>
+                          </a:prstGeom>
+                          <a:ln>
+                            <a:noFill/>
+                          </a:ln>
+                        </wps:spPr>
+                        <wps:txbx>
+                          <w:txbxContent>
+                            <w:p>
+                              <w:r>
+                                <w:t xml:space="preserve"> </w:t>
+                              </w:r>
+                            </w:p>
+                          </w:txbxContent>
+                        </wps:txbx>
+                        <wps:bodyPr horzOverflow="overflow" vert="horz" lIns="0" tIns="0" rIns="0" bIns="0" rtlCol="0">
+                          <a:noAutofit/>
+                        </wps:bodyPr>
+                      </wps:wsp>
+                      <wps:wsp>
+                        <wps:cNvPr id="22" name="Rectangle 22"/>
+                        <wps:cNvSpPr/>
+                        <wps:spPr>
+                          <a:xfrm>
+                            <a:off x="14402" y="3529936"/>
+                            <a:ext cx="64205" cy="235769"/>
+                          </a:xfrm>
+                          <a:prstGeom prst="rect">
+                            <a:avLst/>
+                          </a:prstGeom>
+                          <a:ln>
+                            <a:noFill/>
+                          </a:ln>
+                        </wps:spPr>
+                        <wps:txbx>
+                          <w:txbxContent>
+                            <w:p>
+                              <w:r>
+                                <w:t xml:space="preserve"> </w:t>
+                              </w:r>
+                            </w:p>
+                          </w:txbxContent>
+                        </wps:txbx>
+                        <wps:bodyPr horzOverflow="overflow" vert="horz" lIns="0" tIns="0" rIns="0" bIns="0" rtlCol="0">
+                          <a:noAutofit/>
+                        </wps:bodyPr>
+                      </wps:wsp>
+                      <pic:pic xmlns:pic="http://schemas.openxmlformats.org/drawingml/2006/picture">
+                        <pic:nvPicPr>
+                          <pic:cNvPr id="40" name="Picture 40"/>
+                          <pic:cNvPicPr/>
+                        </pic:nvPicPr>
+                        <pic:blipFill>
+                          <a:blip r:embed="rId13"/>
+                          <a:stretch>
+                            <a:fillRect/>
+                          </a:stretch>
+                        </pic:blipFill>
+                        <pic:spPr>
+                          <a:xfrm>
+                            <a:off x="0" y="0"/>
+                            <a:ext cx="6300000" cy="3812045"/>
+                          </a:xfrm>
+                          <a:prstGeom prst="rect">
+                            <a:avLst/>
+                          </a:prstGeom>
+                        </pic:spPr>
+                      </pic:pic>
+                    </wpg:wgp>
+                  </a:graphicData>
+                </a:graphic>
+              </wp:inline>
+            </w:drawing>
+          </mc:Choice>
+          <mc:Fallback>
+            <w:pict>
+              <v:group w14:anchorId="62815C44" id="Group 515" o:spid="_x0000_s1026" style="width:401.5pt;height:263.3pt;mso-position-horizontal-relative:char;mso-position-vertical-relative:line" coordsize="63000,38120" o:gfxdata="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">
+                <v:rect id="Rectangle 11" o:spid="_x0000_s1027" style="position:absolute;left:144;top:411;width:642;height:2358;visibility:visible;mso-wrap-style:square;v-text-anchor:top" o:gfxdata="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" filled="f" stroked="f">
+                  <v:textbox inset="0,0,0,0">
+                    <w:txbxContent>
+                      <w:p>
+                        <w:r>
+                          <w:t xml:space="preserve"> </w:t>
+                        </w:r>
+                      </w:p>
+                    </w:txbxContent>
+                  </v:textbox>
+                </v:rect>
+                <v:rect id="Rectangle 12" o:spid="_x0000_s1028" style="position:absolute;left:144;top:3597;width:642;height:2358;visibility:visible;mso-wrap-style:square;v-text-anchor:top" o:gfxdata="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" filled="f" stroked="f">
+                  <v:textbox inset="0,0,0,0">
+                    <w:txbxContent>
+                      <w:p>
+                        <w:r>
+                          <w:t xml:space="preserve"> </w:t>
+                        </w:r>
+                      </w:p>
+                    </w:txbxContent>
+                  </v:textbox>
+                </v:rect>
+                <v:rect id="Rectangle 13" o:spid="_x0000_s1029" style="position:absolute;left:144;top:6772;width:642;height:2358;visibility:visible;mso-wrap-style:square;v-text-anchor:top" o:gfxdata="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" filled="f" stroked="f">
+                  <v:textbox inset="0,0,0,0">
+                    <w:txbxContent>
+                      <w:p>
+                        <w:r>
+                          <w:t xml:space="preserve"> </w:t>
+                        </w:r>
+                      </w:p>
+                    </w:txbxContent>
+                  </v:textbox>
+                </v:rect>
+                <v:rect id="Rectangle 14" o:spid="_x0000_s1030" style="position:absolute;left:144;top:9937;width:642;height:2358;visibility:visible;mso-wrap-style:square;v-text-anchor:top" o:gfxdata="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" filled="f" stroked="f">
+                  <v:textbox inset="0,0,0,0">
+                    <w:txbxContent>
+                      <w:p>
+                        <w:r>
+                          <w:t xml:space="preserve"> </w:t>
+                        </w:r>
+                      </w:p>
+                    </w:txbxContent>
+                  </v:textbox>
+                </v:rect>
+                <v:rect id="Rectangle 15" o:spid="_x0000_s1031" style="position:absolute;left:144;top:13112;width:642;height:2358;visibility:visible;mso-wrap-style:square;v-text-anchor:top" o:gfxdata="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" filled="f" stroked="f">
+                  <v:textbox inset="0,0,0,0">
+                    <w:txbxContent>
+                      <w:p>
+                        <w:r>
+                          <w:t xml:space="preserve"> </w:t>
+                        </w:r>
+                      </w:p>
+                    </w:txbxContent>
+                  </v:textbox>
+                </v:rect>
+                <v:rect id="Rectangle 16" o:spid="_x0000_s1032" style="position:absolute;left:144;top:16273;width:642;height:2358;visibility:visible;mso-wrap-style:square;v-text-anchor:top" o:gfxdata="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" filled="f" stroked="f">
+                  <v:textbox inset="0,0,0,0">
+                    <w:txbxContent>
+                      <w:p>
+                        <w:r>
+                          <w:t xml:space="preserve"> </w:t>
+                        </w:r>
+                      </w:p>
+                    </w:txbxContent>
+                  </v:textbox>
+                </v:rect>
+                <v:rect id="Rectangle 17" o:spid="_x0000_s1033" style="position:absolute;left:144;top:19448;width:642;height:2358;visibility:visible;mso-wrap-style:square;v-text-anchor:top" o:gfxdata="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" filled="f" stroked="f">
+                  <v:textbox inset="0,0,0,0">
+                    <w:txbxContent>
+                      <w:p>
+                        <w:r>
+                          <w:t xml:space="preserve"> </w:t>
+                        </w:r>
+                      </w:p>
+                    </w:txbxContent>
+                  </v:textbox>
+                </v:rect>
+                <v:rect id="Rectangle 18" o:spid="_x0000_s1034" style="position:absolute;left:144;top:22623;width:642;height:2358;visibility:visible;mso-wrap-style:square;v-text-anchor:top" o:gfxdata="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" filled="f" stroked="f">
+                  <v:textbox inset="0,0,0,0">
+                    <w:txbxContent>
+                      <w:p>
+                        <w:r>
+                          <w:t xml:space="preserve"> </w:t>
+                        </w:r>
+                      </w:p>
+                    </w:txbxContent>
+                  </v:textbox>
+                </v:rect>
+                <v:rect id="Rectangle 19" o:spid="_x0000_s1035" style="position:absolute;left:144;top:25784;width:642;height:2358;visibility:visible;mso-wrap-style:square;v-text-anchor:top" o:gfxdata="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" filled="f" stroked="f">
+                  <v:textbox inset="0,0,0,0">
+                    <w:txbxContent>
+                      <w:p>
+                        <w:r>
+                          <w:t xml:space="preserve"> </w:t>
+                        </w:r>
+                      </w:p>
+                    </w:txbxContent>
+                  </v:textbox>
+                </v:rect>
+                <v:rect id="Rectangle 20" o:spid="_x0000_s1036" style="position:absolute;left:144;top:28959;width:642;height:2358;visibility:visible;mso-wrap-style:square;v-text-anchor:top" o:gfxdata="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" filled="f" stroked="f">
+                  <v:textbox inset="0,0,0,0">
+                    <w:txbxContent>
+                      <w:p>
+                        <w:r>
+                          <w:t xml:space="preserve"> </w:t>
+                        </w:r>
+                      </w:p>
+                    </w:txbxContent>
+                  </v:textbox>
+                </v:rect>
+                <v:rect id="Rectangle 21" o:spid="_x0000_s1037" style="position:absolute;left:144;top:32134;width:642;height:2358;visibility:visible;mso-wrap-style:square;v-text-anchor:top" o:gfxdata="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" filled="f" stroked="f">
+                  <v:textbox inset="0,0,0,0">
+                    <w:txbxContent>
+                      <w:p>
+                        <w:r>
+                          <w:t xml:space="preserve"> </w:t>
+                        </w:r>
+                      </w:p>
+                    </w:txbxContent>
+                  </v:textbox>
+                </v:rect>
+                <v:rect id="Rectangle 22" o:spid="_x0000_s1038" style="position:absolute;left:144;top:35299;width:642;height:2358;visibility:visible;mso-wrap-style:square;v-text-anchor:top" o:gfxdata="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" filled="f" stroked="f">
+                  <v:textbox inset="0,0,0,0">
+                    <w:txbxContent>
+                      <w:p>
+                        <w:r>
+                          <w:t xml:space="preserve"> </w:t>
+                        </w:r>
+                      </w:p>
+                    </w:txbxContent>
+                  </v:textbox>
+                </v:rect>
+                <v:shapetype id="_x0000_t75" coordsize="21600,21600" o:spt="75" o:preferrelative="t" path="m@4@5l@4@11@9@11@9@5xe" filled="f" stroked="f">
+                  <v:stroke joinstyle="miter"/>
+                  <v:formulas>
+                    <v:f eqn="if lineDrawn pixelLineWidth 0"/>
+                    <v:f eqn="sum @0 1 0"/>
+                    <v:f eqn="sum 0 0 @1"/>
+                    <v:f eqn="prod @2 1 2"/>
+                    <v:f eqn="prod @3 21600 pixelWidth"/>
+                    <v:f eqn="prod @3 21600 pixelHeight"/>
+                    <v:f eqn="sum @0 0 1"/>
+                    <v:f eqn="prod @6 1 2"/>
+                    <v:f eqn="prod @7 21600 pixelWidth"/>
+                    <v:f eqn="sum @8 21600 0"/>
+                    <v:f eqn="prod @7 21600 pixelHeight"/>
+                    <v:f eqn="sum @10 21600 0"/>
+                  </v:formulas>
+                  <v:path o:extrusionok="f" gradientshapeok="t" o:connecttype="rect"/>
+                  <o:lock v:ext="edit" aspectratio="t"/>
+                </v:shapetype>
+                <v:shape id="Picture 40" o:spid="_x0000_s1039" type="#_x0000_t75" style="position:absolute;width:63000;height:38120;visibility:visible;mso-wrap-style:square" o:gfxdata="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">
+                  <v:imagedata r:id="rId14" o:title=""/>
+                </v:shape>
+                <w10:anchorlock/>
+              </v:group>
+            </w:pict>
+          </mc:Fallback>
+        </mc:AlternateContent>
+      </w:r>
+    </w:p>
+    <w:p>
+      <w:pPr>
+        <w:spacing w:after="57"/>
+        <w:ind w:left="-23" w:right="-793"/>
+      </w:pPr>
+    </w:p>
+    <w:p>
+      <w:pPr>
+        <w:spacing w:after="40"/>
+      </w:pPr>
+      <w:r>
+        <w:t xml:space="preserve">8. </w:t>
+      </w:r>
+      <w:proofErr w:type="spellStart"/>
+      <w:r>
+        <w:t>Zamena</w:t>
+      </w:r>
+      <w:proofErr w:type="spellEnd"/>
+      <w:r>
+        <w:t xml:space="preserve"> za LM3080 </w:t>
+      </w:r>
+      <w:r>
+        <w:t>je</w:t>
+      </w:r>
+      <w:r>
+        <w:t xml:space="preserve"> LT1228   </w:t>
+      </w:r>
+    </w:p>
+    <w:p>
+      <w:pPr>
+        <w:spacing w:after="238"/>
+        <w:ind w:left="-4"/>
+      </w:pPr>
+      <w:r>
+        <w:rPr>
+          <w:noProof/>
+        </w:rPr>
+        <w:drawing>
+          <wp:inline distT="0" distB="0" distL="0" distR="0" wp14:anchorId="5ED4D1FD" wp14:editId="1FCAB3BF">
+            <wp:extent cx="4784405" cy="3359888"/>
+            <wp:effectExtent l="0" t="0" r="0" b="0"/>
+            <wp:docPr id="8" name="Picture 8"/>
+            <wp:cNvGraphicFramePr/>
+            <a:graphic xmlns:a="http://schemas.openxmlformats.org/drawingml/2006/main">
+              <a:graphicData uri="http://schemas.openxmlformats.org/drawingml/2006/picture">
+                <pic:pic xmlns:pic="http://schemas.openxmlformats.org/drawingml/2006/picture">
+                  <pic:nvPicPr>
+                    <pic:cNvPr id="8" name="Picture 8"/>
+                    <pic:cNvPicPr/>
+                  </pic:nvPicPr>
+                  <pic:blipFill>
+                    <a:blip r:embed="rId15"/>
+                    <a:stretch>
+                      <a:fillRect/>
+                    </a:stretch>
+                  </pic:blipFill>
+                  <pic:spPr>
+                    <a:xfrm>
+                      <a:off x="0" y="0"/>
+                      <a:ext cx="4789386" cy="3363386"/>
+                    </a:xfrm>
+                    <a:prstGeom prst="rect">
+                      <a:avLst/>
+                    </a:prstGeom>
+                  </pic:spPr>
+                </pic:pic>
+              </a:graphicData>
+            </a:graphic>
+          </wp:inline>
+        </w:drawing>
+      </w:r>
+    </w:p>
+    <w:p>
+      <w:pPr>
+        <w:spacing w:after="238"/>
+        <w:ind w:left="-4"/>
+      </w:pPr>
+    </w:p>
+    <w:p>
+      <w:pPr>
+        <w:spacing w:after="238"/>
+        <w:ind w:left="-4"/>
+      </w:pPr>
+      <w:r>
+        <w:lastRenderedPageBreak/>
+        <w:t xml:space="preserve">9. </w:t>
+      </w:r>
+      <w:proofErr w:type="spellStart"/>
+      <w:r>
+        <w:t>Zamena</w:t>
+      </w:r>
+      <w:proofErr w:type="spellEnd"/>
+      <w:r>
+        <w:t xml:space="preserve"> za 2N</w:t>
+      </w:r>
+      <w:r>
+        <w:t xml:space="preserve">3906   --&gt; BC327 </w:t>
+      </w:r>
+    </w:p>
+    <w:p>
+      <w:pPr>
+        <w:spacing w:after="116"/>
+        <w:jc w:val="center"/>
+      </w:pPr>
+      <w:bookmarkStart w:id="0" w:name="_GoBack"/>
+      <w:r>
+        <w:rPr>
+          <w:noProof/>
+        </w:rPr>
+        <w:drawing>
+          <wp:inline distT="0" distB="0" distL="0" distR="0" wp14:anchorId="09B7B2FE" wp14:editId="3E80888C">
+            <wp:extent cx="5199247" cy="2838893"/>
+            <wp:effectExtent l="0" t="0" r="1905" b="0"/>
+            <wp:docPr id="50" name="Picture 50"/>
+            <wp:cNvGraphicFramePr/>
+            <a:graphic xmlns:a="http://schemas.openxmlformats.org/drawingml/2006/main">
+              <a:graphicData uri="http://schemas.openxmlformats.org/drawingml/2006/picture">
+                <pic:pic xmlns:pic="http://schemas.openxmlformats.org/drawingml/2006/picture">
+                  <pic:nvPicPr>
+                    <pic:cNvPr id="50" name="Picture 50"/>
+                    <pic:cNvPicPr/>
+                  </pic:nvPicPr>
+                  <pic:blipFill>
+                    <a:blip r:embed="rId16"/>
+                    <a:stretch>
+                      <a:fillRect/>
+                    </a:stretch>
+                  </pic:blipFill>
+                  <pic:spPr>
+                    <a:xfrm>
+                      <a:off x="0" y="0"/>
+                      <a:ext cx="5199247" cy="2838893"/>
+                    </a:xfrm>
+                    <a:prstGeom prst="rect">
+                      <a:avLst/>
+                    </a:prstGeom>
+                  </pic:spPr>
+                </pic:pic>
+              </a:graphicData>
+            </a:graphic>
+          </wp:inline>
+        </w:drawing>
+      </w:r>
+    </w:p>
+    <w:bookmarkEnd w:id="0"/>
+    <w:p>
+      <w:pPr>
+        <w:spacing w:after="116"/>
+        <w:jc w:val="center"/>
+      </w:pPr>
+    </w:p>
+    <w:p>
+      <w:pPr>
+        <w:spacing w:after="116"/>
+      </w:pPr>
+      <w:r>
+        <w:t xml:space="preserve">10. </w:t>
+      </w:r>
+      <w:proofErr w:type="spellStart"/>
+      <w:r>
+        <w:t>Zamena</w:t>
+      </w:r>
+      <w:proofErr w:type="spellEnd"/>
+      <w:r>
+        <w:t xml:space="preserve"> za CD4007 --&gt; MC14007UB</w:t>
+      </w:r>
+    </w:p>
+    <w:p>
+      <w:pPr>
+        <w:ind w:right="780"/>
+        <w:jc w:val="right"/>
+      </w:pPr>
+      <w:r>
+        <w:rPr>
+          <w:noProof/>
+        </w:rPr>
+        <w:drawing>
+          <wp:inline distT="0" distB="0" distL="0" distR="0" wp14:anchorId="13482F64" wp14:editId="534EC7C0">
+            <wp:extent cx="5238356" cy="4257358"/>
+            <wp:effectExtent l="0" t="0" r="0" b="0"/>
+            <wp:docPr id="62" name="Picture 62"/>
+            <wp:cNvGraphicFramePr/>
+            <a:graphic xmlns:a="http://schemas.openxmlformats.org/drawingml/2006/main">
+              <a:graphicData uri="http://schemas.openxmlformats.org/drawingml/2006/picture">
+                <pic:pic xmlns:pic="http://schemas.openxmlformats.org/drawingml/2006/picture">
+                  <pic:nvPicPr>
+                    <pic:cNvPr id="62" name="Picture 62"/>
+                    <pic:cNvPicPr/>
+                  </pic:nvPicPr>
+                  <pic:blipFill>
+                    <a:blip r:embed="rId17"/>
+                    <a:stretch>
+                      <a:fillRect/>
+                    </a:stretch>
+                  </pic:blipFill>
+                  <pic:spPr>
+                    <a:xfrm>
+                      <a:off x="0" y="0"/>
+                      <a:ext cx="5238356" cy="4257358"/>
+                    </a:xfrm>
+                    <a:prstGeom prst="rect">
+                      <a:avLst/>
+                    </a:prstGeom>
+                  </pic:spPr>
+                </pic:pic>
+              </a:graphicData>
+            </a:graphic>
+          </wp:inline>
+        </w:drawing>
+      </w:r>
+      <w:r>
+        <w:t xml:space="preserve"> </w:t>
+      </w:r>
+    </w:p>
     <w:sectPr>
-      <w:footerReference w:type="even" r:id="rId26"/>
-      <w:footerReference w:type="default" r:id="rId27"/>
-      <w:footerReference w:type="first" r:id="rId28"/>
+      <w:footerReference w:type="even" r:id="rId18"/>
+      <w:footerReference w:type="default" r:id="rId19"/>
+      <w:footerReference w:type="first" r:id="rId20"/>
       <w:pgSz w:w="12240" w:h="15840"/>
       <w:pgMar w:top="1440" w:right="1440" w:bottom="1440" w:left="1440" w:header="720" w:footer="720" w:gutter="0"/>
       <w:cols w:space="720"/>
@@ -1501,7 +2244,7 @@
 </file>
 
 <file path=word/endnotes.xml><?xml version="1.0" encoding="utf-8"?>
-<w:endnotes xmlns:wpc="http://schemas.microsoft.com/office/word/2010/wordprocessingCanvas" xmlns:cx="http://schemas.microsoft.com/office/drawing/2014/chartex" xmlns:cx1="http://schemas.microsoft.com/office/drawing/2015/9/8/chartex" xmlns:cx2="http://schemas.microsoft.com/office/drawing/2015/10/21/chartex" xmlns:cx3="http://schemas.microsoft.com/office/drawing/2016/5/9/chartex" xmlns:cx4="http://schemas.microsoft.com/office/drawing/2016/5/10/chartex" xmlns:cx5="http://schemas.microsoft.com/office/drawing/2016/5/11/chartex" xmlns:cx6="http://schemas.microsoft.com/office/drawing/2016/5/12/chartex" xmlns:cx7="http://schemas.microsoft.com/office/drawing/2016/5/13/chartex" xmlns:cx8="http://schemas.microsoft.com/office/drawing/2016/5/14/chartex" xmlns:mc="http://schemas.openxmlformats.org/markup-compatibility/2006" xmlns:aink="http://schemas.microsoft.com/office/drawing/2016/ink" xmlns:am3d="http://schemas.microsoft.com/office/drawing/2017/model3d" xmlns:o="urn:schemas-microsoft-com:office:office" xmlns:oel="http://schemas.microsoft.com/office/2019/extlst" xmlns:r="http://schemas.openxmlformats.org/officeDocument/2006/relationships" xmlns:m="http://schemas.openxmlformats.org/officeDocument/2006/math" xmlns:v="urn:schemas-microsoft-com:vml" xmlns:wp14="http://schemas.microsoft.com/office/word/2010/wordprocessingDrawing" xmlns:wp="http://schemas.openxmlformats.org/drawingml/2006/wordprocessingDrawing" xmlns:w10="urn:schemas-microsoft-com:office:word" xmlns:w="http://schemas.openxmlformats.org/wordprocessingml/2006/main" xmlns:w14="http://schemas.microsoft.com/office/word/2010/wordml" xmlns:w15="http://schemas.microsoft.com/office/word/2012/wordml" xmlns:w16cex="http://schemas.microsoft.com/office/word/2018/wordml/cex" xmlns:w16cid="http://schemas.microsoft.com/office/word/2016/wordml/cid" xmlns:w16="http://schemas.microsoft.com/office/word/2018/wordml" xmlns:w16du="http://schemas.microsoft.com/office/word/2023/wordml/word16du" xmlns:w16sdtdh="http://schemas.microsoft.com/office/word/2020/wordml/sdtdatahash" xmlns:w16sdtfl="http://schemas.microsoft.com/office/word/2024/wordml/sdtformatlock" xmlns:w16se="http://schemas.microsoft.com/office/word/2015/wordml/symex" xmlns:wpg="http://schemas.microsoft.com/office/word/2010/wordprocessingGroup" xmlns:wpi="http://schemas.microsoft.com/office/word/2010/wordprocessingInk" xmlns:wne="http://schemas.microsoft.com/office/word/2006/wordml" xmlns:wps="http://schemas.microsoft.com/office/word/2010/wordprocessingShape" mc:Ignorable="w14 w15 w16se w16cid w16 w16cex w16sdtdh w16sdtfl w16du wp14">
+<w:endnotes xmlns:wpc="http://schemas.microsoft.com/office/word/2010/wordprocessingCanvas" xmlns:cx="http://schemas.microsoft.com/office/drawing/2014/chartex" xmlns:cx1="http://schemas.microsoft.com/office/drawing/2015/9/8/chartex" xmlns:mc="http://schemas.openxmlformats.org/markup-compatibility/2006" xmlns:o="urn:schemas-microsoft-com:office:office" xmlns:r="http://schemas.openxmlformats.org/officeDocument/2006/relationships" xmlns:m="http://schemas.openxmlformats.org/officeDocument/2006/math" xmlns:v="urn:schemas-microsoft-com:vml" xmlns:wp14="http://schemas.microsoft.com/office/word/2010/wordprocessingDrawing" xmlns:wp="http://schemas.openxmlformats.org/drawingml/2006/wordprocessingDrawing" xmlns:w10="urn:schemas-microsoft-com:office:word" xmlns:w="http://schemas.openxmlformats.org/wordprocessingml/2006/main" xmlns:w14="http://schemas.microsoft.com/office/word/2010/wordml" xmlns:w15="http://schemas.microsoft.com/office/word/2012/wordml" xmlns:w16se="http://schemas.microsoft.com/office/word/2015/wordml/symex" xmlns:wpg="http://schemas.microsoft.com/office/word/2010/wordprocessingGroup" xmlns:wpi="http://schemas.microsoft.com/office/word/2010/wordprocessingInk" xmlns:wne="http://schemas.microsoft.com/office/word/2006/wordml" xmlns:wps="http://schemas.microsoft.com/office/word/2010/wordprocessingShape" mc:Ignorable="w14 w15 w16se wp14">
   <w:endnote w:type="separator" w:id="-1">
     <w:p>
       <w:pPr>
@@ -1526,7 +2269,7 @@
 </file>
 
 <file path=word/footer1.xml><?xml version="1.0" encoding="utf-8"?>
-<w:ftr xmlns:wpc="http://schemas.microsoft.com/office/word/2010/wordprocessingCanvas" xmlns:cx="http://schemas.microsoft.com/office/drawing/2014/chartex" xmlns:cx1="http://schemas.microsoft.com/office/drawing/2015/9/8/chartex" xmlns:cx2="http://schemas.microsoft.com/office/drawing/2015/10/21/chartex" xmlns:cx3="http://schemas.microsoft.com/office/drawing/2016/5/9/chartex" xmlns:cx4="http://schemas.microsoft.com/office/drawing/2016/5/10/chartex" xmlns:cx5="http://schemas.microsoft.com/office/drawing/2016/5/11/chartex" xmlns:cx6="http://schemas.microsoft.com/office/drawing/2016/5/12/chartex" xmlns:cx7="http://schemas.microsoft.com/office/drawing/2016/5/13/chartex" xmlns:cx8="http://schemas.microsoft.com/office/drawing/2016/5/14/chartex" xmlns:mc="http://schemas.openxmlformats.org/markup-compatibility/2006" xmlns:aink="http://schemas.microsoft.com/office/drawing/2016/ink" xmlns:am3d="http://schemas.microsoft.com/office/drawing/2017/model3d" xmlns:o="urn:schemas-microsoft-com:office:office" xmlns:oel="http://schemas.microsoft.com/office/2019/extlst" xmlns:r="http://schemas.openxmlformats.org/officeDocument/2006/relationships" xmlns:m="http://schemas.openxmlformats.org/officeDocument/2006/math" xmlns:v="urn:schemas-microsoft-com:vml" xmlns:wp14="http://schemas.microsoft.com/office/word/2010/wordprocessingDrawing" xmlns:wp="http://schemas.openxmlformats.org/drawingml/2006/wordprocessingDrawing" xmlns:w10="urn:schemas-microsoft-com:office:word" xmlns:w="http://schemas.openxmlformats.org/wordprocessingml/2006/main" xmlns:w14="http://schemas.microsoft.com/office/word/2010/wordml" xmlns:w15="http://schemas.microsoft.com/office/word/2012/wordml" xmlns:w16cex="http://schemas.microsoft.com/office/word/2018/wordml/cex" xmlns:w16cid="http://schemas.microsoft.com/office/word/2016/wordml/cid" xmlns:w16="http://schemas.microsoft.com/office/word/2018/wordml" xmlns:w16du="http://schemas.microsoft.com/office/word/2023/wordml/word16du" xmlns:w16sdtdh="http://schemas.microsoft.com/office/word/2020/wordml/sdtdatahash" xmlns:w16sdtfl="http://schemas.microsoft.com/office/word/2024/wordml/sdtformatlock" xmlns:w16se="http://schemas.microsoft.com/office/word/2015/wordml/symex" xmlns:wpg="http://schemas.microsoft.com/office/word/2010/wordprocessingGroup" xmlns:wpi="http://schemas.microsoft.com/office/word/2010/wordprocessingInk" xmlns:wne="http://schemas.microsoft.com/office/word/2006/wordml" xmlns:wps="http://schemas.microsoft.com/office/word/2010/wordprocessingShape" mc:Ignorable="w14 w15 w16se w16cid w16 w16cex w16sdtdh w16sdtfl w16du wp14">
+<w:ftr xmlns:wpc="http://schemas.microsoft.com/office/word/2010/wordprocessingCanvas" xmlns:cx="http://schemas.microsoft.com/office/drawing/2014/chartex" xmlns:cx1="http://schemas.microsoft.com/office/drawing/2015/9/8/chartex" xmlns:mc="http://schemas.openxmlformats.org/markup-compatibility/2006" xmlns:o="urn:schemas-microsoft-com:office:office" xmlns:r="http://schemas.openxmlformats.org/officeDocument/2006/relationships" xmlns:m="http://schemas.openxmlformats.org/officeDocument/2006/math" xmlns:v="urn:schemas-microsoft-com:vml" xmlns:wp14="http://schemas.microsoft.com/office/word/2010/wordprocessingDrawing" xmlns:wp="http://schemas.openxmlformats.org/drawingml/2006/wordprocessingDrawing" xmlns:w10="urn:schemas-microsoft-com:office:word" xmlns:w="http://schemas.openxmlformats.org/wordprocessingml/2006/main" xmlns:w14="http://schemas.microsoft.com/office/word/2010/wordml" xmlns:w15="http://schemas.microsoft.com/office/word/2012/wordml" xmlns:w16se="http://schemas.microsoft.com/office/word/2015/wordml/symex" xmlns:wpg="http://schemas.microsoft.com/office/word/2010/wordprocessingGroup" xmlns:wpi="http://schemas.microsoft.com/office/word/2010/wordprocessingInk" xmlns:wne="http://schemas.microsoft.com/office/word/2006/wordml" xmlns:wps="http://schemas.microsoft.com/office/word/2010/wordprocessingShape" mc:Ignorable="w14 w15 w16se wp14">
   <w:p>
     <w:pPr>
       <w:pStyle w:val="Footer"/>
@@ -1552,7 +2295,7 @@
               <wp:docPr id="1189448808" name="Text Box 2" descr="Internal">
                 <a:extLst xmlns:a="http://schemas.openxmlformats.org/drawingml/2006/main">
                   <a:ext uri="{5AE41FA2-C0FF-4470-9BD4-5FADCA87CBE2}">
-                    <aclsh:classification xmlns:aclsh="http://schemas.microsoft.com/office/drawing/2020/classificationShape" classificationOutcomeType="ftr"/>
+                    <aclsh:classification xmlns:aclsh="http://schemas.microsoft.com/office/drawing/2020/classificationShape" xmlns:w16sdtfl="http://schemas.microsoft.com/office/word/2024/wordml/sdtformatlock" xmlns:w16sdtdh="http://schemas.microsoft.com/office/word/2020/wordml/sdtdatahash" xmlns:w16du="http://schemas.microsoft.com/office/word/2023/wordml/word16du" xmlns:w16="http://schemas.microsoft.com/office/word/2018/wordml" xmlns:w16cid="http://schemas.microsoft.com/office/word/2016/wordml/cid" xmlns:w16cex="http://schemas.microsoft.com/office/word/2018/wordml/cex" xmlns:w="http://schemas.openxmlformats.org/wordprocessingml/2006/main" xmlns:w10="urn:schemas-microsoft-com:office:word" xmlns:v="urn:schemas-microsoft-com:vml" xmlns:oel="http://schemas.microsoft.com/office/2019/extlst" xmlns:o="urn:schemas-microsoft-com:office:office" xmlns:am3d="http://schemas.microsoft.com/office/drawing/2017/model3d" xmlns:aink="http://schemas.microsoft.com/office/drawing/2016/ink" xmlns:cx8="http://schemas.microsoft.com/office/drawing/2016/5/14/chartex" xmlns:cx7="http://schemas.microsoft.com/office/drawing/2016/5/13/chartex" xmlns:cx6="http://schemas.microsoft.com/office/drawing/2016/5/12/chartex" xmlns:cx5="http://schemas.microsoft.com/office/drawing/2016/5/11/chartex" xmlns:cx4="http://schemas.microsoft.com/office/drawing/2016/5/10/chartex" xmlns:cx3="http://schemas.microsoft.com/office/drawing/2016/5/9/chartex" xmlns:cx2="http://schemas.microsoft.com/office/drawing/2015/10/21/chartex" xmlns="" classificationOutcomeType="ftr"/>
                   </a:ext>
                 </a:extLst>
               </wp:docPr>
@@ -1618,7 +2361,7 @@
               <v:stroke joinstyle="miter"/>
               <v:path gradientshapeok="t" o:connecttype="rect"/>
             </v:shapetype>
-            <v:shape id="Text Box 2" o:spid="_x0000_s1026" type="#_x0000_t202" alt="Internal" style="position:absolute;margin-left:0;margin-top:0;width:25.4pt;height:26.3pt;z-index:251659264;visibility:visible;mso-wrap-style:none;mso-wrap-distance-left:0;mso-wrap-distance-top:0;mso-wrap-distance-right:0;mso-wrap-distance-bottom:0;mso-position-horizontal:center;mso-position-horizontal-relative:page;mso-position-vertical:bottom;mso-position-vertical-relative:page;v-text-anchor:bottom" o:gfxdata="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" filled="f" stroked="f">
+            <v:shape id="Text Box 2" o:spid="_x0000_s1040" type="#_x0000_t202" alt="Internal" style="position:absolute;margin-left:0;margin-top:0;width:25.4pt;height:26.3pt;z-index:251659264;visibility:visible;mso-wrap-style:none;mso-wrap-distance-left:0;mso-wrap-distance-top:0;mso-wrap-distance-right:0;mso-wrap-distance-bottom:0;mso-position-horizontal:center;mso-position-horizontal-relative:page;mso-position-vertical:bottom;mso-position-vertical-relative:page;v-text-anchor:bottom" o:gfxdata="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" filled="f" stroked="f">
               <v:textbox style="mso-fit-shape-to-text:t" inset="0,0,0,15pt">
                 <w:txbxContent>
                   <w:p>
@@ -1656,7 +2399,7 @@
 </file>
 
 <file path=word/footer2.xml><?xml version="1.0" encoding="utf-8"?>
-<w:ftr xmlns:wpc="http://schemas.microsoft.com/office/word/2010/wordprocessingCanvas" xmlns:cx="http://schemas.microsoft.com/office/drawing/2014/chartex" xmlns:cx1="http://schemas.microsoft.com/office/drawing/2015/9/8/chartex" xmlns:cx2="http://schemas.microsoft.com/office/drawing/2015/10/21/chartex" xmlns:cx3="http://schemas.microsoft.com/office/drawing/2016/5/9/chartex" xmlns:cx4="http://schemas.microsoft.com/office/drawing/2016/5/10/chartex" xmlns:cx5="http://schemas.microsoft.com/office/drawing/2016/5/11/chartex" xmlns:cx6="http://schemas.microsoft.com/office/drawing/2016/5/12/chartex" xmlns:cx7="http://schemas.microsoft.com/office/drawing/2016/5/13/chartex" xmlns:cx8="http://schemas.microsoft.com/office/drawing/2016/5/14/chartex" xmlns:mc="http://schemas.openxmlformats.org/markup-compatibility/2006" xmlns:aink="http://schemas.microsoft.com/office/drawing/2016/ink" xmlns:am3d="http://schemas.microsoft.com/office/drawing/2017/model3d" xmlns:o="urn:schemas-microsoft-com:office:office" xmlns:oel="http://schemas.microsoft.com/office/2019/extlst" xmlns:r="http://schemas.openxmlformats.org/officeDocument/2006/relationships" xmlns:m="http://schemas.openxmlformats.org/officeDocument/2006/math" xmlns:v="urn:schemas-microsoft-com:vml" xmlns:wp14="http://schemas.microsoft.com/office/word/2010/wordprocessingDrawing" xmlns:wp="http://schemas.openxmlformats.org/drawingml/2006/wordprocessingDrawing" xmlns:w10="urn:schemas-microsoft-com:office:word" xmlns:w="http://schemas.openxmlformats.org/wordprocessingml/2006/main" xmlns:w14="http://schemas.microsoft.com/office/word/2010/wordml" xmlns:w15="http://schemas.microsoft.com/office/word/2012/wordml" xmlns:w16cex="http://schemas.microsoft.com/office/word/2018/wordml/cex" xmlns:w16cid="http://schemas.microsoft.com/office/word/2016/wordml/cid" xmlns:w16="http://schemas.microsoft.com/office/word/2018/wordml" xmlns:w16du="http://schemas.microsoft.com/office/word/2023/wordml/word16du" xmlns:w16sdtdh="http://schemas.microsoft.com/office/word/2020/wordml/sdtdatahash" xmlns:w16sdtfl="http://schemas.microsoft.com/office/word/2024/wordml/sdtformatlock" xmlns:w16se="http://schemas.microsoft.com/office/word/2015/wordml/symex" xmlns:wpg="http://schemas.microsoft.com/office/word/2010/wordprocessingGroup" xmlns:wpi="http://schemas.microsoft.com/office/word/2010/wordprocessingInk" xmlns:wne="http://schemas.microsoft.com/office/word/2006/wordml" xmlns:wps="http://schemas.microsoft.com/office/word/2010/wordprocessingShape" mc:Ignorable="w14 w15 w16se w16cid w16 w16cex w16sdtdh w16sdtfl w16du wp14">
+<w:ftr xmlns:wpc="http://schemas.microsoft.com/office/word/2010/wordprocessingCanvas" xmlns:cx="http://schemas.microsoft.com/office/drawing/2014/chartex" xmlns:cx1="http://schemas.microsoft.com/office/drawing/2015/9/8/chartex" xmlns:mc="http://schemas.openxmlformats.org/markup-compatibility/2006" xmlns:o="urn:schemas-microsoft-com:office:office" xmlns:r="http://schemas.openxmlformats.org/officeDocument/2006/relationships" xmlns:m="http://schemas.openxmlformats.org/officeDocument/2006/math" xmlns:v="urn:schemas-microsoft-com:vml" xmlns:wp14="http://schemas.microsoft.com/office/word/2010/wordprocessingDrawing" xmlns:wp="http://schemas.openxmlformats.org/drawingml/2006/wordprocessingDrawing" xmlns:w10="urn:schemas-microsoft-com:office:word" xmlns:w="http://schemas.openxmlformats.org/wordprocessingml/2006/main" xmlns:w14="http://schemas.microsoft.com/office/word/2010/wordml" xmlns:w15="http://schemas.microsoft.com/office/word/2012/wordml" xmlns:w16se="http://schemas.microsoft.com/office/word/2015/wordml/symex" xmlns:wpg="http://schemas.microsoft.com/office/word/2010/wordprocessingGroup" xmlns:wpi="http://schemas.microsoft.com/office/word/2010/wordprocessingInk" xmlns:wne="http://schemas.microsoft.com/office/word/2006/wordml" xmlns:wps="http://schemas.microsoft.com/office/word/2010/wordprocessingShape" mc:Ignorable="w14 w15 w16se wp14">
   <w:p>
     <w:pPr>
       <w:pStyle w:val="Footer"/>
@@ -1682,7 +2425,7 @@
               <wp:docPr id="422312151" name="Text Box 3" descr="Internal">
                 <a:extLst xmlns:a="http://schemas.openxmlformats.org/drawingml/2006/main">
                   <a:ext uri="{5AE41FA2-C0FF-4470-9BD4-5FADCA87CBE2}">
-                    <aclsh:classification xmlns:aclsh="http://schemas.microsoft.com/office/drawing/2020/classificationShape" classificationOutcomeType="ftr"/>
+                    <aclsh:classification xmlns:aclsh="http://schemas.microsoft.com/office/drawing/2020/classificationShape" xmlns:w16sdtfl="http://schemas.microsoft.com/office/word/2024/wordml/sdtformatlock" xmlns:w16sdtdh="http://schemas.microsoft.com/office/word/2020/wordml/sdtdatahash" xmlns:w16du="http://schemas.microsoft.com/office/word/2023/wordml/word16du" xmlns:w16="http://schemas.microsoft.com/office/word/2018/wordml" xmlns:w16cid="http://schemas.microsoft.com/office/word/2016/wordml/cid" xmlns:w16cex="http://schemas.microsoft.com/office/word/2018/wordml/cex" xmlns:w="http://schemas.openxmlformats.org/wordprocessingml/2006/main" xmlns:w10="urn:schemas-microsoft-com:office:word" xmlns:v="urn:schemas-microsoft-com:vml" xmlns:oel="http://schemas.microsoft.com/office/2019/extlst" xmlns:o="urn:schemas-microsoft-com:office:office" xmlns:am3d="http://schemas.microsoft.com/office/drawing/2017/model3d" xmlns:aink="http://schemas.microsoft.com/office/drawing/2016/ink" xmlns:cx8="http://schemas.microsoft.com/office/drawing/2016/5/14/chartex" xmlns:cx7="http://schemas.microsoft.com/office/drawing/2016/5/13/chartex" xmlns:cx6="http://schemas.microsoft.com/office/drawing/2016/5/12/chartex" xmlns:cx5="http://schemas.microsoft.com/office/drawing/2016/5/11/chartex" xmlns:cx4="http://schemas.microsoft.com/office/drawing/2016/5/10/chartex" xmlns:cx3="http://schemas.microsoft.com/office/drawing/2016/5/9/chartex" xmlns:cx2="http://schemas.microsoft.com/office/drawing/2015/10/21/chartex" xmlns="" classificationOutcomeType="ftr"/>
                   </a:ext>
                 </a:extLst>
               </wp:docPr>
@@ -1748,7 +2491,7 @@
               <v:stroke joinstyle="miter"/>
               <v:path gradientshapeok="t" o:connecttype="rect"/>
             </v:shapetype>
-            <v:shape id="Text Box 3" o:spid="_x0000_s1027" type="#_x0000_t202" alt="Internal" style="position:absolute;margin-left:0;margin-top:0;width:25.4pt;height:26.3pt;z-index:251660288;visibility:visible;mso-wrap-style:none;mso-wrap-distance-left:0;mso-wrap-distance-top:0;mso-wrap-distance-right:0;mso-wrap-distance-bottom:0;mso-position-horizontal:center;mso-position-horizontal-relative:page;mso-position-vertical:bottom;mso-position-vertical-relative:page;v-text-anchor:bottom" o:gfxdata="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" filled="f" stroked="f">
+            <v:shape id="Text Box 3" o:spid="_x0000_s1041" type="#_x0000_t202" alt="Internal" style="position:absolute;margin-left:0;margin-top:0;width:25.4pt;height:26.3pt;z-index:251660288;visibility:visible;mso-wrap-style:none;mso-wrap-distance-left:0;mso-wrap-distance-top:0;mso-wrap-distance-right:0;mso-wrap-distance-bottom:0;mso-position-horizontal:center;mso-position-horizontal-relative:page;mso-position-vertical:bottom;mso-position-vertical-relative:page;v-text-anchor:bottom" o:gfxdata="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" filled="f" stroked="f">
               <v:textbox style="mso-fit-shape-to-text:t" inset="0,0,0,15pt">
                 <w:txbxContent>
                   <w:p>
@@ -1786,7 +2529,7 @@
 </file>
 
 <file path=word/footer3.xml><?xml version="1.0" encoding="utf-8"?>
-<w:ftr xmlns:wpc="http://schemas.microsoft.com/office/word/2010/wordprocessingCanvas" xmlns:cx="http://schemas.microsoft.com/office/drawing/2014/chartex" xmlns:cx1="http://schemas.microsoft.com/office/drawing/2015/9/8/chartex" xmlns:cx2="http://schemas.microsoft.com/office/drawing/2015/10/21/chartex" xmlns:cx3="http://schemas.microsoft.com/office/drawing/2016/5/9/chartex" xmlns:cx4="http://schemas.microsoft.com/office/drawing/2016/5/10/chartex" xmlns:cx5="http://schemas.microsoft.com/office/drawing/2016/5/11/chartex" xmlns:cx6="http://schemas.microsoft.com/office/drawing/2016/5/12/chartex" xmlns:cx7="http://schemas.microsoft.com/office/drawing/2016/5/13/chartex" xmlns:cx8="http://schemas.microsoft.com/office/drawing/2016/5/14/chartex" xmlns:mc="http://schemas.openxmlformats.org/markup-compatibility/2006" xmlns:aink="http://schemas.microsoft.com/office/drawing/2016/ink" xmlns:am3d="http://schemas.microsoft.com/office/drawing/2017/model3d" xmlns:o="urn:schemas-microsoft-com:office:office" xmlns:oel="http://schemas.microsoft.com/office/2019/extlst" xmlns:r="http://schemas.openxmlformats.org/officeDocument/2006/relationships" xmlns:m="http://schemas.openxmlformats.org/officeDocument/2006/math" xmlns:v="urn:schemas-microsoft-com:vml" xmlns:wp14="http://schemas.microsoft.com/office/word/2010/wordprocessingDrawing" xmlns:wp="http://schemas.openxmlformats.org/drawingml/2006/wordprocessingDrawing" xmlns:w10="urn:schemas-microsoft-com:office:word" xmlns:w="http://schemas.openxmlformats.org/wordprocessingml/2006/main" xmlns:w14="http://schemas.microsoft.com/office/word/2010/wordml" xmlns:w15="http://schemas.microsoft.com/office/word/2012/wordml" xmlns:w16cex="http://schemas.microsoft.com/office/word/2018/wordml/cex" xmlns:w16cid="http://schemas.microsoft.com/office/word/2016/wordml/cid" xmlns:w16="http://schemas.microsoft.com/office/word/2018/wordml" xmlns:w16du="http://schemas.microsoft.com/office/word/2023/wordml/word16du" xmlns:w16sdtdh="http://schemas.microsoft.com/office/word/2020/wordml/sdtdatahash" xmlns:w16sdtfl="http://schemas.microsoft.com/office/word/2024/wordml/sdtformatlock" xmlns:w16se="http://schemas.microsoft.com/office/word/2015/wordml/symex" xmlns:wpg="http://schemas.microsoft.com/office/word/2010/wordprocessingGroup" xmlns:wpi="http://schemas.microsoft.com/office/word/2010/wordprocessingInk" xmlns:wne="http://schemas.microsoft.com/office/word/2006/wordml" xmlns:wps="http://schemas.microsoft.com/office/word/2010/wordprocessingShape" mc:Ignorable="w14 w15 w16se w16cid w16 w16cex w16sdtdh w16sdtfl w16du wp14">
+<w:ftr xmlns:wpc="http://schemas.microsoft.com/office/word/2010/wordprocessingCanvas" xmlns:cx="http://schemas.microsoft.com/office/drawing/2014/chartex" xmlns:cx1="http://schemas.microsoft.com/office/drawing/2015/9/8/chartex" xmlns:mc="http://schemas.openxmlformats.org/markup-compatibility/2006" xmlns:o="urn:schemas-microsoft-com:office:office" xmlns:r="http://schemas.openxmlformats.org/officeDocument/2006/relationships" xmlns:m="http://schemas.openxmlformats.org/officeDocument/2006/math" xmlns:v="urn:schemas-microsoft-com:vml" xmlns:wp14="http://schemas.microsoft.com/office/word/2010/wordprocessingDrawing" xmlns:wp="http://schemas.openxmlformats.org/drawingml/2006/wordprocessingDrawing" xmlns:w10="urn:schemas-microsoft-com:office:word" xmlns:w="http://schemas.openxmlformats.org/wordprocessingml/2006/main" xmlns:w14="http://schemas.microsoft.com/office/word/2010/wordml" xmlns:w15="http://schemas.microsoft.com/office/word/2012/wordml" xmlns:w16se="http://schemas.microsoft.com/office/word/2015/wordml/symex" xmlns:wpg="http://schemas.microsoft.com/office/word/2010/wordprocessingGroup" xmlns:wpi="http://schemas.microsoft.com/office/word/2010/wordprocessingInk" xmlns:wne="http://schemas.microsoft.com/office/word/2006/wordml" xmlns:wps="http://schemas.microsoft.com/office/word/2010/wordprocessingShape" mc:Ignorable="w14 w15 w16se wp14">
   <w:p>
     <w:pPr>
       <w:pStyle w:val="Footer"/>
@@ -1812,7 +2555,7 @@
               <wp:docPr id="1430184674" name="Text Box 1" descr="Internal">
                 <a:extLst xmlns:a="http://schemas.openxmlformats.org/drawingml/2006/main">
                   <a:ext uri="{5AE41FA2-C0FF-4470-9BD4-5FADCA87CBE2}">
-                    <aclsh:classification xmlns:aclsh="http://schemas.microsoft.com/office/drawing/2020/classificationShape" classificationOutcomeType="ftr"/>
+                    <aclsh:classification xmlns:aclsh="http://schemas.microsoft.com/office/drawing/2020/classificationShape" xmlns:w16sdtfl="http://schemas.microsoft.com/office/word/2024/wordml/sdtformatlock" xmlns:w16sdtdh="http://schemas.microsoft.com/office/word/2020/wordml/sdtdatahash" xmlns:w16du="http://schemas.microsoft.com/office/word/2023/wordml/word16du" xmlns:w16="http://schemas.microsoft.com/office/word/2018/wordml" xmlns:w16cid="http://schemas.microsoft.com/office/word/2016/wordml/cid" xmlns:w16cex="http://schemas.microsoft.com/office/word/2018/wordml/cex" xmlns:w="http://schemas.openxmlformats.org/wordprocessingml/2006/main" xmlns:w10="urn:schemas-microsoft-com:office:word" xmlns:v="urn:schemas-microsoft-com:vml" xmlns:oel="http://schemas.microsoft.com/office/2019/extlst" xmlns:o="urn:schemas-microsoft-com:office:office" xmlns:am3d="http://schemas.microsoft.com/office/drawing/2017/model3d" xmlns:aink="http://schemas.microsoft.com/office/drawing/2016/ink" xmlns:cx8="http://schemas.microsoft.com/office/drawing/2016/5/14/chartex" xmlns:cx7="http://schemas.microsoft.com/office/drawing/2016/5/13/chartex" xmlns:cx6="http://schemas.microsoft.com/office/drawing/2016/5/12/chartex" xmlns:cx5="http://schemas.microsoft.com/office/drawing/2016/5/11/chartex" xmlns:cx4="http://schemas.microsoft.com/office/drawing/2016/5/10/chartex" xmlns:cx3="http://schemas.microsoft.com/office/drawing/2016/5/9/chartex" xmlns:cx2="http://schemas.microsoft.com/office/drawing/2015/10/21/chartex" xmlns="" classificationOutcomeType="ftr"/>
                   </a:ext>
                 </a:extLst>
               </wp:docPr>
@@ -1878,7 +2621,7 @@
               <v:stroke joinstyle="miter"/>
               <v:path gradientshapeok="t" o:connecttype="rect"/>
             </v:shapetype>
-            <v:shape id="Text Box 1" o:spid="_x0000_s1028" type="#_x0000_t202" alt="Internal" style="position:absolute;margin-left:0;margin-top:0;width:25.4pt;height:26.3pt;z-index:251658240;visibility:visible;mso-wrap-style:none;mso-wrap-distance-left:0;mso-wrap-distance-top:0;mso-wrap-distance-right:0;mso-wrap-distance-bottom:0;mso-position-horizontal:center;mso-position-horizontal-relative:page;mso-position-vertical:bottom;mso-position-vertical-relative:page;v-text-anchor:bottom" o:gfxdata="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" filled="f" stroked="f">
+            <v:shape id="Text Box 1" o:spid="_x0000_s1042" type="#_x0000_t202" alt="Internal" style="position:absolute;margin-left:0;margin-top:0;width:25.4pt;height:26.3pt;z-index:251658240;visibility:visible;mso-wrap-style:none;mso-wrap-distance-left:0;mso-wrap-distance-top:0;mso-wrap-distance-right:0;mso-wrap-distance-bottom:0;mso-position-horizontal:center;mso-position-horizontal-relative:page;mso-position-vertical:bottom;mso-position-vertical-relative:page;v-text-anchor:bottom" o:gfxdata="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" filled="f" stroked="f">
               <v:textbox style="mso-fit-shape-to-text:t" inset="0,0,0,15pt">
                 <w:txbxContent>
                   <w:p>
@@ -1916,7 +2659,7 @@
 </file>
 
 <file path=word/footnotes.xml><?xml version="1.0" encoding="utf-8"?>
-<w:footnotes xmlns:wpc="http://schemas.microsoft.com/office/word/2010/wordprocessingCanvas" xmlns:cx="http://schemas.microsoft.com/office/drawing/2014/chartex" xmlns:cx1="http://schemas.microsoft.com/office/drawing/2015/9/8/chartex" xmlns:cx2="http://schemas.microsoft.com/office/drawing/2015/10/21/chartex" xmlns:cx3="http://schemas.microsoft.com/office/drawing/2016/5/9/chartex" xmlns:cx4="http://schemas.microsoft.com/office/drawing/2016/5/10/chartex" xmlns:cx5="http://schemas.microsoft.com/office/drawing/2016/5/11/chartex" xmlns:cx6="http://schemas.microsoft.com/office/drawing/2016/5/12/chartex" xmlns:cx7="http://schemas.microsoft.com/office/drawing/2016/5/13/chartex" xmlns:cx8="http://schemas.microsoft.com/office/drawing/2016/5/14/chartex" xmlns:mc="http://schemas.openxmlformats.org/markup-compatibility/2006" xmlns:aink="http://schemas.microsoft.com/office/drawing/2016/ink" xmlns:am3d="http://schemas.microsoft.com/office/drawing/2017/model3d" xmlns:o="urn:schemas-microsoft-com:office:office" xmlns:oel="http://schemas.microsoft.com/office/2019/extlst" xmlns:r="http://schemas.openxmlformats.org/officeDocument/2006/relationships" xmlns:m="http://schemas.openxmlformats.org/officeDocument/2006/math" xmlns:v="urn:schemas-microsoft-com:vml" xmlns:wp14="http://schemas.microsoft.com/office/word/2010/wordprocessingDrawing" xmlns:wp="http://schemas.openxmlformats.org/drawingml/2006/wordprocessingDrawing" xmlns:w10="urn:schemas-microsoft-com:office:word" xmlns:w="http://schemas.openxmlformats.org/wordprocessingml/2006/main" xmlns:w14="http://schemas.microsoft.com/office/word/2010/wordml" xmlns:w15="http://schemas.microsoft.com/office/word/2012/wordml" xmlns:w16cex="http://schemas.microsoft.com/office/word/2018/wordml/cex" xmlns:w16cid="http://schemas.microsoft.com/office/word/2016/wordml/cid" xmlns:w16="http://schemas.microsoft.com/office/word/2018/wordml" xmlns:w16du="http://schemas.microsoft.com/office/word/2023/wordml/word16du" xmlns:w16sdtdh="http://schemas.microsoft.com/office/word/2020/wordml/sdtdatahash" xmlns:w16sdtfl="http://schemas.microsoft.com/office/word/2024/wordml/sdtformatlock" xmlns:w16se="http://schemas.microsoft.com/office/word/2015/wordml/symex" xmlns:wpg="http://schemas.microsoft.com/office/word/2010/wordprocessingGroup" xmlns:wpi="http://schemas.microsoft.com/office/word/2010/wordprocessingInk" xmlns:wne="http://schemas.microsoft.com/office/word/2006/wordml" xmlns:wps="http://schemas.microsoft.com/office/word/2010/wordprocessingShape" mc:Ignorable="w14 w15 w16se w16cid w16 w16cex w16sdtdh w16sdtfl w16du wp14">
+<w:footnotes xmlns:wpc="http://schemas.microsoft.com/office/word/2010/wordprocessingCanvas" xmlns:cx="http://schemas.microsoft.com/office/drawing/2014/chartex" xmlns:cx1="http://schemas.microsoft.com/office/drawing/2015/9/8/chartex" xmlns:mc="http://schemas.openxmlformats.org/markup-compatibility/2006" xmlns:o="urn:schemas-microsoft-com:office:office" xmlns:r="http://schemas.openxmlformats.org/officeDocument/2006/relationships" xmlns:m="http://schemas.openxmlformats.org/officeDocument/2006/math" xmlns:v="urn:schemas-microsoft-com:vml" xmlns:wp14="http://schemas.microsoft.com/office/word/2010/wordprocessingDrawing" xmlns:wp="http://schemas.openxmlformats.org/drawingml/2006/wordprocessingDrawing" xmlns:w10="urn:schemas-microsoft-com:office:word" xmlns:w="http://schemas.openxmlformats.org/wordprocessingml/2006/main" xmlns:w14="http://schemas.microsoft.com/office/word/2010/wordml" xmlns:w15="http://schemas.microsoft.com/office/word/2012/wordml" xmlns:w16se="http://schemas.microsoft.com/office/word/2015/wordml/symex" xmlns:wpg="http://schemas.microsoft.com/office/word/2010/wordprocessingGroup" xmlns:wpi="http://schemas.microsoft.com/office/word/2010/wordprocessingInk" xmlns:wne="http://schemas.microsoft.com/office/word/2006/wordml" xmlns:wps="http://schemas.microsoft.com/office/word/2010/wordprocessingShape" mc:Ignorable="w14 w15 w16se wp14">
   <w:footnote w:type="separator" w:id="-1">
     <w:p>
       <w:pPr>
@@ -1941,7 +2684,7 @@
 </file>
 
 <file path=word/numbering.xml><?xml version="1.0" encoding="utf-8"?>
-<w:numbering xmlns:wpc="http://schemas.microsoft.com/office/word/2010/wordprocessingCanvas" xmlns:cx="http://schemas.microsoft.com/office/drawing/2014/chartex" xmlns:cx1="http://schemas.microsoft.com/office/drawing/2015/9/8/chartex" xmlns:cx2="http://schemas.microsoft.com/office/drawing/2015/10/21/chartex" xmlns:cx3="http://schemas.microsoft.com/office/drawing/2016/5/9/chartex" xmlns:cx4="http://schemas.microsoft.com/office/drawing/2016/5/10/chartex" xmlns:cx5="http://schemas.microsoft.com/office/drawing/2016/5/11/chartex" xmlns:cx6="http://schemas.microsoft.com/office/drawing/2016/5/12/chartex" xmlns:cx7="http://schemas.microsoft.com/office/drawing/2016/5/13/chartex" xmlns:cx8="http://schemas.microsoft.com/office/drawing/2016/5/14/chartex" xmlns:mc="http://schemas.openxmlformats.org/markup-compatibility/2006" xmlns:aink="http://schemas.microsoft.com/office/drawing/2016/ink" xmlns:am3d="http://schemas.microsoft.com/office/drawing/2017/model3d" xmlns:o="urn:schemas-microsoft-com:office:office" xmlns:oel="http://schemas.microsoft.com/office/2019/extlst" xmlns:r="http://schemas.openxmlformats.org/officeDocument/2006/relationships" xmlns:m="http://schemas.openxmlformats.org/officeDocument/2006/math" xmlns:v="urn:schemas-microsoft-com:vml" xmlns:wp14="http://schemas.microsoft.com/office/word/2010/wordprocessingDrawing" xmlns:wp="http://schemas.openxmlformats.org/drawingml/2006/wordprocessingDrawing" xmlns:w10="urn:schemas-microsoft-com:office:word" xmlns:w="http://schemas.openxmlformats.org/wordprocessingml/2006/main" xmlns:w14="http://schemas.microsoft.com/office/word/2010/wordml" xmlns:w15="http://schemas.microsoft.com/office/word/2012/wordml" xmlns:w16cex="http://schemas.microsoft.com/office/word/2018/wordml/cex" xmlns:w16cid="http://schemas.microsoft.com/office/word/2016/wordml/cid" xmlns:w16="http://schemas.microsoft.com/office/word/2018/wordml" xmlns:w16du="http://schemas.microsoft.com/office/word/2023/wordml/word16du" xmlns:w16sdtdh="http://schemas.microsoft.com/office/word/2020/wordml/sdtdatahash" xmlns:w16sdtfl="http://schemas.microsoft.com/office/word/2024/wordml/sdtformatlock" xmlns:w16se="http://schemas.microsoft.com/office/word/2015/wordml/symex" xmlns:wpg="http://schemas.microsoft.com/office/word/2010/wordprocessingGroup" xmlns:wpi="http://schemas.microsoft.com/office/word/2010/wordprocessingInk" xmlns:wne="http://schemas.microsoft.com/office/word/2006/wordml" xmlns:wps="http://schemas.microsoft.com/office/word/2010/wordprocessingShape" mc:Ignorable="w14 w15 w16se w16cid w16 w16cex w16sdtdh w16sdtfl w16du wp14">
+<w:numbering xmlns:wpc="http://schemas.microsoft.com/office/word/2010/wordprocessingCanvas" xmlns:cx="http://schemas.microsoft.com/office/drawing/2014/chartex" xmlns:cx1="http://schemas.microsoft.com/office/drawing/2015/9/8/chartex" xmlns:mc="http://schemas.openxmlformats.org/markup-compatibility/2006" xmlns:o="urn:schemas-microsoft-com:office:office" xmlns:r="http://schemas.openxmlformats.org/officeDocument/2006/relationships" xmlns:m="http://schemas.openxmlformats.org/officeDocument/2006/math" xmlns:v="urn:schemas-microsoft-com:vml" xmlns:wp14="http://schemas.microsoft.com/office/word/2010/wordprocessingDrawing" xmlns:wp="http://schemas.openxmlformats.org/drawingml/2006/wordprocessingDrawing" xmlns:w10="urn:schemas-microsoft-com:office:word" xmlns:w="http://schemas.openxmlformats.org/wordprocessingml/2006/main" xmlns:w14="http://schemas.microsoft.com/office/word/2010/wordml" xmlns:w15="http://schemas.microsoft.com/office/word/2012/wordml" xmlns:w16se="http://schemas.microsoft.com/office/word/2015/wordml/symex" xmlns:wpg="http://schemas.microsoft.com/office/word/2010/wordprocessingGroup" xmlns:wpi="http://schemas.microsoft.com/office/word/2010/wordprocessingInk" xmlns:wne="http://schemas.microsoft.com/office/word/2006/wordml" xmlns:wps="http://schemas.microsoft.com/office/word/2010/wordprocessingShape" mc:Ignorable="w14 w15 w16se wp14">
   <w:abstractNum w:abstractNumId="0" w15:restartNumberingAfterBreak="0">
     <w:nsid w:val="2BC56931"/>
     <w:multiLevelType w:val="hybridMultilevel"/>
@@ -2120,17 +2863,17 @@
       </w:pPr>
     </w:lvl>
   </w:abstractNum>
-  <w:num w:numId="1" w16cid:durableId="476187458">
+  <w:num w:numId="1">
     <w:abstractNumId w:val="1"/>
   </w:num>
-  <w:num w:numId="2" w16cid:durableId="1669938674">
+  <w:num w:numId="2">
     <w:abstractNumId w:val="0"/>
   </w:num>
 </w:numbering>
 </file>
 
 <file path=word/styles.xml><?xml version="1.0" encoding="utf-8"?>
-<w:styles xmlns:mc="http://schemas.openxmlformats.org/markup-compatibility/2006" xmlns:r="http://schemas.openxmlformats.org/officeDocument/2006/relationships" xmlns:w="http://schemas.openxmlformats.org/wordprocessingml/2006/main" xmlns:w14="http://schemas.microsoft.com/office/word/2010/wordml" xmlns:w15="http://schemas.microsoft.com/office/word/2012/wordml" xmlns:w16cex="http://schemas.microsoft.com/office/word/2018/wordml/cex" xmlns:w16cid="http://schemas.microsoft.com/office/word/2016/wordml/cid" xmlns:w16="http://schemas.microsoft.com/office/word/2018/wordml" xmlns:w16du="http://schemas.microsoft.com/office/word/2023/wordml/word16du" xmlns:w16sdtdh="http://schemas.microsoft.com/office/word/2020/wordml/sdtdatahash" xmlns:w16sdtfl="http://schemas.microsoft.com/office/word/2024/wordml/sdtformatlock" xmlns:w16se="http://schemas.microsoft.com/office/word/2015/wordml/symex" mc:Ignorable="w14 w15 w16se w16cid w16 w16cex w16sdtdh w16sdtfl w16du">
+<w:styles xmlns:mc="http://schemas.openxmlformats.org/markup-compatibility/2006" xmlns:r="http://schemas.openxmlformats.org/officeDocument/2006/relationships" xmlns:w="http://schemas.openxmlformats.org/wordprocessingml/2006/main" xmlns:w14="http://schemas.microsoft.com/office/word/2010/wordml" xmlns:w15="http://schemas.microsoft.com/office/word/2012/wordml" xmlns:w16se="http://schemas.microsoft.com/office/word/2015/wordml/symex" mc:Ignorable="w14 w15 w16se">
   <w:docDefaults>
     <w:rPrDefault>
       <w:rPr>
@@ -2148,7 +2891,7 @@
       </w:pPr>
     </w:pPrDefault>
   </w:docDefaults>
-  <w:latentStyles w:defLockedState="0" w:defUIPriority="99" w:defSemiHidden="0" w:defUnhideWhenUsed="0" w:defQFormat="0" w:count="376">
+  <w:latentStyles w:defLockedState="0" w:defUIPriority="99" w:defSemiHidden="0" w:defUnhideWhenUsed="0" w:defQFormat="0" w:count="371">
     <w:lsdException w:name="Normal" w:uiPriority="0" w:qFormat="1"/>
     <w:lsdException w:name="heading 1" w:uiPriority="9" w:qFormat="1"/>
     <w:lsdException w:name="heading 2" w:semiHidden="1" w:uiPriority="9" w:unhideWhenUsed="1" w:qFormat="1"/>
@@ -2520,11 +3263,6 @@
     <w:lsdException w:name="List Table 5 Dark Accent 6" w:uiPriority="50"/>
     <w:lsdException w:name="List Table 6 Colorful Accent 6" w:uiPriority="51"/>
     <w:lsdException w:name="List Table 7 Colorful Accent 6" w:uiPriority="52"/>
-    <w:lsdException w:name="Mention" w:semiHidden="1" w:unhideWhenUsed="1"/>
-    <w:lsdException w:name="Smart Hyperlink" w:semiHidden="1" w:unhideWhenUsed="1"/>
-    <w:lsdException w:name="Hashtag" w:semiHidden="1" w:unhideWhenUsed="1"/>
-    <w:lsdException w:name="Unresolved Mention" w:semiHidden="1" w:unhideWhenUsed="1"/>
-    <w:lsdException w:name="Smart Link" w:semiHidden="1" w:unhideWhenUsed="1"/>
   </w:latentStyles>
   <w:style w:type="paragraph" w:default="1" w:styleId="Normal">
     <w:name w:val="Normal"/>
@@ -2732,6 +3470,7 @@
   <w:style w:type="character" w:default="1" w:styleId="DefaultParagraphFont">
     <w:name w:val="Default Paragraph Font"/>
     <w:uiPriority w:val="1"/>
+    <w:semiHidden/>
     <w:unhideWhenUsed/>
   </w:style>
   <w:style w:type="table" w:default="1" w:styleId="TableNormal">
@@ -3096,7 +3835,7 @@
     <w:uiPriority w:val="99"/>
     <w:rsid w:val="00264F6C"/>
   </w:style>
-  <w:style w:type="character" w:styleId="UnresolvedMention">
+  <w:style w:type="character" w:customStyle="1" w:styleId="UnresolvedMention">
     <w:name w:val="Unresolved Mention"/>
     <w:basedOn w:val="DefaultParagraphFont"/>
     <w:uiPriority w:val="99"/>
